--- a/frontend/week1/S2 - BEFORE- Design Principles.docx
+++ b/frontend/week1/S2 - BEFORE- Design Principles.docx
@@ -1,6 +1,6 @@
 
 <file path=word/document.xml><?xml version="1.0" encoding="utf-8"?>
-<w:document xmlns:wpc="http://schemas.microsoft.com/office/word/2010/wordprocessingCanvas" xmlns:cx="http://schemas.microsoft.com/office/drawing/2014/chartex" xmlns:cx1="http://schemas.microsoft.com/office/drawing/2015/9/8/chartex" xmlns:cx2="http://schemas.microsoft.com/office/drawing/2015/10/21/chartex" xmlns:cx3="http://schemas.microsoft.com/office/drawing/2016/5/9/chartex" xmlns:cx4="http://schemas.microsoft.com/office/drawing/2016/5/10/chartex" xmlns:cx5="http://schemas.microsoft.com/office/drawing/2016/5/11/chartex" xmlns:cx6="http://schemas.microsoft.com/office/drawing/2016/5/12/chartex" xmlns:cx7="http://schemas.microsoft.com/office/drawing/2016/5/13/chartex" xmlns:cx8="http://schemas.microsoft.com/office/drawing/2016/5/14/chartex" xmlns:mc="http://schemas.openxmlformats.org/markup-compatibility/2006" xmlns:aink="http://schemas.microsoft.com/office/drawing/2016/ink" xmlns:am3d="http://schemas.microsoft.com/office/drawing/2017/model3d" xmlns:o="urn:schemas-microsoft-com:office:office" xmlns:r="http://schemas.openxmlformats.org/officeDocument/2006/relationships" xmlns:m="http://schemas.openxmlformats.org/officeDocument/2006/math" xmlns:v="urn:schemas-microsoft-com:vml" xmlns:wp14="http://schemas.microsoft.com/office/word/2010/wordprocessingDrawing" xmlns:wp="http://schemas.openxmlformats.org/drawingml/2006/wordprocessingDrawing" xmlns:w10="urn:schemas-microsoft-com:office:word" xmlns:w="http://schemas.openxmlformats.org/wordprocessingml/2006/main" xmlns:w14="http://schemas.microsoft.com/office/word/2010/wordml" xmlns:w15="http://schemas.microsoft.com/office/word/2012/wordml" xmlns:w16cex="http://schemas.microsoft.com/office/word/2018/wordml/cex" xmlns:w16cid="http://schemas.microsoft.com/office/word/2016/wordml/cid" xmlns:w16="http://schemas.microsoft.com/office/word/2018/wordml" xmlns:w16sdtdh="http://schemas.microsoft.com/office/word/2020/wordml/sdtdatahash" xmlns:w16se="http://schemas.microsoft.com/office/word/2015/wordml/symex" xmlns:wpg="http://schemas.microsoft.com/office/word/2010/wordprocessingGroup" xmlns:wpi="http://schemas.microsoft.com/office/word/2010/wordprocessingInk" xmlns:wne="http://schemas.microsoft.com/office/word/2006/wordml" xmlns:wps="http://schemas.microsoft.com/office/word/2010/wordprocessingShape" mc:Ignorable="w14 w15 w16se w16cid w16 w16cex w16sdtdh wp14">
+<w:document xmlns:wpc="http://schemas.microsoft.com/office/word/2010/wordprocessingCanvas" xmlns:cx="http://schemas.microsoft.com/office/drawing/2014/chartex" xmlns:cx1="http://schemas.microsoft.com/office/drawing/2015/9/8/chartex" xmlns:cx2="http://schemas.microsoft.com/office/drawing/2015/10/21/chartex" xmlns:cx3="http://schemas.microsoft.com/office/drawing/2016/5/9/chartex" xmlns:cx4="http://schemas.microsoft.com/office/drawing/2016/5/10/chartex" xmlns:cx5="http://schemas.microsoft.com/office/drawing/2016/5/11/chartex" xmlns:cx6="http://schemas.microsoft.com/office/drawing/2016/5/12/chartex" xmlns:cx7="http://schemas.microsoft.com/office/drawing/2016/5/13/chartex" xmlns:cx8="http://schemas.microsoft.com/office/drawing/2016/5/14/chartex" xmlns:mc="http://schemas.openxmlformats.org/markup-compatibility/2006" xmlns:aink="http://schemas.microsoft.com/office/drawing/2016/ink" xmlns:am3d="http://schemas.microsoft.com/office/drawing/2017/model3d" xmlns:o="urn:schemas-microsoft-com:office:office" xmlns:oel="http://schemas.microsoft.com/office/2019/extlst" xmlns:r="http://schemas.openxmlformats.org/officeDocument/2006/relationships" xmlns:m="http://schemas.openxmlformats.org/officeDocument/2006/math" xmlns:v="urn:schemas-microsoft-com:vml" xmlns:wp14="http://schemas.microsoft.com/office/word/2010/wordprocessingDrawing" xmlns:wp="http://schemas.openxmlformats.org/drawingml/2006/wordprocessingDrawing" xmlns:w10="urn:schemas-microsoft-com:office:word" xmlns:w="http://schemas.openxmlformats.org/wordprocessingml/2006/main" xmlns:w14="http://schemas.microsoft.com/office/word/2010/wordml" xmlns:w15="http://schemas.microsoft.com/office/word/2012/wordml" xmlns:w16cex="http://schemas.microsoft.com/office/word/2018/wordml/cex" xmlns:w16cid="http://schemas.microsoft.com/office/word/2016/wordml/cid" xmlns:w16="http://schemas.microsoft.com/office/word/2018/wordml" xmlns:w16du="http://schemas.microsoft.com/office/word/2023/wordml/word16du" xmlns:w16sdtdh="http://schemas.microsoft.com/office/word/2020/wordml/sdtdatahash" xmlns:w16sdtfl="http://schemas.microsoft.com/office/word/2024/wordml/sdtformatlock" xmlns:w16se="http://schemas.microsoft.com/office/word/2015/wordml/symex" xmlns:wpg="http://schemas.microsoft.com/office/word/2010/wordprocessingGroup" xmlns:wpi="http://schemas.microsoft.com/office/word/2010/wordprocessingInk" xmlns:wne="http://schemas.microsoft.com/office/word/2006/wordml" xmlns:wps="http://schemas.microsoft.com/office/word/2010/wordprocessingShape" mc:Ignorable="w14 w15 w16se w16cid w16 w16cex w16sdtdh w16sdtfl w16du wp14">
   <w:body>
     <w:p>
       <w:pPr>
@@ -16,7 +16,7 @@
           <w:rFonts w:asciiTheme="majorHAnsi" w:hAnsiTheme="majorHAnsi" w:cstheme="majorHAnsi"/>
         </w:rPr>
       </w:pPr>
-      <w:bookmarkStart w:name="_heading=h.gjdgxs" w:colFirst="0" w:colLast="0" w:id="0"/>
+      <w:bookmarkStart w:id="0" w:name="_heading=h.gjdgxs" w:colFirst="0" w:colLast="0"/>
       <w:bookmarkEnd w:id="0"/>
     </w:p>
     <w:p>
@@ -27,9 +27,9 @@
           <w:rFonts w:asciiTheme="majorHAnsi" w:hAnsiTheme="majorHAnsi" w:cstheme="majorHAnsi"/>
         </w:rPr>
       </w:pPr>
-      <w:bookmarkStart w:name="_Hlk172759242" w:id="1"/>
-      <w:bookmarkStart w:name="_heading=h.30j0zll" w:colFirst="0" w:colLast="0" w:id="2"/>
-      <w:bookmarkEnd w:id="2"/>
+      <w:bookmarkStart w:id="1" w:name="_heading=h.30j0zll" w:colFirst="0" w:colLast="0"/>
+      <w:bookmarkStart w:id="2" w:name="_Hlk172759242"/>
+      <w:bookmarkEnd w:id="1"/>
       <w:r>
         <w:rPr>
           <w:rFonts w:asciiTheme="majorHAnsi" w:hAnsiTheme="majorHAnsi" w:cstheme="majorHAnsi"/>
@@ -41,21 +41,15 @@
         <w:rPr>
           <w:rFonts w:asciiTheme="majorHAnsi" w:hAnsiTheme="majorHAnsi" w:cstheme="majorHAnsi"/>
         </w:rPr>
-        <w:t xml:space="preserve"> </w:t>
-      </w:r>
-      <w:r>
-        <w:rPr>
-          <w:rFonts w:asciiTheme="majorHAnsi" w:hAnsiTheme="majorHAnsi" w:cstheme="majorHAnsi"/>
-        </w:rPr>
-        <w:t>SELF STUDY</w:t>
+        <w:t xml:space="preserve"> SELF STUDY</w:t>
       </w:r>
     </w:p>
-    <w:bookmarkEnd w:id="1"/>
+    <w:bookmarkEnd w:id="2"/>
     <w:p>
       <w:pPr>
         <w:jc w:val="center"/>
         <w:rPr>
-          <w:rFonts w:eastAsia="Calibri" w:asciiTheme="majorHAnsi" w:hAnsiTheme="majorHAnsi" w:cstheme="majorHAnsi"/>
+          <w:rFonts w:asciiTheme="majorHAnsi" w:eastAsia="Calibri" w:hAnsiTheme="majorHAnsi" w:cstheme="majorHAnsi"/>
           <w:i/>
           <w:iCs/>
           <w:sz w:val="48"/>
@@ -64,7 +58,7 @@
       </w:pPr>
       <w:r>
         <w:rPr>
-          <w:rFonts w:eastAsia="Calibri" w:asciiTheme="majorHAnsi" w:hAnsiTheme="majorHAnsi" w:cstheme="majorHAnsi"/>
+          <w:rFonts w:asciiTheme="majorHAnsi" w:eastAsia="Calibri" w:hAnsiTheme="majorHAnsi" w:cstheme="majorHAnsi"/>
           <w:i/>
           <w:iCs/>
           <w:sz w:val="48"/>
@@ -83,25 +77,25 @@
         </w:rPr>
       </w:pPr>
     </w:p>
-    <w:p w14:noSpellErr="1">
+    <w:p>
       <w:pPr>
         <w:pStyle w:val="Heading2"/>
         <w:ind w:left="-284"/>
         <w:rPr>
-          <w:rFonts w:ascii="Calibri" w:hAnsi="Calibri" w:eastAsia="Calibri" w:cs="Calibri" w:asciiTheme="majorAscii" w:hAnsiTheme="majorAscii" w:cstheme="majorAscii"/>
-          <w:b w:val="1"/>
-          <w:bCs w:val="1"/>
-          <w:i w:val="1"/>
-          <w:iCs w:val="1"/>
+          <w:rFonts w:asciiTheme="majorHAnsi" w:eastAsia="Calibri" w:hAnsiTheme="majorHAnsi" w:cstheme="majorBidi"/>
+          <w:b/>
+          <w:bCs/>
+          <w:i/>
+          <w:iCs/>
           <w:lang w:val="en-US"/>
         </w:rPr>
       </w:pPr>
       <w:r>
         <w:rPr>
-          <w:rFonts w:ascii="Calibri" w:hAnsi="Calibri" w:cs="Calibri" w:asciiTheme="majorAscii" w:hAnsiTheme="majorAscii" w:cstheme="majorAscii"/>
-          <w:b w:val="1"/>
-          <w:bCs w:val="1"/>
-          <w:color w:val="000000" w:themeColor="text1" w:themeTint="FF" w:themeShade="FF"/>
+          <w:rFonts w:asciiTheme="majorHAnsi" w:hAnsiTheme="majorHAnsi" w:cstheme="majorBidi"/>
+          <w:b/>
+          <w:bCs/>
+          <w:color w:val="000000" w:themeColor="text1"/>
           <w:sz w:val="24"/>
           <w:szCs w:val="24"/>
           <w:lang w:val="en-US"/>
@@ -110,10 +104,10 @@
       </w:r>
       <w:r>
         <w:rPr>
-          <w:rFonts w:ascii="Calibri" w:hAnsi="Calibri" w:cs="Calibri" w:asciiTheme="majorAscii" w:hAnsiTheme="majorAscii" w:cstheme="majorAscii"/>
-          <w:b w:val="1"/>
-          <w:bCs w:val="1"/>
-          <w:color w:val="000000" w:themeColor="text1" w:themeTint="FF" w:themeShade="FF"/>
+          <w:rFonts w:asciiTheme="majorHAnsi" w:hAnsiTheme="majorHAnsi" w:cstheme="majorBidi"/>
+          <w:b/>
+          <w:bCs/>
+          <w:color w:val="000000" w:themeColor="text1"/>
           <w:sz w:val="24"/>
           <w:szCs w:val="24"/>
           <w:lang w:val="en-US"/>
@@ -122,10 +116,10 @@
       </w:r>
       <w:r>
         <w:rPr>
-          <w:rFonts w:ascii="Calibri" w:hAnsi="Calibri" w:cs="Calibri" w:asciiTheme="majorAscii" w:hAnsiTheme="majorAscii" w:cstheme="majorAscii"/>
-          <w:b w:val="1"/>
-          <w:bCs w:val="1"/>
-          <w:color w:val="000000" w:themeColor="text1" w:themeTint="FF" w:themeShade="FF"/>
+          <w:rFonts w:asciiTheme="majorHAnsi" w:hAnsiTheme="majorHAnsi" w:cstheme="majorBidi"/>
+          <w:b/>
+          <w:bCs/>
+          <w:color w:val="000000" w:themeColor="text1"/>
           <w:sz w:val="24"/>
           <w:szCs w:val="24"/>
           <w:lang w:val="en-US"/>
@@ -170,7 +164,7 @@
           <w:szCs w:val="24"/>
         </w:rPr>
       </w:pPr>
-      <w:hyperlink w:history="1" r:id="rId8">
+      <w:hyperlink r:id="rId11" w:history="1">
         <w:r>
           <w:rPr>
             <w:rStyle w:val="Hyperlink"/>
@@ -219,7 +213,7 @@
           <w:szCs w:val="24"/>
         </w:rPr>
       </w:pPr>
-      <w:hyperlink w:history="1" r:id="rId9">
+      <w:hyperlink r:id="rId12" w:history="1">
         <w:r>
           <w:rPr>
             <w:rStyle w:val="Hyperlink"/>
@@ -268,7 +262,7 @@
           <w:szCs w:val="24"/>
         </w:rPr>
       </w:pPr>
-      <w:hyperlink w:history="1" r:id="rId10">
+      <w:hyperlink r:id="rId13" w:history="1">
         <w:r>
           <w:rPr>
             <w:rStyle w:val="Hyperlink"/>
@@ -314,7 +308,7 @@
         <w:pStyle w:val="Heading2"/>
         <w:ind w:left="-284"/>
         <w:rPr>
-          <w:rFonts w:eastAsia="Calibri" w:asciiTheme="majorHAnsi" w:hAnsiTheme="majorHAnsi" w:cstheme="majorHAnsi"/>
+          <w:rFonts w:asciiTheme="majorHAnsi" w:eastAsia="Calibri" w:hAnsiTheme="majorHAnsi" w:cstheme="majorHAnsi"/>
           <w:b/>
           <w:bCs/>
           <w:i/>
@@ -368,13 +362,7 @@
         <w:rPr>
           <w:rFonts w:asciiTheme="majorHAnsi" w:hAnsiTheme="majorHAnsi" w:cstheme="majorHAnsi"/>
         </w:rPr>
-        <w:t xml:space="preserve"> </w:t>
-      </w:r>
-      <w:r>
-        <w:rPr>
-          <w:rFonts w:asciiTheme="majorHAnsi" w:hAnsiTheme="majorHAnsi" w:cstheme="majorHAnsi"/>
-        </w:rPr>
-        <w:t xml:space="preserve">What happens if a design lacks </w:t>
+        <w:t xml:space="preserve"> What happens if a design lacks </w:t>
       </w:r>
       <w:r>
         <w:rPr>
@@ -420,7 +408,7 @@
         <w:rPr>
           <w:rFonts w:asciiTheme="majorHAnsi" w:hAnsiTheme="majorHAnsi" w:cstheme="majorHAnsi"/>
         </w:rPr>
-        <w:t xml:space="preserve"> </w:t>
+        <w:t>If the design lacks balance, it will appear heavy on one side, looks uneven and can be very distracting for the viewers and make the overall appeal of the design messy and unappealing.</w:t>
       </w:r>
     </w:p>
     <w:p>
@@ -429,6 +417,13 @@
           <w:rFonts w:asciiTheme="majorHAnsi" w:hAnsiTheme="majorHAnsi" w:cstheme="majorHAnsi"/>
         </w:rPr>
       </w:pPr>
+    </w:p>
+    <w:p>
+      <w:pPr>
+        <w:rPr>
+          <w:rFonts w:asciiTheme="majorHAnsi" w:hAnsiTheme="majorHAnsi" w:cstheme="majorHAnsi"/>
+        </w:rPr>
+      </w:pPr>
       <w:r>
         <w:rPr>
           <w:rFonts w:asciiTheme="majorHAnsi" w:hAnsiTheme="majorHAnsi" w:cstheme="majorHAnsi"/>
@@ -441,13 +436,7 @@
         <w:rPr>
           <w:rFonts w:asciiTheme="majorHAnsi" w:hAnsiTheme="majorHAnsi" w:cstheme="majorHAnsi"/>
         </w:rPr>
-        <w:t xml:space="preserve"> </w:t>
-      </w:r>
-      <w:r>
-        <w:rPr>
-          <w:rFonts w:asciiTheme="majorHAnsi" w:hAnsiTheme="majorHAnsi" w:cstheme="majorHAnsi"/>
-        </w:rPr>
-        <w:t xml:space="preserve">Why is </w:t>
+        <w:t xml:space="preserve"> Why is </w:t>
       </w:r>
       <w:r>
         <w:rPr>
@@ -489,6 +478,19 @@
           <w:rFonts w:asciiTheme="majorHAnsi" w:hAnsiTheme="majorHAnsi" w:cstheme="majorHAnsi"/>
         </w:rPr>
       </w:pPr>
+      <w:r>
+        <w:rPr>
+          <w:rFonts w:asciiTheme="majorHAnsi" w:hAnsiTheme="majorHAnsi" w:cstheme="majorHAnsi"/>
+        </w:rPr>
+        <w:t>Contrast is important because it helps highlight the key elements and make them standout, it allows viewers to easily see the different between text, image and make it easier for viewer to read.</w:t>
+      </w:r>
+    </w:p>
+    <w:p>
+      <w:pPr>
+        <w:rPr>
+          <w:rFonts w:asciiTheme="majorHAnsi" w:hAnsiTheme="majorHAnsi" w:cstheme="majorHAnsi"/>
+        </w:rPr>
+      </w:pPr>
     </w:p>
     <w:p>
       <w:pPr>
@@ -572,67 +574,86 @@
           <w:rFonts w:asciiTheme="majorHAnsi" w:hAnsiTheme="majorHAnsi" w:cstheme="majorHAnsi"/>
         </w:rPr>
       </w:pPr>
+      <w:r>
+        <w:rPr>
+          <w:rFonts w:asciiTheme="majorHAnsi" w:hAnsiTheme="majorHAnsi" w:cstheme="majorHAnsi"/>
+        </w:rPr>
+        <w:t xml:space="preserve">Repetition help create consistency and by reusing shapes, colors and fonts that will create patterns. This </w:t>
+      </w:r>
+      <w:r>
+        <w:rPr>
+          <w:rFonts w:asciiTheme="majorHAnsi" w:hAnsiTheme="majorHAnsi" w:cstheme="majorHAnsi"/>
+        </w:rPr>
+        <w:t>makes</w:t>
+      </w:r>
+      <w:r>
+        <w:rPr>
+          <w:rFonts w:asciiTheme="majorHAnsi" w:hAnsiTheme="majorHAnsi" w:cstheme="majorHAnsi"/>
+        </w:rPr>
+        <w:t xml:space="preserve"> the design look </w:t>
+      </w:r>
+      <w:r>
+        <w:rPr>
+          <w:rFonts w:asciiTheme="majorHAnsi" w:hAnsiTheme="majorHAnsi" w:cstheme="majorHAnsi"/>
+        </w:rPr>
+        <w:t>organized and professional.</w:t>
+      </w:r>
+      <w:r>
+        <w:rPr>
+          <w:rFonts w:asciiTheme="majorHAnsi" w:hAnsiTheme="majorHAnsi" w:cstheme="majorHAnsi"/>
+        </w:rPr>
+        <w:t xml:space="preserve"> </w:t>
+      </w:r>
     </w:p>
-    <w:p w14:noSpellErr="1">
-      <w:pPr>
-        <w:rPr>
-          <w:rFonts w:ascii="Calibri" w:hAnsi="Calibri" w:cs="Calibri" w:asciiTheme="majorAscii" w:hAnsiTheme="majorAscii" w:cstheme="majorAscii"/>
+    <w:p>
+      <w:pPr>
+        <w:rPr>
+          <w:rFonts w:asciiTheme="majorHAnsi" w:hAnsiTheme="majorHAnsi" w:cstheme="majorHAnsi"/>
+        </w:rPr>
+      </w:pPr>
+    </w:p>
+    <w:p>
+      <w:pPr>
+        <w:rPr>
+          <w:rFonts w:asciiTheme="majorHAnsi" w:hAnsiTheme="majorHAnsi" w:cstheme="majorBidi"/>
           <w:lang w:val="en-US"/>
         </w:rPr>
       </w:pPr>
       <w:r>
         <w:rPr>
-          <w:rFonts w:ascii="Calibri" w:hAnsi="Calibri" w:cs="Calibri" w:asciiTheme="majorAscii" w:hAnsiTheme="majorAscii" w:cstheme="majorAscii"/>
-          <w:b w:val="1"/>
-          <w:bCs w:val="1"/>
+          <w:rFonts w:asciiTheme="majorHAnsi" w:hAnsiTheme="majorHAnsi" w:cstheme="majorBidi"/>
+          <w:b/>
+          <w:bCs/>
           <w:lang w:val="en-US"/>
         </w:rPr>
-        <w:t>Q</w:t>
-      </w:r>
-      <w:r>
-        <w:rPr>
-          <w:rFonts w:ascii="Calibri" w:hAnsi="Calibri" w:cs="Calibri" w:asciiTheme="majorAscii" w:hAnsiTheme="majorAscii" w:cstheme="majorAscii"/>
-          <w:b w:val="1"/>
-          <w:bCs w:val="1"/>
+        <w:t>Q4 -</w:t>
+      </w:r>
+      <w:r>
+        <w:rPr>
+          <w:rFonts w:asciiTheme="majorHAnsi" w:hAnsiTheme="majorHAnsi" w:cstheme="majorBidi"/>
           <w:lang w:val="en-US"/>
         </w:rPr>
-        <w:t>4</w:t>
-      </w:r>
-      <w:r>
-        <w:rPr>
-          <w:rFonts w:ascii="Calibri" w:hAnsi="Calibri" w:cs="Calibri" w:asciiTheme="majorAscii" w:hAnsiTheme="majorAscii" w:cstheme="majorAscii"/>
-          <w:b w:val="1"/>
-          <w:bCs w:val="1"/>
+        <w:t xml:space="preserve"> </w:t>
+      </w:r>
+      <w:r>
+        <w:rPr>
+          <w:rFonts w:asciiTheme="majorHAnsi" w:hAnsiTheme="majorHAnsi" w:cstheme="majorBidi"/>
           <w:lang w:val="en-US"/>
         </w:rPr>
-        <w:t xml:space="preserve"> -</w:t>
-      </w:r>
-      <w:r>
-        <w:rPr>
-          <w:rFonts w:ascii="Calibri" w:hAnsi="Calibri" w:cs="Calibri" w:asciiTheme="majorAscii" w:hAnsiTheme="majorAscii" w:cstheme="majorAscii"/>
+        <w:t xml:space="preserve">Why is </w:t>
+      </w:r>
+      <w:r>
+        <w:rPr>
+          <w:rFonts w:asciiTheme="majorHAnsi" w:hAnsiTheme="majorHAnsi" w:cstheme="majorBidi"/>
+          <w:b/>
+          <w:bCs/>
           <w:lang w:val="en-US"/>
         </w:rPr>
-        <w:t xml:space="preserve"> </w:t>
-      </w:r>
-      <w:r>
-        <w:rPr>
-          <w:rFonts w:ascii="Calibri" w:hAnsi="Calibri" w:cs="Calibri" w:asciiTheme="majorAscii" w:hAnsiTheme="majorAscii" w:cstheme="majorAscii"/>
-          <w:lang w:val="en-US"/>
-        </w:rPr>
-        <w:t xml:space="preserve">Why is </w:t>
-      </w:r>
-      <w:r>
-        <w:rPr>
-          <w:rFonts w:ascii="Calibri" w:hAnsi="Calibri" w:cs="Calibri" w:asciiTheme="majorAscii" w:hAnsiTheme="majorAscii" w:cstheme="majorAscii"/>
-          <w:b w:val="1"/>
-          <w:bCs w:val="1"/>
-          <w:lang w:val="en-US"/>
-        </w:rPr>
         <w:t>alignment</w:t>
       </w:r>
       <w:r>
         <w:rPr>
-          <w:rFonts w:ascii="Calibri" w:hAnsi="Calibri" w:cs="Calibri" w:asciiTheme="majorAscii" w:hAnsiTheme="majorAscii" w:cstheme="majorAscii"/>
+          <w:rFonts w:asciiTheme="majorHAnsi" w:hAnsiTheme="majorHAnsi" w:cstheme="majorBidi"/>
           <w:lang w:val="en-US"/>
         </w:rPr>
         <w:t xml:space="preserve"> essential in maintaining a clean and organized layout?</w:t>
@@ -663,6 +684,19 @@
           <w:rFonts w:asciiTheme="majorHAnsi" w:hAnsiTheme="majorHAnsi" w:cstheme="majorHAnsi"/>
         </w:rPr>
       </w:pPr>
+      <w:r>
+        <w:rPr>
+          <w:rFonts w:asciiTheme="majorHAnsi" w:hAnsiTheme="majorHAnsi" w:cstheme="majorHAnsi"/>
+        </w:rPr>
+        <w:t>Alignment ensure that the elements are properly lined up, creating a nice and professional appearance. It helps guide the viewer’s eye across the page and keeps the layout organized and not messy.</w:t>
+      </w:r>
+    </w:p>
+    <w:p>
+      <w:pPr>
+        <w:rPr>
+          <w:rFonts w:asciiTheme="majorHAnsi" w:hAnsiTheme="majorHAnsi" w:cstheme="majorHAnsi"/>
+        </w:rPr>
+      </w:pPr>
     </w:p>
     <w:p>
       <w:pPr>
@@ -746,67 +780,87 @@
           <w:rFonts w:asciiTheme="majorHAnsi" w:hAnsiTheme="majorHAnsi" w:cstheme="majorHAnsi"/>
         </w:rPr>
       </w:pPr>
+      <w:r>
+        <w:rPr>
+          <w:rFonts w:asciiTheme="majorHAnsi" w:hAnsiTheme="majorHAnsi" w:cstheme="majorHAnsi"/>
+          <w:b/>
+          <w:bCs/>
+        </w:rPr>
+        <w:lastRenderedPageBreak/>
+        <w:t>P</w:t>
+      </w:r>
+      <w:r>
+        <w:rPr>
+          <w:rFonts w:asciiTheme="majorHAnsi" w:hAnsiTheme="majorHAnsi" w:cstheme="majorHAnsi"/>
+          <w:b/>
+          <w:bCs/>
+        </w:rPr>
+        <w:t>roximi</w:t>
+      </w:r>
+      <w:r>
+        <w:rPr>
+          <w:rFonts w:asciiTheme="majorHAnsi" w:hAnsiTheme="majorHAnsi" w:cstheme="majorHAnsi"/>
+          <w:b/>
+          <w:bCs/>
+        </w:rPr>
+        <w:t xml:space="preserve">ty </w:t>
+      </w:r>
+      <w:r>
+        <w:rPr>
+          <w:rFonts w:asciiTheme="majorHAnsi" w:hAnsiTheme="majorHAnsi" w:cstheme="majorHAnsi"/>
+        </w:rPr>
+        <w:t>groups related elements close to each other and improve clarity, therefor the users can easily understand and know what elements are connected.</w:t>
+      </w:r>
     </w:p>
-    <w:p w14:noSpellErr="1">
-      <w:pPr>
-        <w:rPr>
-          <w:rFonts w:ascii="Calibri" w:hAnsi="Calibri" w:cs="Calibri" w:asciiTheme="majorAscii" w:hAnsiTheme="majorAscii" w:cstheme="majorAscii"/>
+    <w:p>
+      <w:pPr>
+        <w:rPr>
+          <w:rFonts w:asciiTheme="majorHAnsi" w:hAnsiTheme="majorHAnsi" w:cstheme="majorHAnsi"/>
+        </w:rPr>
+      </w:pPr>
+    </w:p>
+    <w:p>
+      <w:pPr>
+        <w:rPr>
+          <w:rFonts w:asciiTheme="majorHAnsi" w:hAnsiTheme="majorHAnsi" w:cstheme="majorBidi"/>
           <w:lang w:val="en-US"/>
         </w:rPr>
       </w:pPr>
       <w:r>
         <w:rPr>
-          <w:rFonts w:ascii="Calibri" w:hAnsi="Calibri" w:cs="Calibri" w:asciiTheme="majorAscii" w:hAnsiTheme="majorAscii" w:cstheme="majorAscii"/>
-          <w:b w:val="1"/>
-          <w:bCs w:val="1"/>
+          <w:rFonts w:asciiTheme="majorHAnsi" w:hAnsiTheme="majorHAnsi" w:cstheme="majorBidi"/>
+          <w:b/>
+          <w:bCs/>
           <w:lang w:val="en-US"/>
         </w:rPr>
-        <w:t>Q</w:t>
-      </w:r>
-      <w:r>
-        <w:rPr>
-          <w:rFonts w:ascii="Calibri" w:hAnsi="Calibri" w:cs="Calibri" w:asciiTheme="majorAscii" w:hAnsiTheme="majorAscii" w:cstheme="majorAscii"/>
-          <w:b w:val="1"/>
-          <w:bCs w:val="1"/>
+        <w:t>Q6 -</w:t>
+      </w:r>
+      <w:r>
+        <w:rPr>
+          <w:rFonts w:asciiTheme="majorHAnsi" w:hAnsiTheme="majorHAnsi" w:cstheme="majorBidi"/>
           <w:lang w:val="en-US"/>
         </w:rPr>
-        <w:t>6</w:t>
-      </w:r>
-      <w:r>
-        <w:rPr>
-          <w:rFonts w:ascii="Calibri" w:hAnsi="Calibri" w:cs="Calibri" w:asciiTheme="majorAscii" w:hAnsiTheme="majorAscii" w:cstheme="majorAscii"/>
-          <w:b w:val="1"/>
-          <w:bCs w:val="1"/>
+        <w:t xml:space="preserve"> </w:t>
+      </w:r>
+      <w:r>
+        <w:rPr>
+          <w:rFonts w:asciiTheme="majorHAnsi" w:hAnsiTheme="majorHAnsi" w:cstheme="majorBidi"/>
           <w:lang w:val="en-US"/>
         </w:rPr>
-        <w:t xml:space="preserve"> -</w:t>
-      </w:r>
-      <w:r>
-        <w:rPr>
-          <w:rFonts w:ascii="Calibri" w:hAnsi="Calibri" w:cs="Calibri" w:asciiTheme="majorAscii" w:hAnsiTheme="majorAscii" w:cstheme="majorAscii"/>
+        <w:t xml:space="preserve">What does </w:t>
+      </w:r>
+      <w:r>
+        <w:rPr>
+          <w:rFonts w:asciiTheme="majorHAnsi" w:hAnsiTheme="majorHAnsi" w:cstheme="majorBidi"/>
+          <w:b/>
+          <w:bCs/>
           <w:lang w:val="en-US"/>
         </w:rPr>
-        <w:t xml:space="preserve"> </w:t>
-      </w:r>
-      <w:r>
-        <w:rPr>
-          <w:rFonts w:ascii="Calibri" w:hAnsi="Calibri" w:cs="Calibri" w:asciiTheme="majorAscii" w:hAnsiTheme="majorAscii" w:cstheme="majorAscii"/>
-          <w:lang w:val="en-US"/>
-        </w:rPr>
-        <w:t xml:space="preserve">What does </w:t>
-      </w:r>
-      <w:r>
-        <w:rPr>
-          <w:rFonts w:ascii="Calibri" w:hAnsi="Calibri" w:cs="Calibri" w:asciiTheme="majorAscii" w:hAnsiTheme="majorAscii" w:cstheme="majorAscii"/>
-          <w:b w:val="1"/>
-          <w:bCs w:val="1"/>
-          <w:lang w:val="en-US"/>
-        </w:rPr>
         <w:t>space</w:t>
       </w:r>
       <w:r>
         <w:rPr>
-          <w:rFonts w:ascii="Calibri" w:hAnsi="Calibri" w:cs="Calibri" w:asciiTheme="majorAscii" w:hAnsiTheme="majorAscii" w:cstheme="majorAscii"/>
+          <w:rFonts w:asciiTheme="majorHAnsi" w:hAnsiTheme="majorHAnsi" w:cstheme="majorBidi"/>
           <w:lang w:val="en-US"/>
         </w:rPr>
         <w:t xml:space="preserve"> (negative space) brings to the design?</w:t>
@@ -834,20 +888,39 @@
     <w:p>
       <w:pPr>
         <w:rPr>
-          <w:rFonts w:eastAsia="Calibri" w:asciiTheme="majorHAnsi" w:hAnsiTheme="majorHAnsi" w:cstheme="majorHAnsi"/>
+          <w:rFonts w:asciiTheme="majorHAnsi" w:hAnsiTheme="majorHAnsi" w:cstheme="majorHAnsi"/>
           <w:i/>
-          <w:color w:val="00B0F0"/>
-          <w:sz w:val="48"/>
-          <w:szCs w:val="48"/>
-        </w:rPr>
-      </w:pPr>
+          <w:iCs/>
+          <w:color w:val="A6A6A6" w:themeColor="background1" w:themeShade="A6"/>
+        </w:rPr>
+      </w:pPr>
+      <w:r>
+        <w:rPr>
+          <w:rFonts w:asciiTheme="majorHAnsi" w:hAnsiTheme="majorHAnsi" w:cstheme="majorHAnsi"/>
+        </w:rPr>
+        <w:t xml:space="preserve">Space adds balance and breathing room to the design. It </w:t>
+      </w:r>
+      <w:proofErr w:type="gramStart"/>
+      <w:r>
+        <w:rPr>
+          <w:rFonts w:asciiTheme="majorHAnsi" w:hAnsiTheme="majorHAnsi" w:cstheme="majorHAnsi"/>
+        </w:rPr>
+        <w:t>prevent</w:t>
+      </w:r>
+      <w:proofErr w:type="gramEnd"/>
+      <w:r>
+        <w:rPr>
+          <w:rFonts w:asciiTheme="majorHAnsi" w:hAnsiTheme="majorHAnsi" w:cstheme="majorHAnsi"/>
+        </w:rPr>
+        <w:t xml:space="preserve"> overcrowding and elements overlapping that make the design look clean.</w:t>
+      </w:r>
     </w:p>
     <w:sectPr>
-      <w:headerReference w:type="default" r:id="rId11"/>
-      <w:headerReference w:type="first" r:id="rId12"/>
-      <w:footerReference w:type="first" r:id="rId13"/>
+      <w:headerReference w:type="default" r:id="rId14"/>
+      <w:headerReference w:type="first" r:id="rId15"/>
+      <w:footerReference w:type="first" r:id="rId16"/>
       <w:type w:val="continuous"/>
-      <w:pgSz w:w="12240" w:h="15840" w:orient="portrait"/>
+      <w:pgSz w:w="12240" w:h="15840"/>
       <w:pgMar w:top="824" w:right="1440" w:bottom="270" w:left="1440" w:header="426" w:footer="0" w:gutter="0"/>
       <w:pgNumType w:start="1"/>
       <w:cols w:space="720"/>
@@ -858,7 +931,7 @@
 </file>
 
 <file path=word/endnotes.xml><?xml version="1.0" encoding="utf-8"?>
-<w:endnotes xmlns:wpc="http://schemas.microsoft.com/office/word/2010/wordprocessingCanvas" xmlns:cx="http://schemas.microsoft.com/office/drawing/2014/chartex" xmlns:cx1="http://schemas.microsoft.com/office/drawing/2015/9/8/chartex" xmlns:cx2="http://schemas.microsoft.com/office/drawing/2015/10/21/chartex" xmlns:cx3="http://schemas.microsoft.com/office/drawing/2016/5/9/chartex" xmlns:cx4="http://schemas.microsoft.com/office/drawing/2016/5/10/chartex" xmlns:cx5="http://schemas.microsoft.com/office/drawing/2016/5/11/chartex" xmlns:cx6="http://schemas.microsoft.com/office/drawing/2016/5/12/chartex" xmlns:cx7="http://schemas.microsoft.com/office/drawing/2016/5/13/chartex" xmlns:cx8="http://schemas.microsoft.com/office/drawing/2016/5/14/chartex" xmlns:mc="http://schemas.openxmlformats.org/markup-compatibility/2006" xmlns:aink="http://schemas.microsoft.com/office/drawing/2016/ink" xmlns:am3d="http://schemas.microsoft.com/office/drawing/2017/model3d" xmlns:o="urn:schemas-microsoft-com:office:office" xmlns:r="http://schemas.openxmlformats.org/officeDocument/2006/relationships" xmlns:m="http://schemas.openxmlformats.org/officeDocument/2006/math" xmlns:v="urn:schemas-microsoft-com:vml" xmlns:wp14="http://schemas.microsoft.com/office/word/2010/wordprocessingDrawing" xmlns:wp="http://schemas.openxmlformats.org/drawingml/2006/wordprocessingDrawing" xmlns:w10="urn:schemas-microsoft-com:office:word" xmlns:w="http://schemas.openxmlformats.org/wordprocessingml/2006/main" xmlns:w14="http://schemas.microsoft.com/office/word/2010/wordml" xmlns:w15="http://schemas.microsoft.com/office/word/2012/wordml" xmlns:w16cex="http://schemas.microsoft.com/office/word/2018/wordml/cex" xmlns:w16cid="http://schemas.microsoft.com/office/word/2016/wordml/cid" xmlns:w16="http://schemas.microsoft.com/office/word/2018/wordml" xmlns:w16sdtdh="http://schemas.microsoft.com/office/word/2020/wordml/sdtdatahash" xmlns:w16se="http://schemas.microsoft.com/office/word/2015/wordml/symex" xmlns:wpg="http://schemas.microsoft.com/office/word/2010/wordprocessingGroup" xmlns:wpi="http://schemas.microsoft.com/office/word/2010/wordprocessingInk" xmlns:wne="http://schemas.microsoft.com/office/word/2006/wordml" xmlns:wps="http://schemas.microsoft.com/office/word/2010/wordprocessingShape" mc:Ignorable="w14 w15 w16se w16cid w16 w16cex w16sdtdh wp14">
+<w:endnotes xmlns:wpc="http://schemas.microsoft.com/office/word/2010/wordprocessingCanvas" xmlns:cx="http://schemas.microsoft.com/office/drawing/2014/chartex" xmlns:cx1="http://schemas.microsoft.com/office/drawing/2015/9/8/chartex" xmlns:cx2="http://schemas.microsoft.com/office/drawing/2015/10/21/chartex" xmlns:cx3="http://schemas.microsoft.com/office/drawing/2016/5/9/chartex" xmlns:cx4="http://schemas.microsoft.com/office/drawing/2016/5/10/chartex" xmlns:cx5="http://schemas.microsoft.com/office/drawing/2016/5/11/chartex" xmlns:cx6="http://schemas.microsoft.com/office/drawing/2016/5/12/chartex" xmlns:cx7="http://schemas.microsoft.com/office/drawing/2016/5/13/chartex" xmlns:cx8="http://schemas.microsoft.com/office/drawing/2016/5/14/chartex" xmlns:mc="http://schemas.openxmlformats.org/markup-compatibility/2006" xmlns:aink="http://schemas.microsoft.com/office/drawing/2016/ink" xmlns:am3d="http://schemas.microsoft.com/office/drawing/2017/model3d" xmlns:o="urn:schemas-microsoft-com:office:office" xmlns:oel="http://schemas.microsoft.com/office/2019/extlst" xmlns:r="http://schemas.openxmlformats.org/officeDocument/2006/relationships" xmlns:m="http://schemas.openxmlformats.org/officeDocument/2006/math" xmlns:v="urn:schemas-microsoft-com:vml" xmlns:wp14="http://schemas.microsoft.com/office/word/2010/wordprocessingDrawing" xmlns:wp="http://schemas.openxmlformats.org/drawingml/2006/wordprocessingDrawing" xmlns:w10="urn:schemas-microsoft-com:office:word" xmlns:w="http://schemas.openxmlformats.org/wordprocessingml/2006/main" xmlns:w14="http://schemas.microsoft.com/office/word/2010/wordml" xmlns:w15="http://schemas.microsoft.com/office/word/2012/wordml" xmlns:w16cex="http://schemas.microsoft.com/office/word/2018/wordml/cex" xmlns:w16cid="http://schemas.microsoft.com/office/word/2016/wordml/cid" xmlns:w16="http://schemas.microsoft.com/office/word/2018/wordml" xmlns:w16du="http://schemas.microsoft.com/office/word/2023/wordml/word16du" xmlns:w16sdtdh="http://schemas.microsoft.com/office/word/2020/wordml/sdtdatahash" xmlns:w16sdtfl="http://schemas.microsoft.com/office/word/2024/wordml/sdtformatlock" xmlns:w16se="http://schemas.microsoft.com/office/word/2015/wordml/symex" xmlns:wpg="http://schemas.microsoft.com/office/word/2010/wordprocessingGroup" xmlns:wpi="http://schemas.microsoft.com/office/word/2010/wordprocessingInk" xmlns:wne="http://schemas.microsoft.com/office/word/2006/wordml" xmlns:wps="http://schemas.microsoft.com/office/word/2010/wordprocessingShape" mc:Ignorable="w14 w15 w16se w16cid w16 w16cex w16sdtdh w16sdtfl w16du wp14">
   <w:endnote w:type="separator" w:id="-1">
     <w:p>
       <w:pPr>
@@ -883,7 +956,7 @@
 </file>
 
 <file path=word/footer1.xml><?xml version="1.0" encoding="utf-8"?>
-<w:ftr xmlns:wpc="http://schemas.microsoft.com/office/word/2010/wordprocessingCanvas" xmlns:cx="http://schemas.microsoft.com/office/drawing/2014/chartex" xmlns:cx1="http://schemas.microsoft.com/office/drawing/2015/9/8/chartex" xmlns:cx2="http://schemas.microsoft.com/office/drawing/2015/10/21/chartex" xmlns:cx3="http://schemas.microsoft.com/office/drawing/2016/5/9/chartex" xmlns:cx4="http://schemas.microsoft.com/office/drawing/2016/5/10/chartex" xmlns:cx5="http://schemas.microsoft.com/office/drawing/2016/5/11/chartex" xmlns:cx6="http://schemas.microsoft.com/office/drawing/2016/5/12/chartex" xmlns:cx7="http://schemas.microsoft.com/office/drawing/2016/5/13/chartex" xmlns:cx8="http://schemas.microsoft.com/office/drawing/2016/5/14/chartex" xmlns:mc="http://schemas.openxmlformats.org/markup-compatibility/2006" xmlns:aink="http://schemas.microsoft.com/office/drawing/2016/ink" xmlns:am3d="http://schemas.microsoft.com/office/drawing/2017/model3d" xmlns:o="urn:schemas-microsoft-com:office:office" xmlns:r="http://schemas.openxmlformats.org/officeDocument/2006/relationships" xmlns:m="http://schemas.openxmlformats.org/officeDocument/2006/math" xmlns:v="urn:schemas-microsoft-com:vml" xmlns:wp14="http://schemas.microsoft.com/office/word/2010/wordprocessingDrawing" xmlns:wp="http://schemas.openxmlformats.org/drawingml/2006/wordprocessingDrawing" xmlns:w10="urn:schemas-microsoft-com:office:word" xmlns:w="http://schemas.openxmlformats.org/wordprocessingml/2006/main" xmlns:w14="http://schemas.microsoft.com/office/word/2010/wordml" xmlns:w15="http://schemas.microsoft.com/office/word/2012/wordml" xmlns:w16cex="http://schemas.microsoft.com/office/word/2018/wordml/cex" xmlns:w16cid="http://schemas.microsoft.com/office/word/2016/wordml/cid" xmlns:w16="http://schemas.microsoft.com/office/word/2018/wordml" xmlns:w16sdtdh="http://schemas.microsoft.com/office/word/2020/wordml/sdtdatahash" xmlns:w16se="http://schemas.microsoft.com/office/word/2015/wordml/symex" xmlns:wpg="http://schemas.microsoft.com/office/word/2010/wordprocessingGroup" xmlns:wpi="http://schemas.microsoft.com/office/word/2010/wordprocessingInk" xmlns:wne="http://schemas.microsoft.com/office/word/2006/wordml" xmlns:wps="http://schemas.microsoft.com/office/word/2010/wordprocessingShape" mc:Ignorable="w14 w15 w16se w16cid w16 w16cex w16sdtdh wp14">
+<w:ftr xmlns:wpc="http://schemas.microsoft.com/office/word/2010/wordprocessingCanvas" xmlns:cx="http://schemas.microsoft.com/office/drawing/2014/chartex" xmlns:cx1="http://schemas.microsoft.com/office/drawing/2015/9/8/chartex" xmlns:cx2="http://schemas.microsoft.com/office/drawing/2015/10/21/chartex" xmlns:cx3="http://schemas.microsoft.com/office/drawing/2016/5/9/chartex" xmlns:cx4="http://schemas.microsoft.com/office/drawing/2016/5/10/chartex" xmlns:cx5="http://schemas.microsoft.com/office/drawing/2016/5/11/chartex" xmlns:cx6="http://schemas.microsoft.com/office/drawing/2016/5/12/chartex" xmlns:cx7="http://schemas.microsoft.com/office/drawing/2016/5/13/chartex" xmlns:cx8="http://schemas.microsoft.com/office/drawing/2016/5/14/chartex" xmlns:mc="http://schemas.openxmlformats.org/markup-compatibility/2006" xmlns:aink="http://schemas.microsoft.com/office/drawing/2016/ink" xmlns:am3d="http://schemas.microsoft.com/office/drawing/2017/model3d" xmlns:o="urn:schemas-microsoft-com:office:office" xmlns:oel="http://schemas.microsoft.com/office/2019/extlst" xmlns:r="http://schemas.openxmlformats.org/officeDocument/2006/relationships" xmlns:m="http://schemas.openxmlformats.org/officeDocument/2006/math" xmlns:v="urn:schemas-microsoft-com:vml" xmlns:wp14="http://schemas.microsoft.com/office/word/2010/wordprocessingDrawing" xmlns:wp="http://schemas.openxmlformats.org/drawingml/2006/wordprocessingDrawing" xmlns:w10="urn:schemas-microsoft-com:office:word" xmlns:w="http://schemas.openxmlformats.org/wordprocessingml/2006/main" xmlns:w14="http://schemas.microsoft.com/office/word/2010/wordml" xmlns:w15="http://schemas.microsoft.com/office/word/2012/wordml" xmlns:w16cex="http://schemas.microsoft.com/office/word/2018/wordml/cex" xmlns:w16cid="http://schemas.microsoft.com/office/word/2016/wordml/cid" xmlns:w16="http://schemas.microsoft.com/office/word/2018/wordml" xmlns:w16du="http://schemas.microsoft.com/office/word/2023/wordml/word16du" xmlns:w16sdtdh="http://schemas.microsoft.com/office/word/2020/wordml/sdtdatahash" xmlns:w16sdtfl="http://schemas.microsoft.com/office/word/2024/wordml/sdtformatlock" xmlns:w16se="http://schemas.microsoft.com/office/word/2015/wordml/symex" xmlns:wpg="http://schemas.microsoft.com/office/word/2010/wordprocessingGroup" xmlns:wpi="http://schemas.microsoft.com/office/word/2010/wordprocessingInk" xmlns:wne="http://schemas.microsoft.com/office/word/2006/wordml" xmlns:wps="http://schemas.microsoft.com/office/word/2010/wordprocessingShape" mc:Ignorable="w14 w15 w16se w16cid w16 w16cex w16sdtdh w16sdtfl w16du wp14">
   <w:p>
     <w:pPr>
       <w:pBdr>
@@ -908,7 +981,7 @@
 </file>
 
 <file path=word/footnotes.xml><?xml version="1.0" encoding="utf-8"?>
-<w:footnotes xmlns:wpc="http://schemas.microsoft.com/office/word/2010/wordprocessingCanvas" xmlns:cx="http://schemas.microsoft.com/office/drawing/2014/chartex" xmlns:cx1="http://schemas.microsoft.com/office/drawing/2015/9/8/chartex" xmlns:cx2="http://schemas.microsoft.com/office/drawing/2015/10/21/chartex" xmlns:cx3="http://schemas.microsoft.com/office/drawing/2016/5/9/chartex" xmlns:cx4="http://schemas.microsoft.com/office/drawing/2016/5/10/chartex" xmlns:cx5="http://schemas.microsoft.com/office/drawing/2016/5/11/chartex" xmlns:cx6="http://schemas.microsoft.com/office/drawing/2016/5/12/chartex" xmlns:cx7="http://schemas.microsoft.com/office/drawing/2016/5/13/chartex" xmlns:cx8="http://schemas.microsoft.com/office/drawing/2016/5/14/chartex" xmlns:mc="http://schemas.openxmlformats.org/markup-compatibility/2006" xmlns:aink="http://schemas.microsoft.com/office/drawing/2016/ink" xmlns:am3d="http://schemas.microsoft.com/office/drawing/2017/model3d" xmlns:o="urn:schemas-microsoft-com:office:office" xmlns:r="http://schemas.openxmlformats.org/officeDocument/2006/relationships" xmlns:m="http://schemas.openxmlformats.org/officeDocument/2006/math" xmlns:v="urn:schemas-microsoft-com:vml" xmlns:wp14="http://schemas.microsoft.com/office/word/2010/wordprocessingDrawing" xmlns:wp="http://schemas.openxmlformats.org/drawingml/2006/wordprocessingDrawing" xmlns:w10="urn:schemas-microsoft-com:office:word" xmlns:w="http://schemas.openxmlformats.org/wordprocessingml/2006/main" xmlns:w14="http://schemas.microsoft.com/office/word/2010/wordml" xmlns:w15="http://schemas.microsoft.com/office/word/2012/wordml" xmlns:w16cex="http://schemas.microsoft.com/office/word/2018/wordml/cex" xmlns:w16cid="http://schemas.microsoft.com/office/word/2016/wordml/cid" xmlns:w16="http://schemas.microsoft.com/office/word/2018/wordml" xmlns:w16sdtdh="http://schemas.microsoft.com/office/word/2020/wordml/sdtdatahash" xmlns:w16se="http://schemas.microsoft.com/office/word/2015/wordml/symex" xmlns:wpg="http://schemas.microsoft.com/office/word/2010/wordprocessingGroup" xmlns:wpi="http://schemas.microsoft.com/office/word/2010/wordprocessingInk" xmlns:wne="http://schemas.microsoft.com/office/word/2006/wordml" xmlns:wps="http://schemas.microsoft.com/office/word/2010/wordprocessingShape" mc:Ignorable="w14 w15 w16se w16cid w16 w16cex w16sdtdh wp14">
+<w:footnotes xmlns:wpc="http://schemas.microsoft.com/office/word/2010/wordprocessingCanvas" xmlns:cx="http://schemas.microsoft.com/office/drawing/2014/chartex" xmlns:cx1="http://schemas.microsoft.com/office/drawing/2015/9/8/chartex" xmlns:cx2="http://schemas.microsoft.com/office/drawing/2015/10/21/chartex" xmlns:cx3="http://schemas.microsoft.com/office/drawing/2016/5/9/chartex" xmlns:cx4="http://schemas.microsoft.com/office/drawing/2016/5/10/chartex" xmlns:cx5="http://schemas.microsoft.com/office/drawing/2016/5/11/chartex" xmlns:cx6="http://schemas.microsoft.com/office/drawing/2016/5/12/chartex" xmlns:cx7="http://schemas.microsoft.com/office/drawing/2016/5/13/chartex" xmlns:cx8="http://schemas.microsoft.com/office/drawing/2016/5/14/chartex" xmlns:mc="http://schemas.openxmlformats.org/markup-compatibility/2006" xmlns:aink="http://schemas.microsoft.com/office/drawing/2016/ink" xmlns:am3d="http://schemas.microsoft.com/office/drawing/2017/model3d" xmlns:o="urn:schemas-microsoft-com:office:office" xmlns:oel="http://schemas.microsoft.com/office/2019/extlst" xmlns:r="http://schemas.openxmlformats.org/officeDocument/2006/relationships" xmlns:m="http://schemas.openxmlformats.org/officeDocument/2006/math" xmlns:v="urn:schemas-microsoft-com:vml" xmlns:wp14="http://schemas.microsoft.com/office/word/2010/wordprocessingDrawing" xmlns:wp="http://schemas.openxmlformats.org/drawingml/2006/wordprocessingDrawing" xmlns:w10="urn:schemas-microsoft-com:office:word" xmlns:w="http://schemas.openxmlformats.org/wordprocessingml/2006/main" xmlns:w14="http://schemas.microsoft.com/office/word/2010/wordml" xmlns:w15="http://schemas.microsoft.com/office/word/2012/wordml" xmlns:w16cex="http://schemas.microsoft.com/office/word/2018/wordml/cex" xmlns:w16cid="http://schemas.microsoft.com/office/word/2016/wordml/cid" xmlns:w16="http://schemas.microsoft.com/office/word/2018/wordml" xmlns:w16du="http://schemas.microsoft.com/office/word/2023/wordml/word16du" xmlns:w16sdtdh="http://schemas.microsoft.com/office/word/2020/wordml/sdtdatahash" xmlns:w16sdtfl="http://schemas.microsoft.com/office/word/2024/wordml/sdtformatlock" xmlns:w16se="http://schemas.microsoft.com/office/word/2015/wordml/symex" xmlns:wpg="http://schemas.microsoft.com/office/word/2010/wordprocessingGroup" xmlns:wpi="http://schemas.microsoft.com/office/word/2010/wordprocessingInk" xmlns:wne="http://schemas.microsoft.com/office/word/2006/wordml" xmlns:wps="http://schemas.microsoft.com/office/word/2010/wordprocessingShape" mc:Ignorable="w14 w15 w16se w16cid w16 w16cex w16sdtdh w16sdtfl w16du wp14">
   <w:footnote w:type="separator" w:id="-1">
     <w:p>
       <w:pPr>
@@ -933,7 +1006,7 @@
 </file>
 
 <file path=word/header1.xml><?xml version="1.0" encoding="utf-8"?>
-<w:hdr xmlns:wpc="http://schemas.microsoft.com/office/word/2010/wordprocessingCanvas" xmlns:cx="http://schemas.microsoft.com/office/drawing/2014/chartex" xmlns:cx1="http://schemas.microsoft.com/office/drawing/2015/9/8/chartex" xmlns:cx2="http://schemas.microsoft.com/office/drawing/2015/10/21/chartex" xmlns:cx3="http://schemas.microsoft.com/office/drawing/2016/5/9/chartex" xmlns:cx4="http://schemas.microsoft.com/office/drawing/2016/5/10/chartex" xmlns:cx5="http://schemas.microsoft.com/office/drawing/2016/5/11/chartex" xmlns:cx6="http://schemas.microsoft.com/office/drawing/2016/5/12/chartex" xmlns:cx7="http://schemas.microsoft.com/office/drawing/2016/5/13/chartex" xmlns:cx8="http://schemas.microsoft.com/office/drawing/2016/5/14/chartex" xmlns:mc="http://schemas.openxmlformats.org/markup-compatibility/2006" xmlns:aink="http://schemas.microsoft.com/office/drawing/2016/ink" xmlns:am3d="http://schemas.microsoft.com/office/drawing/2017/model3d" xmlns:o="urn:schemas-microsoft-com:office:office" xmlns:r="http://schemas.openxmlformats.org/officeDocument/2006/relationships" xmlns:m="http://schemas.openxmlformats.org/officeDocument/2006/math" xmlns:v="urn:schemas-microsoft-com:vml" xmlns:wp14="http://schemas.microsoft.com/office/word/2010/wordprocessingDrawing" xmlns:wp="http://schemas.openxmlformats.org/drawingml/2006/wordprocessingDrawing" xmlns:w10="urn:schemas-microsoft-com:office:word" xmlns:w="http://schemas.openxmlformats.org/wordprocessingml/2006/main" xmlns:w14="http://schemas.microsoft.com/office/word/2010/wordml" xmlns:w15="http://schemas.microsoft.com/office/word/2012/wordml" xmlns:w16cex="http://schemas.microsoft.com/office/word/2018/wordml/cex" xmlns:w16cid="http://schemas.microsoft.com/office/word/2016/wordml/cid" xmlns:w16="http://schemas.microsoft.com/office/word/2018/wordml" xmlns:w16sdtdh="http://schemas.microsoft.com/office/word/2020/wordml/sdtdatahash" xmlns:w16se="http://schemas.microsoft.com/office/word/2015/wordml/symex" xmlns:wpg="http://schemas.microsoft.com/office/word/2010/wordprocessingGroup" xmlns:wpi="http://schemas.microsoft.com/office/word/2010/wordprocessingInk" xmlns:wne="http://schemas.microsoft.com/office/word/2006/wordml" xmlns:wps="http://schemas.microsoft.com/office/word/2010/wordprocessingShape" mc:Ignorable="w14 w15 w16se w16cid w16 w16cex w16sdtdh wp14">
+<w:hdr xmlns:wpc="http://schemas.microsoft.com/office/word/2010/wordprocessingCanvas" xmlns:cx="http://schemas.microsoft.com/office/drawing/2014/chartex" xmlns:cx1="http://schemas.microsoft.com/office/drawing/2015/9/8/chartex" xmlns:cx2="http://schemas.microsoft.com/office/drawing/2015/10/21/chartex" xmlns:cx3="http://schemas.microsoft.com/office/drawing/2016/5/9/chartex" xmlns:cx4="http://schemas.microsoft.com/office/drawing/2016/5/10/chartex" xmlns:cx5="http://schemas.microsoft.com/office/drawing/2016/5/11/chartex" xmlns:cx6="http://schemas.microsoft.com/office/drawing/2016/5/12/chartex" xmlns:cx7="http://schemas.microsoft.com/office/drawing/2016/5/13/chartex" xmlns:cx8="http://schemas.microsoft.com/office/drawing/2016/5/14/chartex" xmlns:mc="http://schemas.openxmlformats.org/markup-compatibility/2006" xmlns:aink="http://schemas.microsoft.com/office/drawing/2016/ink" xmlns:am3d="http://schemas.microsoft.com/office/drawing/2017/model3d" xmlns:o="urn:schemas-microsoft-com:office:office" xmlns:oel="http://schemas.microsoft.com/office/2019/extlst" xmlns:r="http://schemas.openxmlformats.org/officeDocument/2006/relationships" xmlns:m="http://schemas.openxmlformats.org/officeDocument/2006/math" xmlns:v="urn:schemas-microsoft-com:vml" xmlns:wp14="http://schemas.microsoft.com/office/word/2010/wordprocessingDrawing" xmlns:wp="http://schemas.openxmlformats.org/drawingml/2006/wordprocessingDrawing" xmlns:w10="urn:schemas-microsoft-com:office:word" xmlns:w="http://schemas.openxmlformats.org/wordprocessingml/2006/main" xmlns:w14="http://schemas.microsoft.com/office/word/2010/wordml" xmlns:w15="http://schemas.microsoft.com/office/word/2012/wordml" xmlns:w16cex="http://schemas.microsoft.com/office/word/2018/wordml/cex" xmlns:w16cid="http://schemas.microsoft.com/office/word/2016/wordml/cid" xmlns:w16="http://schemas.microsoft.com/office/word/2018/wordml" xmlns:w16du="http://schemas.microsoft.com/office/word/2023/wordml/word16du" xmlns:w16sdtdh="http://schemas.microsoft.com/office/word/2020/wordml/sdtdatahash" xmlns:w16sdtfl="http://schemas.microsoft.com/office/word/2024/wordml/sdtformatlock" xmlns:w16se="http://schemas.microsoft.com/office/word/2015/wordml/symex" xmlns:wpg="http://schemas.microsoft.com/office/word/2010/wordprocessingGroup" xmlns:wpi="http://schemas.microsoft.com/office/word/2010/wordprocessingInk" xmlns:wne="http://schemas.microsoft.com/office/word/2006/wordml" xmlns:wps="http://schemas.microsoft.com/office/word/2010/wordprocessingShape" mc:Ignorable="w14 w15 w16se w16cid w16 w16cex w16sdtdh w16sdtfl w16du wp14">
   <w:p>
     <w:pPr>
       <w:pBdr>
@@ -964,7 +1037,7 @@
 </file>
 
 <file path=word/header2.xml><?xml version="1.0" encoding="utf-8"?>
-<w:hdr xmlns:wpc="http://schemas.microsoft.com/office/word/2010/wordprocessingCanvas" xmlns:cx="http://schemas.microsoft.com/office/drawing/2014/chartex" xmlns:cx1="http://schemas.microsoft.com/office/drawing/2015/9/8/chartex" xmlns:cx2="http://schemas.microsoft.com/office/drawing/2015/10/21/chartex" xmlns:cx3="http://schemas.microsoft.com/office/drawing/2016/5/9/chartex" xmlns:cx4="http://schemas.microsoft.com/office/drawing/2016/5/10/chartex" xmlns:cx5="http://schemas.microsoft.com/office/drawing/2016/5/11/chartex" xmlns:cx6="http://schemas.microsoft.com/office/drawing/2016/5/12/chartex" xmlns:cx7="http://schemas.microsoft.com/office/drawing/2016/5/13/chartex" xmlns:cx8="http://schemas.microsoft.com/office/drawing/2016/5/14/chartex" xmlns:mc="http://schemas.openxmlformats.org/markup-compatibility/2006" xmlns:aink="http://schemas.microsoft.com/office/drawing/2016/ink" xmlns:am3d="http://schemas.microsoft.com/office/drawing/2017/model3d" xmlns:o="urn:schemas-microsoft-com:office:office" xmlns:r="http://schemas.openxmlformats.org/officeDocument/2006/relationships" xmlns:m="http://schemas.openxmlformats.org/officeDocument/2006/math" xmlns:v="urn:schemas-microsoft-com:vml" xmlns:wp14="http://schemas.microsoft.com/office/word/2010/wordprocessingDrawing" xmlns:wp="http://schemas.openxmlformats.org/drawingml/2006/wordprocessingDrawing" xmlns:w10="urn:schemas-microsoft-com:office:word" xmlns:w="http://schemas.openxmlformats.org/wordprocessingml/2006/main" xmlns:w14="http://schemas.microsoft.com/office/word/2010/wordml" xmlns:w15="http://schemas.microsoft.com/office/word/2012/wordml" xmlns:w16cex="http://schemas.microsoft.com/office/word/2018/wordml/cex" xmlns:w16cid="http://schemas.microsoft.com/office/word/2016/wordml/cid" xmlns:w16="http://schemas.microsoft.com/office/word/2018/wordml" xmlns:w16sdtdh="http://schemas.microsoft.com/office/word/2020/wordml/sdtdatahash" xmlns:w16se="http://schemas.microsoft.com/office/word/2015/wordml/symex" xmlns:wpg="http://schemas.microsoft.com/office/word/2010/wordprocessingGroup" xmlns:wpi="http://schemas.microsoft.com/office/word/2010/wordprocessingInk" xmlns:wne="http://schemas.microsoft.com/office/word/2006/wordml" xmlns:wps="http://schemas.microsoft.com/office/word/2010/wordprocessingShape" xmlns:a="http://schemas.openxmlformats.org/drawingml/2006/main" xmlns:a16="http://schemas.microsoft.com/office/drawing/2014/main" xmlns:pic="http://schemas.openxmlformats.org/drawingml/2006/picture" xmlns:a14="http://schemas.microsoft.com/office/drawing/2010/main" mc:Ignorable="w14 w15 w16se w16cid w16 w16cex w16sdtdh wp14">
+<w:hdr xmlns:wpc="http://schemas.microsoft.com/office/word/2010/wordprocessingCanvas" xmlns:cx="http://schemas.microsoft.com/office/drawing/2014/chartex" xmlns:cx1="http://schemas.microsoft.com/office/drawing/2015/9/8/chartex" xmlns:cx2="http://schemas.microsoft.com/office/drawing/2015/10/21/chartex" xmlns:cx3="http://schemas.microsoft.com/office/drawing/2016/5/9/chartex" xmlns:cx4="http://schemas.microsoft.com/office/drawing/2016/5/10/chartex" xmlns:cx5="http://schemas.microsoft.com/office/drawing/2016/5/11/chartex" xmlns:cx6="http://schemas.microsoft.com/office/drawing/2016/5/12/chartex" xmlns:cx7="http://schemas.microsoft.com/office/drawing/2016/5/13/chartex" xmlns:cx8="http://schemas.microsoft.com/office/drawing/2016/5/14/chartex" xmlns:mc="http://schemas.openxmlformats.org/markup-compatibility/2006" xmlns:aink="http://schemas.microsoft.com/office/drawing/2016/ink" xmlns:am3d="http://schemas.microsoft.com/office/drawing/2017/model3d" xmlns:o="urn:schemas-microsoft-com:office:office" xmlns:oel="http://schemas.microsoft.com/office/2019/extlst" xmlns:r="http://schemas.openxmlformats.org/officeDocument/2006/relationships" xmlns:m="http://schemas.openxmlformats.org/officeDocument/2006/math" xmlns:v="urn:schemas-microsoft-com:vml" xmlns:wp14="http://schemas.microsoft.com/office/word/2010/wordprocessingDrawing" xmlns:wp="http://schemas.openxmlformats.org/drawingml/2006/wordprocessingDrawing" xmlns:w10="urn:schemas-microsoft-com:office:word" xmlns:w="http://schemas.openxmlformats.org/wordprocessingml/2006/main" xmlns:w14="http://schemas.microsoft.com/office/word/2010/wordml" xmlns:w15="http://schemas.microsoft.com/office/word/2012/wordml" xmlns:w16cex="http://schemas.microsoft.com/office/word/2018/wordml/cex" xmlns:w16cid="http://schemas.microsoft.com/office/word/2016/wordml/cid" xmlns:w16="http://schemas.microsoft.com/office/word/2018/wordml" xmlns:w16du="http://schemas.microsoft.com/office/word/2023/wordml/word16du" xmlns:w16sdtdh="http://schemas.microsoft.com/office/word/2020/wordml/sdtdatahash" xmlns:w16sdtfl="http://schemas.microsoft.com/office/word/2024/wordml/sdtformatlock" xmlns:w16se="http://schemas.microsoft.com/office/word/2015/wordml/symex" xmlns:wpg="http://schemas.microsoft.com/office/word/2010/wordprocessingGroup" xmlns:wpi="http://schemas.microsoft.com/office/word/2010/wordprocessingInk" xmlns:wne="http://schemas.microsoft.com/office/word/2006/wordml" xmlns:wps="http://schemas.microsoft.com/office/word/2010/wordprocessingShape" mc:Ignorable="w14 w15 w16se w16cid w16 w16cex w16sdtdh w16sdtfl w16du wp14">
   <w:p>
     <w:pPr>
       <w:pBdr>
@@ -1070,10 +1143,10 @@
 </file>
 
 <file path=word/numbering.xml><?xml version="1.0" encoding="utf-8"?>
-<w:numbering xmlns:wpc="http://schemas.microsoft.com/office/word/2010/wordprocessingCanvas" xmlns:cx="http://schemas.microsoft.com/office/drawing/2014/chartex" xmlns:cx1="http://schemas.microsoft.com/office/drawing/2015/9/8/chartex" xmlns:cx2="http://schemas.microsoft.com/office/drawing/2015/10/21/chartex" xmlns:cx3="http://schemas.microsoft.com/office/drawing/2016/5/9/chartex" xmlns:cx4="http://schemas.microsoft.com/office/drawing/2016/5/10/chartex" xmlns:cx5="http://schemas.microsoft.com/office/drawing/2016/5/11/chartex" xmlns:cx6="http://schemas.microsoft.com/office/drawing/2016/5/12/chartex" xmlns:cx7="http://schemas.microsoft.com/office/drawing/2016/5/13/chartex" xmlns:cx8="http://schemas.microsoft.com/office/drawing/2016/5/14/chartex" xmlns:mc="http://schemas.openxmlformats.org/markup-compatibility/2006" xmlns:aink="http://schemas.microsoft.com/office/drawing/2016/ink" xmlns:am3d="http://schemas.microsoft.com/office/drawing/2017/model3d" xmlns:o="urn:schemas-microsoft-com:office:office" xmlns:r="http://schemas.openxmlformats.org/officeDocument/2006/relationships" xmlns:m="http://schemas.openxmlformats.org/officeDocument/2006/math" xmlns:v="urn:schemas-microsoft-com:vml" xmlns:wp14="http://schemas.microsoft.com/office/word/2010/wordprocessingDrawing" xmlns:wp="http://schemas.openxmlformats.org/drawingml/2006/wordprocessingDrawing" xmlns:w10="urn:schemas-microsoft-com:office:word" xmlns:w="http://schemas.openxmlformats.org/wordprocessingml/2006/main" xmlns:w14="http://schemas.microsoft.com/office/word/2010/wordml" xmlns:w15="http://schemas.microsoft.com/office/word/2012/wordml" xmlns:w16cex="http://schemas.microsoft.com/office/word/2018/wordml/cex" xmlns:w16cid="http://schemas.microsoft.com/office/word/2016/wordml/cid" xmlns:w16="http://schemas.microsoft.com/office/word/2018/wordml" xmlns:w16sdtdh="http://schemas.microsoft.com/office/word/2020/wordml/sdtdatahash" xmlns:w16se="http://schemas.microsoft.com/office/word/2015/wordml/symex" xmlns:wpg="http://schemas.microsoft.com/office/word/2010/wordprocessingGroup" xmlns:wpi="http://schemas.microsoft.com/office/word/2010/wordprocessingInk" xmlns:wne="http://schemas.microsoft.com/office/word/2006/wordml" xmlns:wps="http://schemas.microsoft.com/office/word/2010/wordprocessingShape" mc:Ignorable="w14 w15 w16se w16cid w16 w16cex w16sdtdh wp14">
+<w:numbering xmlns:wpc="http://schemas.microsoft.com/office/word/2010/wordprocessingCanvas" xmlns:cx="http://schemas.microsoft.com/office/drawing/2014/chartex" xmlns:cx1="http://schemas.microsoft.com/office/drawing/2015/9/8/chartex" xmlns:cx2="http://schemas.microsoft.com/office/drawing/2015/10/21/chartex" xmlns:cx3="http://schemas.microsoft.com/office/drawing/2016/5/9/chartex" xmlns:cx4="http://schemas.microsoft.com/office/drawing/2016/5/10/chartex" xmlns:cx5="http://schemas.microsoft.com/office/drawing/2016/5/11/chartex" xmlns:cx6="http://schemas.microsoft.com/office/drawing/2016/5/12/chartex" xmlns:cx7="http://schemas.microsoft.com/office/drawing/2016/5/13/chartex" xmlns:cx8="http://schemas.microsoft.com/office/drawing/2016/5/14/chartex" xmlns:mc="http://schemas.openxmlformats.org/markup-compatibility/2006" xmlns:aink="http://schemas.microsoft.com/office/drawing/2016/ink" xmlns:am3d="http://schemas.microsoft.com/office/drawing/2017/model3d" xmlns:o="urn:schemas-microsoft-com:office:office" xmlns:oel="http://schemas.microsoft.com/office/2019/extlst" xmlns:r="http://schemas.openxmlformats.org/officeDocument/2006/relationships" xmlns:m="http://schemas.openxmlformats.org/officeDocument/2006/math" xmlns:v="urn:schemas-microsoft-com:vml" xmlns:wp14="http://schemas.microsoft.com/office/word/2010/wordprocessingDrawing" xmlns:wp="http://schemas.openxmlformats.org/drawingml/2006/wordprocessingDrawing" xmlns:w10="urn:schemas-microsoft-com:office:word" xmlns:w="http://schemas.openxmlformats.org/wordprocessingml/2006/main" xmlns:w14="http://schemas.microsoft.com/office/word/2010/wordml" xmlns:w15="http://schemas.microsoft.com/office/word/2012/wordml" xmlns:w16cex="http://schemas.microsoft.com/office/word/2018/wordml/cex" xmlns:w16cid="http://schemas.microsoft.com/office/word/2016/wordml/cid" xmlns:w16="http://schemas.microsoft.com/office/word/2018/wordml" xmlns:w16du="http://schemas.microsoft.com/office/word/2023/wordml/word16du" xmlns:w16sdtdh="http://schemas.microsoft.com/office/word/2020/wordml/sdtdatahash" xmlns:w16sdtfl="http://schemas.microsoft.com/office/word/2024/wordml/sdtformatlock" xmlns:w16se="http://schemas.microsoft.com/office/word/2015/wordml/symex" xmlns:wpg="http://schemas.microsoft.com/office/word/2010/wordprocessingGroup" xmlns:wpi="http://schemas.microsoft.com/office/word/2010/wordprocessingInk" xmlns:wne="http://schemas.microsoft.com/office/word/2006/wordml" xmlns:wps="http://schemas.microsoft.com/office/word/2010/wordprocessingShape" mc:Ignorable="w14 w15 w16se w16cid w16 w16cex w16sdtdh w16sdtfl w16du wp14">
   <w:numPicBullet w:numPicBulletId="0">
     <w:pict>
-      <v:shapetype id="_x0000_t75" coordsize="21600,21600" filled="f" stroked="f" o:spt="75" o:preferrelative="t" path="m@4@5l@4@11@9@11@9@5xe">
+      <v:shapetype id="_x0000_t75" coordsize="21600,21600" o:spt="75" o:preferrelative="t" path="m@4@5l@4@11@9@11@9@5xe" filled="f" stroked="f">
         <v:stroke joinstyle="miter"/>
         <v:formulas>
           <v:f eqn="if lineDrawn pixelLineWidth 0"/>
@@ -1089,18 +1162,18 @@
           <v:f eqn="prod @7 21600 pixelHeight"/>
           <v:f eqn="sum @10 21600 0"/>
         </v:formulas>
-        <v:path gradientshapeok="t" o:connecttype="rect" o:extrusionok="f"/>
+        <v:path o:extrusionok="f" gradientshapeok="t" o:connecttype="rect"/>
         <o:lock v:ext="edit" aspectratio="t"/>
       </v:shapetype>
-      <v:shape id="_x0000_i1178" style="width:75pt;height:75pt;visibility:visible;mso-wrap-style:square" o:bullet="t" type="#_x0000_t75">
-        <v:imagedata o:title="" r:id="rId1"/>
+      <v:shape id="_x0000_i1058" type="#_x0000_t75" style="width:74.8pt;height:74.8pt;visibility:visible;mso-wrap-style:square" o:bullet="t">
+        <v:imagedata r:id="rId1" o:title=""/>
       </v:shape>
     </w:pict>
   </w:numPicBullet>
   <w:numPicBullet w:numPicBulletId="1">
     <w:pict>
-      <v:shape id="_x0000_i1179" style="width:75pt;height:75pt;visibility:visible;mso-wrap-style:square" o:bullet="t" type="#_x0000_t75">
-        <v:imagedata o:title="" r:id="rId2"/>
+      <v:shape id="_x0000_i1059" type="#_x0000_t75" style="width:74.8pt;height:74.8pt;visibility:visible;mso-wrap-style:square" o:bullet="t">
+        <v:imagedata r:id="rId2" o:title=""/>
       </v:shape>
     </w:pict>
   </w:numPicBullet>
@@ -1126,7 +1199,7 @@
         <w:ind w:left="1440" w:hanging="360"/>
       </w:pPr>
       <w:rPr>
-        <w:rFonts w:ascii="Courier New" w:hAnsi="Courier New" w:eastAsia="Courier New" w:cs="Courier New"/>
+        <w:rFonts w:ascii="Courier New" w:eastAsia="Courier New" w:hAnsi="Courier New" w:cs="Courier New"/>
       </w:rPr>
     </w:lvl>
     <w:lvl w:ilvl="2">
@@ -1138,7 +1211,7 @@
         <w:ind w:left="2160" w:hanging="360"/>
       </w:pPr>
       <w:rPr>
-        <w:rFonts w:ascii="Noto Sans Symbols" w:hAnsi="Noto Sans Symbols" w:eastAsia="Noto Sans Symbols" w:cs="Noto Sans Symbols"/>
+        <w:rFonts w:ascii="Noto Sans Symbols" w:eastAsia="Noto Sans Symbols" w:hAnsi="Noto Sans Symbols" w:cs="Noto Sans Symbols"/>
       </w:rPr>
     </w:lvl>
     <w:lvl w:ilvl="3">
@@ -1150,7 +1223,7 @@
         <w:ind w:left="2880" w:hanging="360"/>
       </w:pPr>
       <w:rPr>
-        <w:rFonts w:ascii="Noto Sans Symbols" w:hAnsi="Noto Sans Symbols" w:eastAsia="Noto Sans Symbols" w:cs="Noto Sans Symbols"/>
+        <w:rFonts w:ascii="Noto Sans Symbols" w:eastAsia="Noto Sans Symbols" w:hAnsi="Noto Sans Symbols" w:cs="Noto Sans Symbols"/>
       </w:rPr>
     </w:lvl>
     <w:lvl w:ilvl="4">
@@ -1162,7 +1235,7 @@
         <w:ind w:left="3600" w:hanging="360"/>
       </w:pPr>
       <w:rPr>
-        <w:rFonts w:ascii="Courier New" w:hAnsi="Courier New" w:eastAsia="Courier New" w:cs="Courier New"/>
+        <w:rFonts w:ascii="Courier New" w:eastAsia="Courier New" w:hAnsi="Courier New" w:cs="Courier New"/>
       </w:rPr>
     </w:lvl>
     <w:lvl w:ilvl="5">
@@ -1174,7 +1247,7 @@
         <w:ind w:left="4320" w:hanging="360"/>
       </w:pPr>
       <w:rPr>
-        <w:rFonts w:ascii="Noto Sans Symbols" w:hAnsi="Noto Sans Symbols" w:eastAsia="Noto Sans Symbols" w:cs="Noto Sans Symbols"/>
+        <w:rFonts w:ascii="Noto Sans Symbols" w:eastAsia="Noto Sans Symbols" w:hAnsi="Noto Sans Symbols" w:cs="Noto Sans Symbols"/>
       </w:rPr>
     </w:lvl>
     <w:lvl w:ilvl="6">
@@ -1186,7 +1259,7 @@
         <w:ind w:left="5040" w:hanging="360"/>
       </w:pPr>
       <w:rPr>
-        <w:rFonts w:ascii="Noto Sans Symbols" w:hAnsi="Noto Sans Symbols" w:eastAsia="Noto Sans Symbols" w:cs="Noto Sans Symbols"/>
+        <w:rFonts w:ascii="Noto Sans Symbols" w:eastAsia="Noto Sans Symbols" w:hAnsi="Noto Sans Symbols" w:cs="Noto Sans Symbols"/>
       </w:rPr>
     </w:lvl>
     <w:lvl w:ilvl="7">
@@ -1198,7 +1271,7 @@
         <w:ind w:left="5760" w:hanging="360"/>
       </w:pPr>
       <w:rPr>
-        <w:rFonts w:ascii="Courier New" w:hAnsi="Courier New" w:eastAsia="Courier New" w:cs="Courier New"/>
+        <w:rFonts w:ascii="Courier New" w:eastAsia="Courier New" w:hAnsi="Courier New" w:cs="Courier New"/>
       </w:rPr>
     </w:lvl>
     <w:lvl w:ilvl="8">
@@ -1210,7 +1283,7 @@
         <w:ind w:left="6480" w:hanging="360"/>
       </w:pPr>
       <w:rPr>
-        <w:rFonts w:ascii="Noto Sans Symbols" w:hAnsi="Noto Sans Symbols" w:eastAsia="Noto Sans Symbols" w:cs="Noto Sans Symbols"/>
+        <w:rFonts w:ascii="Noto Sans Symbols" w:eastAsia="Noto Sans Symbols" w:hAnsi="Noto Sans Symbols" w:cs="Noto Sans Symbols"/>
       </w:rPr>
     </w:lvl>
   </w:abstractNum>
@@ -1227,7 +1300,7 @@
         <w:ind w:left="720" w:hanging="360"/>
       </w:pPr>
       <w:rPr>
-        <w:rFonts w:hint="default" w:ascii="Symbol" w:hAnsi="Symbol"/>
+        <w:rFonts w:ascii="Symbol" w:hAnsi="Symbol" w:hint="default"/>
       </w:rPr>
     </w:lvl>
     <w:lvl w:ilvl="1" w:tplc="04090003">
@@ -1239,7 +1312,7 @@
         <w:ind w:left="1440" w:hanging="360"/>
       </w:pPr>
       <w:rPr>
-        <w:rFonts w:hint="default" w:ascii="Courier New" w:hAnsi="Courier New" w:cs="Courier New"/>
+        <w:rFonts w:ascii="Courier New" w:hAnsi="Courier New" w:cs="Courier New" w:hint="default"/>
       </w:rPr>
     </w:lvl>
     <w:lvl w:ilvl="2" w:tplc="04090005" w:tentative="1">
@@ -1251,7 +1324,7 @@
         <w:ind w:left="2160" w:hanging="360"/>
       </w:pPr>
       <w:rPr>
-        <w:rFonts w:hint="default" w:ascii="Wingdings" w:hAnsi="Wingdings"/>
+        <w:rFonts w:ascii="Wingdings" w:hAnsi="Wingdings" w:hint="default"/>
       </w:rPr>
     </w:lvl>
     <w:lvl w:ilvl="3" w:tplc="04090001" w:tentative="1">
@@ -1263,7 +1336,7 @@
         <w:ind w:left="2880" w:hanging="360"/>
       </w:pPr>
       <w:rPr>
-        <w:rFonts w:hint="default" w:ascii="Symbol" w:hAnsi="Symbol"/>
+        <w:rFonts w:ascii="Symbol" w:hAnsi="Symbol" w:hint="default"/>
       </w:rPr>
     </w:lvl>
     <w:lvl w:ilvl="4" w:tplc="04090003" w:tentative="1">
@@ -1275,7 +1348,7 @@
         <w:ind w:left="3600" w:hanging="360"/>
       </w:pPr>
       <w:rPr>
-        <w:rFonts w:hint="default" w:ascii="Courier New" w:hAnsi="Courier New" w:cs="Courier New"/>
+        <w:rFonts w:ascii="Courier New" w:hAnsi="Courier New" w:cs="Courier New" w:hint="default"/>
       </w:rPr>
     </w:lvl>
     <w:lvl w:ilvl="5" w:tplc="04090005" w:tentative="1">
@@ -1287,7 +1360,7 @@
         <w:ind w:left="4320" w:hanging="360"/>
       </w:pPr>
       <w:rPr>
-        <w:rFonts w:hint="default" w:ascii="Wingdings" w:hAnsi="Wingdings"/>
+        <w:rFonts w:ascii="Wingdings" w:hAnsi="Wingdings" w:hint="default"/>
       </w:rPr>
     </w:lvl>
     <w:lvl w:ilvl="6" w:tplc="04090001" w:tentative="1">
@@ -1299,7 +1372,7 @@
         <w:ind w:left="5040" w:hanging="360"/>
       </w:pPr>
       <w:rPr>
-        <w:rFonts w:hint="default" w:ascii="Symbol" w:hAnsi="Symbol"/>
+        <w:rFonts w:ascii="Symbol" w:hAnsi="Symbol" w:hint="default"/>
       </w:rPr>
     </w:lvl>
     <w:lvl w:ilvl="7" w:tplc="04090003" w:tentative="1">
@@ -1311,7 +1384,7 @@
         <w:ind w:left="5760" w:hanging="360"/>
       </w:pPr>
       <w:rPr>
-        <w:rFonts w:hint="default" w:ascii="Courier New" w:hAnsi="Courier New" w:cs="Courier New"/>
+        <w:rFonts w:ascii="Courier New" w:hAnsi="Courier New" w:cs="Courier New" w:hint="default"/>
       </w:rPr>
     </w:lvl>
     <w:lvl w:ilvl="8" w:tplc="04090005" w:tentative="1">
@@ -1323,7 +1396,7 @@
         <w:ind w:left="6480" w:hanging="360"/>
       </w:pPr>
       <w:rPr>
-        <w:rFonts w:hint="default" w:ascii="Wingdings" w:hAnsi="Wingdings"/>
+        <w:rFonts w:ascii="Wingdings" w:hAnsi="Wingdings" w:hint="default"/>
       </w:rPr>
     </w:lvl>
   </w:abstractNum>
@@ -1340,7 +1413,7 @@
         <w:ind w:left="720" w:hanging="360"/>
       </w:pPr>
       <w:rPr>
-        <w:rFonts w:hint="default" w:ascii="Symbol" w:hAnsi="Symbol"/>
+        <w:rFonts w:ascii="Symbol" w:hAnsi="Symbol" w:hint="default"/>
       </w:rPr>
     </w:lvl>
     <w:lvl w:ilvl="1" w:tplc="04090003" w:tentative="1">
@@ -1352,7 +1425,7 @@
         <w:ind w:left="1440" w:hanging="360"/>
       </w:pPr>
       <w:rPr>
-        <w:rFonts w:hint="default" w:ascii="Courier New" w:hAnsi="Courier New" w:cs="Courier New"/>
+        <w:rFonts w:ascii="Courier New" w:hAnsi="Courier New" w:cs="Courier New" w:hint="default"/>
       </w:rPr>
     </w:lvl>
     <w:lvl w:ilvl="2" w:tplc="04090005" w:tentative="1">
@@ -1364,7 +1437,7 @@
         <w:ind w:left="2160" w:hanging="360"/>
       </w:pPr>
       <w:rPr>
-        <w:rFonts w:hint="default" w:ascii="Wingdings" w:hAnsi="Wingdings"/>
+        <w:rFonts w:ascii="Wingdings" w:hAnsi="Wingdings" w:hint="default"/>
       </w:rPr>
     </w:lvl>
     <w:lvl w:ilvl="3" w:tplc="04090001" w:tentative="1">
@@ -1376,7 +1449,7 @@
         <w:ind w:left="2880" w:hanging="360"/>
       </w:pPr>
       <w:rPr>
-        <w:rFonts w:hint="default" w:ascii="Symbol" w:hAnsi="Symbol"/>
+        <w:rFonts w:ascii="Symbol" w:hAnsi="Symbol" w:hint="default"/>
       </w:rPr>
     </w:lvl>
     <w:lvl w:ilvl="4" w:tplc="04090003" w:tentative="1">
@@ -1388,7 +1461,7 @@
         <w:ind w:left="3600" w:hanging="360"/>
       </w:pPr>
       <w:rPr>
-        <w:rFonts w:hint="default" w:ascii="Courier New" w:hAnsi="Courier New" w:cs="Courier New"/>
+        <w:rFonts w:ascii="Courier New" w:hAnsi="Courier New" w:cs="Courier New" w:hint="default"/>
       </w:rPr>
     </w:lvl>
     <w:lvl w:ilvl="5" w:tplc="04090005" w:tentative="1">
@@ -1400,7 +1473,7 @@
         <w:ind w:left="4320" w:hanging="360"/>
       </w:pPr>
       <w:rPr>
-        <w:rFonts w:hint="default" w:ascii="Wingdings" w:hAnsi="Wingdings"/>
+        <w:rFonts w:ascii="Wingdings" w:hAnsi="Wingdings" w:hint="default"/>
       </w:rPr>
     </w:lvl>
     <w:lvl w:ilvl="6" w:tplc="04090001" w:tentative="1">
@@ -1412,7 +1485,7 @@
         <w:ind w:left="5040" w:hanging="360"/>
       </w:pPr>
       <w:rPr>
-        <w:rFonts w:hint="default" w:ascii="Symbol" w:hAnsi="Symbol"/>
+        <w:rFonts w:ascii="Symbol" w:hAnsi="Symbol" w:hint="default"/>
       </w:rPr>
     </w:lvl>
     <w:lvl w:ilvl="7" w:tplc="04090003" w:tentative="1">
@@ -1424,7 +1497,7 @@
         <w:ind w:left="5760" w:hanging="360"/>
       </w:pPr>
       <w:rPr>
-        <w:rFonts w:hint="default" w:ascii="Courier New" w:hAnsi="Courier New" w:cs="Courier New"/>
+        <w:rFonts w:ascii="Courier New" w:hAnsi="Courier New" w:cs="Courier New" w:hint="default"/>
       </w:rPr>
     </w:lvl>
     <w:lvl w:ilvl="8" w:tplc="04090005" w:tentative="1">
@@ -1436,7 +1509,7 @@
         <w:ind w:left="6480" w:hanging="360"/>
       </w:pPr>
       <w:rPr>
-        <w:rFonts w:hint="default" w:ascii="Wingdings" w:hAnsi="Wingdings"/>
+        <w:rFonts w:ascii="Wingdings" w:hAnsi="Wingdings" w:hint="default"/>
       </w:rPr>
     </w:lvl>
   </w:abstractNum>
@@ -1453,7 +1526,7 @@
         <w:ind w:left="720" w:hanging="360"/>
       </w:pPr>
       <w:rPr>
-        <w:rFonts w:ascii="Noto Sans Symbols" w:hAnsi="Noto Sans Symbols" w:eastAsia="Noto Sans Symbols" w:cs="Noto Sans Symbols"/>
+        <w:rFonts w:ascii="Noto Sans Symbols" w:eastAsia="Noto Sans Symbols" w:hAnsi="Noto Sans Symbols" w:cs="Noto Sans Symbols"/>
       </w:rPr>
     </w:lvl>
     <w:lvl w:ilvl="1">
@@ -1465,7 +1538,7 @@
         <w:ind w:left="1440" w:hanging="360"/>
       </w:pPr>
       <w:rPr>
-        <w:rFonts w:ascii="Courier New" w:hAnsi="Courier New" w:eastAsia="Courier New" w:cs="Courier New"/>
+        <w:rFonts w:ascii="Courier New" w:eastAsia="Courier New" w:hAnsi="Courier New" w:cs="Courier New"/>
       </w:rPr>
     </w:lvl>
     <w:lvl w:ilvl="2">
@@ -1477,7 +1550,7 @@
         <w:ind w:left="2160" w:hanging="360"/>
       </w:pPr>
       <w:rPr>
-        <w:rFonts w:ascii="Noto Sans Symbols" w:hAnsi="Noto Sans Symbols" w:eastAsia="Noto Sans Symbols" w:cs="Noto Sans Symbols"/>
+        <w:rFonts w:ascii="Noto Sans Symbols" w:eastAsia="Noto Sans Symbols" w:hAnsi="Noto Sans Symbols" w:cs="Noto Sans Symbols"/>
       </w:rPr>
     </w:lvl>
     <w:lvl w:ilvl="3">
@@ -1489,7 +1562,7 @@
         <w:ind w:left="2880" w:hanging="360"/>
       </w:pPr>
       <w:rPr>
-        <w:rFonts w:ascii="Noto Sans Symbols" w:hAnsi="Noto Sans Symbols" w:eastAsia="Noto Sans Symbols" w:cs="Noto Sans Symbols"/>
+        <w:rFonts w:ascii="Noto Sans Symbols" w:eastAsia="Noto Sans Symbols" w:hAnsi="Noto Sans Symbols" w:cs="Noto Sans Symbols"/>
       </w:rPr>
     </w:lvl>
     <w:lvl w:ilvl="4">
@@ -1501,7 +1574,7 @@
         <w:ind w:left="3600" w:hanging="360"/>
       </w:pPr>
       <w:rPr>
-        <w:rFonts w:ascii="Courier New" w:hAnsi="Courier New" w:eastAsia="Courier New" w:cs="Courier New"/>
+        <w:rFonts w:ascii="Courier New" w:eastAsia="Courier New" w:hAnsi="Courier New" w:cs="Courier New"/>
       </w:rPr>
     </w:lvl>
     <w:lvl w:ilvl="5">
@@ -1513,7 +1586,7 @@
         <w:ind w:left="4320" w:hanging="360"/>
       </w:pPr>
       <w:rPr>
-        <w:rFonts w:ascii="Noto Sans Symbols" w:hAnsi="Noto Sans Symbols" w:eastAsia="Noto Sans Symbols" w:cs="Noto Sans Symbols"/>
+        <w:rFonts w:ascii="Noto Sans Symbols" w:eastAsia="Noto Sans Symbols" w:hAnsi="Noto Sans Symbols" w:cs="Noto Sans Symbols"/>
       </w:rPr>
     </w:lvl>
     <w:lvl w:ilvl="6">
@@ -1525,7 +1598,7 @@
         <w:ind w:left="5040" w:hanging="360"/>
       </w:pPr>
       <w:rPr>
-        <w:rFonts w:ascii="Noto Sans Symbols" w:hAnsi="Noto Sans Symbols" w:eastAsia="Noto Sans Symbols" w:cs="Noto Sans Symbols"/>
+        <w:rFonts w:ascii="Noto Sans Symbols" w:eastAsia="Noto Sans Symbols" w:hAnsi="Noto Sans Symbols" w:cs="Noto Sans Symbols"/>
       </w:rPr>
     </w:lvl>
     <w:lvl w:ilvl="7">
@@ -1537,7 +1610,7 @@
         <w:ind w:left="5760" w:hanging="360"/>
       </w:pPr>
       <w:rPr>
-        <w:rFonts w:ascii="Courier New" w:hAnsi="Courier New" w:eastAsia="Courier New" w:cs="Courier New"/>
+        <w:rFonts w:ascii="Courier New" w:eastAsia="Courier New" w:hAnsi="Courier New" w:cs="Courier New"/>
       </w:rPr>
     </w:lvl>
     <w:lvl w:ilvl="8">
@@ -1549,7 +1622,7 @@
         <w:ind w:left="6480" w:hanging="360"/>
       </w:pPr>
       <w:rPr>
-        <w:rFonts w:ascii="Noto Sans Symbols" w:hAnsi="Noto Sans Symbols" w:eastAsia="Noto Sans Symbols" w:cs="Noto Sans Symbols"/>
+        <w:rFonts w:ascii="Noto Sans Symbols" w:eastAsia="Noto Sans Symbols" w:hAnsi="Noto Sans Symbols" w:cs="Noto Sans Symbols"/>
       </w:rPr>
     </w:lvl>
   </w:abstractNum>
@@ -1566,7 +1639,7 @@
         <w:ind w:left="720" w:hanging="360"/>
       </w:pPr>
       <w:rPr>
-        <w:rFonts w:hint="default" w:ascii="Symbol" w:hAnsi="Symbol"/>
+        <w:rFonts w:ascii="Symbol" w:hAnsi="Symbol" w:hint="default"/>
       </w:rPr>
     </w:lvl>
     <w:lvl w:ilvl="1" w:tplc="04090003" w:tentative="1">
@@ -1578,7 +1651,7 @@
         <w:ind w:left="1440" w:hanging="360"/>
       </w:pPr>
       <w:rPr>
-        <w:rFonts w:hint="default" w:ascii="Courier New" w:hAnsi="Courier New" w:cs="Courier New"/>
+        <w:rFonts w:ascii="Courier New" w:hAnsi="Courier New" w:cs="Courier New" w:hint="default"/>
       </w:rPr>
     </w:lvl>
     <w:lvl w:ilvl="2" w:tplc="04090005" w:tentative="1">
@@ -1590,7 +1663,7 @@
         <w:ind w:left="2160" w:hanging="360"/>
       </w:pPr>
       <w:rPr>
-        <w:rFonts w:hint="default" w:ascii="Wingdings" w:hAnsi="Wingdings"/>
+        <w:rFonts w:ascii="Wingdings" w:hAnsi="Wingdings" w:hint="default"/>
       </w:rPr>
     </w:lvl>
     <w:lvl w:ilvl="3" w:tplc="04090001" w:tentative="1">
@@ -1602,7 +1675,7 @@
         <w:ind w:left="2880" w:hanging="360"/>
       </w:pPr>
       <w:rPr>
-        <w:rFonts w:hint="default" w:ascii="Symbol" w:hAnsi="Symbol"/>
+        <w:rFonts w:ascii="Symbol" w:hAnsi="Symbol" w:hint="default"/>
       </w:rPr>
     </w:lvl>
     <w:lvl w:ilvl="4" w:tplc="04090003" w:tentative="1">
@@ -1614,7 +1687,7 @@
         <w:ind w:left="3600" w:hanging="360"/>
       </w:pPr>
       <w:rPr>
-        <w:rFonts w:hint="default" w:ascii="Courier New" w:hAnsi="Courier New" w:cs="Courier New"/>
+        <w:rFonts w:ascii="Courier New" w:hAnsi="Courier New" w:cs="Courier New" w:hint="default"/>
       </w:rPr>
     </w:lvl>
     <w:lvl w:ilvl="5" w:tplc="04090005" w:tentative="1">
@@ -1626,7 +1699,7 @@
         <w:ind w:left="4320" w:hanging="360"/>
       </w:pPr>
       <w:rPr>
-        <w:rFonts w:hint="default" w:ascii="Wingdings" w:hAnsi="Wingdings"/>
+        <w:rFonts w:ascii="Wingdings" w:hAnsi="Wingdings" w:hint="default"/>
       </w:rPr>
     </w:lvl>
     <w:lvl w:ilvl="6" w:tplc="04090001" w:tentative="1">
@@ -1638,7 +1711,7 @@
         <w:ind w:left="5040" w:hanging="360"/>
       </w:pPr>
       <w:rPr>
-        <w:rFonts w:hint="default" w:ascii="Symbol" w:hAnsi="Symbol"/>
+        <w:rFonts w:ascii="Symbol" w:hAnsi="Symbol" w:hint="default"/>
       </w:rPr>
     </w:lvl>
     <w:lvl w:ilvl="7" w:tplc="04090003" w:tentative="1">
@@ -1650,7 +1723,7 @@
         <w:ind w:left="5760" w:hanging="360"/>
       </w:pPr>
       <w:rPr>
-        <w:rFonts w:hint="default" w:ascii="Courier New" w:hAnsi="Courier New" w:cs="Courier New"/>
+        <w:rFonts w:ascii="Courier New" w:hAnsi="Courier New" w:cs="Courier New" w:hint="default"/>
       </w:rPr>
     </w:lvl>
     <w:lvl w:ilvl="8" w:tplc="04090005" w:tentative="1">
@@ -1662,7 +1735,7 @@
         <w:ind w:left="6480" w:hanging="360"/>
       </w:pPr>
       <w:rPr>
-        <w:rFonts w:hint="default" w:ascii="Wingdings" w:hAnsi="Wingdings"/>
+        <w:rFonts w:ascii="Wingdings" w:hAnsi="Wingdings" w:hint="default"/>
       </w:rPr>
     </w:lvl>
   </w:abstractNum>
@@ -1679,7 +1752,7 @@
         <w:ind w:left="720" w:hanging="360"/>
       </w:pPr>
       <w:rPr>
-        <w:rFonts w:hint="default" w:ascii="Wingdings" w:hAnsi="Wingdings"/>
+        <w:rFonts w:ascii="Wingdings" w:hAnsi="Wingdings" w:hint="default"/>
       </w:rPr>
     </w:lvl>
     <w:lvl w:ilvl="1" w:tplc="04090003" w:tentative="1">
@@ -1691,7 +1764,7 @@
         <w:ind w:left="1440" w:hanging="360"/>
       </w:pPr>
       <w:rPr>
-        <w:rFonts w:hint="default" w:ascii="Courier New" w:hAnsi="Courier New" w:cs="Courier New"/>
+        <w:rFonts w:ascii="Courier New" w:hAnsi="Courier New" w:cs="Courier New" w:hint="default"/>
       </w:rPr>
     </w:lvl>
     <w:lvl w:ilvl="2" w:tplc="04090005" w:tentative="1">
@@ -1703,7 +1776,7 @@
         <w:ind w:left="2160" w:hanging="360"/>
       </w:pPr>
       <w:rPr>
-        <w:rFonts w:hint="default" w:ascii="Wingdings" w:hAnsi="Wingdings"/>
+        <w:rFonts w:ascii="Wingdings" w:hAnsi="Wingdings" w:hint="default"/>
       </w:rPr>
     </w:lvl>
     <w:lvl w:ilvl="3" w:tplc="04090001" w:tentative="1">
@@ -1715,7 +1788,7 @@
         <w:ind w:left="2880" w:hanging="360"/>
       </w:pPr>
       <w:rPr>
-        <w:rFonts w:hint="default" w:ascii="Symbol" w:hAnsi="Symbol"/>
+        <w:rFonts w:ascii="Symbol" w:hAnsi="Symbol" w:hint="default"/>
       </w:rPr>
     </w:lvl>
     <w:lvl w:ilvl="4" w:tplc="04090003" w:tentative="1">
@@ -1727,7 +1800,7 @@
         <w:ind w:left="3600" w:hanging="360"/>
       </w:pPr>
       <w:rPr>
-        <w:rFonts w:hint="default" w:ascii="Courier New" w:hAnsi="Courier New" w:cs="Courier New"/>
+        <w:rFonts w:ascii="Courier New" w:hAnsi="Courier New" w:cs="Courier New" w:hint="default"/>
       </w:rPr>
     </w:lvl>
     <w:lvl w:ilvl="5" w:tplc="04090005" w:tentative="1">
@@ -1739,7 +1812,7 @@
         <w:ind w:left="4320" w:hanging="360"/>
       </w:pPr>
       <w:rPr>
-        <w:rFonts w:hint="default" w:ascii="Wingdings" w:hAnsi="Wingdings"/>
+        <w:rFonts w:ascii="Wingdings" w:hAnsi="Wingdings" w:hint="default"/>
       </w:rPr>
     </w:lvl>
     <w:lvl w:ilvl="6" w:tplc="04090001" w:tentative="1">
@@ -1751,7 +1824,7 @@
         <w:ind w:left="5040" w:hanging="360"/>
       </w:pPr>
       <w:rPr>
-        <w:rFonts w:hint="default" w:ascii="Symbol" w:hAnsi="Symbol"/>
+        <w:rFonts w:ascii="Symbol" w:hAnsi="Symbol" w:hint="default"/>
       </w:rPr>
     </w:lvl>
     <w:lvl w:ilvl="7" w:tplc="04090003" w:tentative="1">
@@ -1763,7 +1836,7 @@
         <w:ind w:left="5760" w:hanging="360"/>
       </w:pPr>
       <w:rPr>
-        <w:rFonts w:hint="default" w:ascii="Courier New" w:hAnsi="Courier New" w:cs="Courier New"/>
+        <w:rFonts w:ascii="Courier New" w:hAnsi="Courier New" w:cs="Courier New" w:hint="default"/>
       </w:rPr>
     </w:lvl>
     <w:lvl w:ilvl="8" w:tplc="04090005" w:tentative="1">
@@ -1775,7 +1848,7 @@
         <w:ind w:left="6480" w:hanging="360"/>
       </w:pPr>
       <w:rPr>
-        <w:rFonts w:hint="default" w:ascii="Wingdings" w:hAnsi="Wingdings"/>
+        <w:rFonts w:ascii="Wingdings" w:hAnsi="Wingdings" w:hint="default"/>
       </w:rPr>
     </w:lvl>
   </w:abstractNum>
@@ -1795,7 +1868,7 @@
         <w:ind w:left="720" w:hanging="360"/>
       </w:pPr>
       <w:rPr>
-        <w:rFonts w:hint="default" w:ascii="Symbol" w:hAnsi="Symbol"/>
+        <w:rFonts w:ascii="Symbol" w:hAnsi="Symbol" w:hint="default"/>
       </w:rPr>
     </w:lvl>
     <w:lvl w:ilvl="1" w:tplc="FFFFFFFF" w:tentative="1">
@@ -1807,7 +1880,7 @@
         <w:ind w:left="1440" w:hanging="360"/>
       </w:pPr>
       <w:rPr>
-        <w:rFonts w:hint="default" w:ascii="Courier New" w:hAnsi="Courier New" w:cs="Courier New"/>
+        <w:rFonts w:ascii="Courier New" w:hAnsi="Courier New" w:cs="Courier New" w:hint="default"/>
       </w:rPr>
     </w:lvl>
     <w:lvl w:ilvl="2" w:tplc="FFFFFFFF" w:tentative="1">
@@ -1819,7 +1892,7 @@
         <w:ind w:left="2160" w:hanging="360"/>
       </w:pPr>
       <w:rPr>
-        <w:rFonts w:hint="default" w:ascii="Wingdings" w:hAnsi="Wingdings"/>
+        <w:rFonts w:ascii="Wingdings" w:hAnsi="Wingdings" w:hint="default"/>
       </w:rPr>
     </w:lvl>
     <w:lvl w:ilvl="3" w:tplc="FFFFFFFF" w:tentative="1">
@@ -1831,7 +1904,7 @@
         <w:ind w:left="2880" w:hanging="360"/>
       </w:pPr>
       <w:rPr>
-        <w:rFonts w:hint="default" w:ascii="Symbol" w:hAnsi="Symbol"/>
+        <w:rFonts w:ascii="Symbol" w:hAnsi="Symbol" w:hint="default"/>
       </w:rPr>
     </w:lvl>
     <w:lvl w:ilvl="4" w:tplc="FFFFFFFF" w:tentative="1">
@@ -1843,7 +1916,7 @@
         <w:ind w:left="3600" w:hanging="360"/>
       </w:pPr>
       <w:rPr>
-        <w:rFonts w:hint="default" w:ascii="Courier New" w:hAnsi="Courier New" w:cs="Courier New"/>
+        <w:rFonts w:ascii="Courier New" w:hAnsi="Courier New" w:cs="Courier New" w:hint="default"/>
       </w:rPr>
     </w:lvl>
     <w:lvl w:ilvl="5" w:tplc="FFFFFFFF" w:tentative="1">
@@ -1855,7 +1928,7 @@
         <w:ind w:left="4320" w:hanging="360"/>
       </w:pPr>
       <w:rPr>
-        <w:rFonts w:hint="default" w:ascii="Wingdings" w:hAnsi="Wingdings"/>
+        <w:rFonts w:ascii="Wingdings" w:hAnsi="Wingdings" w:hint="default"/>
       </w:rPr>
     </w:lvl>
     <w:lvl w:ilvl="6" w:tplc="FFFFFFFF" w:tentative="1">
@@ -1867,7 +1940,7 @@
         <w:ind w:left="5040" w:hanging="360"/>
       </w:pPr>
       <w:rPr>
-        <w:rFonts w:hint="default" w:ascii="Symbol" w:hAnsi="Symbol"/>
+        <w:rFonts w:ascii="Symbol" w:hAnsi="Symbol" w:hint="default"/>
       </w:rPr>
     </w:lvl>
     <w:lvl w:ilvl="7" w:tplc="FFFFFFFF" w:tentative="1">
@@ -1879,7 +1952,7 @@
         <w:ind w:left="5760" w:hanging="360"/>
       </w:pPr>
       <w:rPr>
-        <w:rFonts w:hint="default" w:ascii="Courier New" w:hAnsi="Courier New" w:cs="Courier New"/>
+        <w:rFonts w:ascii="Courier New" w:hAnsi="Courier New" w:cs="Courier New" w:hint="default"/>
       </w:rPr>
     </w:lvl>
     <w:lvl w:ilvl="8" w:tplc="FFFFFFFF" w:tentative="1">
@@ -1891,7 +1964,7 @@
         <w:ind w:left="6480" w:hanging="360"/>
       </w:pPr>
       <w:rPr>
-        <w:rFonts w:hint="default" w:ascii="Wingdings" w:hAnsi="Wingdings"/>
+        <w:rFonts w:ascii="Wingdings" w:hAnsi="Wingdings" w:hint="default"/>
       </w:rPr>
     </w:lvl>
   </w:abstractNum>
@@ -1911,7 +1984,7 @@
         <w:ind w:left="720" w:hanging="360"/>
       </w:pPr>
       <w:rPr>
-        <w:rFonts w:hint="default" w:ascii="Arial" w:hAnsi="Arial"/>
+        <w:rFonts w:ascii="Arial" w:hAnsi="Arial" w:hint="default"/>
       </w:rPr>
     </w:lvl>
     <w:lvl w:ilvl="1" w:tplc="C1B84C9C" w:tentative="1">
@@ -1926,7 +1999,7 @@
         <w:ind w:left="1440" w:hanging="360"/>
       </w:pPr>
       <w:rPr>
-        <w:rFonts w:hint="default" w:ascii="Arial" w:hAnsi="Arial"/>
+        <w:rFonts w:ascii="Arial" w:hAnsi="Arial" w:hint="default"/>
       </w:rPr>
     </w:lvl>
     <w:lvl w:ilvl="2" w:tplc="7272E58A" w:tentative="1">
@@ -1941,7 +2014,7 @@
         <w:ind w:left="2160" w:hanging="360"/>
       </w:pPr>
       <w:rPr>
-        <w:rFonts w:hint="default" w:ascii="Arial" w:hAnsi="Arial"/>
+        <w:rFonts w:ascii="Arial" w:hAnsi="Arial" w:hint="default"/>
       </w:rPr>
     </w:lvl>
     <w:lvl w:ilvl="3" w:tplc="6574786C" w:tentative="1">
@@ -1956,7 +2029,7 @@
         <w:ind w:left="2880" w:hanging="360"/>
       </w:pPr>
       <w:rPr>
-        <w:rFonts w:hint="default" w:ascii="Arial" w:hAnsi="Arial"/>
+        <w:rFonts w:ascii="Arial" w:hAnsi="Arial" w:hint="default"/>
       </w:rPr>
     </w:lvl>
     <w:lvl w:ilvl="4" w:tplc="561ABF98" w:tentative="1">
@@ -1971,7 +2044,7 @@
         <w:ind w:left="3600" w:hanging="360"/>
       </w:pPr>
       <w:rPr>
-        <w:rFonts w:hint="default" w:ascii="Arial" w:hAnsi="Arial"/>
+        <w:rFonts w:ascii="Arial" w:hAnsi="Arial" w:hint="default"/>
       </w:rPr>
     </w:lvl>
     <w:lvl w:ilvl="5" w:tplc="BB1A73A2" w:tentative="1">
@@ -1986,7 +2059,7 @@
         <w:ind w:left="4320" w:hanging="360"/>
       </w:pPr>
       <w:rPr>
-        <w:rFonts w:hint="default" w:ascii="Arial" w:hAnsi="Arial"/>
+        <w:rFonts w:ascii="Arial" w:hAnsi="Arial" w:hint="default"/>
       </w:rPr>
     </w:lvl>
     <w:lvl w:ilvl="6" w:tplc="6EC86116" w:tentative="1">
@@ -2001,7 +2074,7 @@
         <w:ind w:left="5040" w:hanging="360"/>
       </w:pPr>
       <w:rPr>
-        <w:rFonts w:hint="default" w:ascii="Arial" w:hAnsi="Arial"/>
+        <w:rFonts w:ascii="Arial" w:hAnsi="Arial" w:hint="default"/>
       </w:rPr>
     </w:lvl>
     <w:lvl w:ilvl="7" w:tplc="E37C87D4" w:tentative="1">
@@ -2016,7 +2089,7 @@
         <w:ind w:left="5760" w:hanging="360"/>
       </w:pPr>
       <w:rPr>
-        <w:rFonts w:hint="default" w:ascii="Arial" w:hAnsi="Arial"/>
+        <w:rFonts w:ascii="Arial" w:hAnsi="Arial" w:hint="default"/>
       </w:rPr>
     </w:lvl>
     <w:lvl w:ilvl="8" w:tplc="64CA359A" w:tentative="1">
@@ -2031,7 +2104,7 @@
         <w:ind w:left="6480" w:hanging="360"/>
       </w:pPr>
       <w:rPr>
-        <w:rFonts w:hint="default" w:ascii="Arial" w:hAnsi="Arial"/>
+        <w:rFonts w:ascii="Arial" w:hAnsi="Arial" w:hint="default"/>
       </w:rPr>
     </w:lvl>
   </w:abstractNum>
@@ -2048,7 +2121,7 @@
         <w:ind w:left="720" w:hanging="360"/>
       </w:pPr>
       <w:rPr>
-        <w:rFonts w:hint="default" w:ascii="Symbol" w:hAnsi="Symbol"/>
+        <w:rFonts w:ascii="Symbol" w:hAnsi="Symbol" w:hint="default"/>
       </w:rPr>
     </w:lvl>
     <w:lvl w:ilvl="1" w:tplc="04090003" w:tentative="1">
@@ -2060,7 +2133,7 @@
         <w:ind w:left="1440" w:hanging="360"/>
       </w:pPr>
       <w:rPr>
-        <w:rFonts w:hint="default" w:ascii="Courier New" w:hAnsi="Courier New" w:cs="Courier New"/>
+        <w:rFonts w:ascii="Courier New" w:hAnsi="Courier New" w:cs="Courier New" w:hint="default"/>
       </w:rPr>
     </w:lvl>
     <w:lvl w:ilvl="2" w:tplc="04090005" w:tentative="1">
@@ -2072,7 +2145,7 @@
         <w:ind w:left="2160" w:hanging="360"/>
       </w:pPr>
       <w:rPr>
-        <w:rFonts w:hint="default" w:ascii="Wingdings" w:hAnsi="Wingdings"/>
+        <w:rFonts w:ascii="Wingdings" w:hAnsi="Wingdings" w:hint="default"/>
       </w:rPr>
     </w:lvl>
     <w:lvl w:ilvl="3" w:tplc="04090001" w:tentative="1">
@@ -2084,7 +2157,7 @@
         <w:ind w:left="2880" w:hanging="360"/>
       </w:pPr>
       <w:rPr>
-        <w:rFonts w:hint="default" w:ascii="Symbol" w:hAnsi="Symbol"/>
+        <w:rFonts w:ascii="Symbol" w:hAnsi="Symbol" w:hint="default"/>
       </w:rPr>
     </w:lvl>
     <w:lvl w:ilvl="4" w:tplc="04090003" w:tentative="1">
@@ -2096,7 +2169,7 @@
         <w:ind w:left="3600" w:hanging="360"/>
       </w:pPr>
       <w:rPr>
-        <w:rFonts w:hint="default" w:ascii="Courier New" w:hAnsi="Courier New" w:cs="Courier New"/>
+        <w:rFonts w:ascii="Courier New" w:hAnsi="Courier New" w:cs="Courier New" w:hint="default"/>
       </w:rPr>
     </w:lvl>
     <w:lvl w:ilvl="5" w:tplc="04090005" w:tentative="1">
@@ -2108,7 +2181,7 @@
         <w:ind w:left="4320" w:hanging="360"/>
       </w:pPr>
       <w:rPr>
-        <w:rFonts w:hint="default" w:ascii="Wingdings" w:hAnsi="Wingdings"/>
+        <w:rFonts w:ascii="Wingdings" w:hAnsi="Wingdings" w:hint="default"/>
       </w:rPr>
     </w:lvl>
     <w:lvl w:ilvl="6" w:tplc="04090001" w:tentative="1">
@@ -2120,7 +2193,7 @@
         <w:ind w:left="5040" w:hanging="360"/>
       </w:pPr>
       <w:rPr>
-        <w:rFonts w:hint="default" w:ascii="Symbol" w:hAnsi="Symbol"/>
+        <w:rFonts w:ascii="Symbol" w:hAnsi="Symbol" w:hint="default"/>
       </w:rPr>
     </w:lvl>
     <w:lvl w:ilvl="7" w:tplc="04090003" w:tentative="1">
@@ -2132,7 +2205,7 @@
         <w:ind w:left="5760" w:hanging="360"/>
       </w:pPr>
       <w:rPr>
-        <w:rFonts w:hint="default" w:ascii="Courier New" w:hAnsi="Courier New" w:cs="Courier New"/>
+        <w:rFonts w:ascii="Courier New" w:hAnsi="Courier New" w:cs="Courier New" w:hint="default"/>
       </w:rPr>
     </w:lvl>
     <w:lvl w:ilvl="8" w:tplc="04090005" w:tentative="1">
@@ -2144,7 +2217,7 @@
         <w:ind w:left="6480" w:hanging="360"/>
       </w:pPr>
       <w:rPr>
-        <w:rFonts w:hint="default" w:ascii="Wingdings" w:hAnsi="Wingdings"/>
+        <w:rFonts w:ascii="Wingdings" w:hAnsi="Wingdings" w:hint="default"/>
       </w:rPr>
     </w:lvl>
   </w:abstractNum>
@@ -2160,7 +2233,7 @@
         <w:ind w:left="720" w:hanging="360"/>
       </w:pPr>
       <w:rPr>
-        <w:rFonts w:hint="default" w:ascii="Arial" w:hAnsi="Arial" w:eastAsia="Arial" w:cs="Arial"/>
+        <w:rFonts w:ascii="Arial" w:eastAsia="Arial" w:hAnsi="Arial" w:cs="Arial" w:hint="default"/>
       </w:rPr>
     </w:lvl>
     <w:lvl w:ilvl="1" w:tplc="04090003" w:tentative="1">
@@ -2172,7 +2245,7 @@
         <w:ind w:left="1440" w:hanging="360"/>
       </w:pPr>
       <w:rPr>
-        <w:rFonts w:hint="default" w:ascii="Courier New" w:hAnsi="Courier New" w:cs="Courier New"/>
+        <w:rFonts w:ascii="Courier New" w:hAnsi="Courier New" w:cs="Courier New" w:hint="default"/>
       </w:rPr>
     </w:lvl>
     <w:lvl w:ilvl="2" w:tplc="04090005" w:tentative="1">
@@ -2184,7 +2257,7 @@
         <w:ind w:left="2160" w:hanging="360"/>
       </w:pPr>
       <w:rPr>
-        <w:rFonts w:hint="default" w:ascii="Wingdings" w:hAnsi="Wingdings"/>
+        <w:rFonts w:ascii="Wingdings" w:hAnsi="Wingdings" w:hint="default"/>
       </w:rPr>
     </w:lvl>
     <w:lvl w:ilvl="3" w:tplc="04090001" w:tentative="1">
@@ -2196,7 +2269,7 @@
         <w:ind w:left="2880" w:hanging="360"/>
       </w:pPr>
       <w:rPr>
-        <w:rFonts w:hint="default" w:ascii="Symbol" w:hAnsi="Symbol"/>
+        <w:rFonts w:ascii="Symbol" w:hAnsi="Symbol" w:hint="default"/>
       </w:rPr>
     </w:lvl>
     <w:lvl w:ilvl="4" w:tplc="04090003" w:tentative="1">
@@ -2208,7 +2281,7 @@
         <w:ind w:left="3600" w:hanging="360"/>
       </w:pPr>
       <w:rPr>
-        <w:rFonts w:hint="default" w:ascii="Courier New" w:hAnsi="Courier New" w:cs="Courier New"/>
+        <w:rFonts w:ascii="Courier New" w:hAnsi="Courier New" w:cs="Courier New" w:hint="default"/>
       </w:rPr>
     </w:lvl>
     <w:lvl w:ilvl="5" w:tplc="04090005" w:tentative="1">
@@ -2220,7 +2293,7 @@
         <w:ind w:left="4320" w:hanging="360"/>
       </w:pPr>
       <w:rPr>
-        <w:rFonts w:hint="default" w:ascii="Wingdings" w:hAnsi="Wingdings"/>
+        <w:rFonts w:ascii="Wingdings" w:hAnsi="Wingdings" w:hint="default"/>
       </w:rPr>
     </w:lvl>
     <w:lvl w:ilvl="6" w:tplc="04090001" w:tentative="1">
@@ -2232,7 +2305,7 @@
         <w:ind w:left="5040" w:hanging="360"/>
       </w:pPr>
       <w:rPr>
-        <w:rFonts w:hint="default" w:ascii="Symbol" w:hAnsi="Symbol"/>
+        <w:rFonts w:ascii="Symbol" w:hAnsi="Symbol" w:hint="default"/>
       </w:rPr>
     </w:lvl>
     <w:lvl w:ilvl="7" w:tplc="04090003" w:tentative="1">
@@ -2244,7 +2317,7 @@
         <w:ind w:left="5760" w:hanging="360"/>
       </w:pPr>
       <w:rPr>
-        <w:rFonts w:hint="default" w:ascii="Courier New" w:hAnsi="Courier New" w:cs="Courier New"/>
+        <w:rFonts w:ascii="Courier New" w:hAnsi="Courier New" w:cs="Courier New" w:hint="default"/>
       </w:rPr>
     </w:lvl>
     <w:lvl w:ilvl="8" w:tplc="04090005" w:tentative="1">
@@ -2256,7 +2329,7 @@
         <w:ind w:left="6480" w:hanging="360"/>
       </w:pPr>
       <w:rPr>
-        <w:rFonts w:hint="default" w:ascii="Wingdings" w:hAnsi="Wingdings"/>
+        <w:rFonts w:ascii="Wingdings" w:hAnsi="Wingdings" w:hint="default"/>
       </w:rPr>
     </w:lvl>
   </w:abstractNum>
@@ -2273,7 +2346,7 @@
         <w:ind w:left="720" w:hanging="360"/>
       </w:pPr>
       <w:rPr>
-        <w:rFonts w:hint="default" w:ascii="Symbol" w:hAnsi="Symbol"/>
+        <w:rFonts w:ascii="Symbol" w:hAnsi="Symbol" w:hint="default"/>
       </w:rPr>
     </w:lvl>
     <w:lvl w:ilvl="1" w:tplc="04090003">
@@ -2285,7 +2358,7 @@
         <w:ind w:left="1440" w:hanging="360"/>
       </w:pPr>
       <w:rPr>
-        <w:rFonts w:hint="default" w:ascii="Courier New" w:hAnsi="Courier New" w:cs="Courier New"/>
+        <w:rFonts w:ascii="Courier New" w:hAnsi="Courier New" w:cs="Courier New" w:hint="default"/>
       </w:rPr>
     </w:lvl>
     <w:lvl w:ilvl="2" w:tplc="04090005" w:tentative="1">
@@ -2297,7 +2370,7 @@
         <w:ind w:left="2160" w:hanging="360"/>
       </w:pPr>
       <w:rPr>
-        <w:rFonts w:hint="default" w:ascii="Wingdings" w:hAnsi="Wingdings"/>
+        <w:rFonts w:ascii="Wingdings" w:hAnsi="Wingdings" w:hint="default"/>
       </w:rPr>
     </w:lvl>
     <w:lvl w:ilvl="3" w:tplc="04090001" w:tentative="1">
@@ -2309,7 +2382,7 @@
         <w:ind w:left="2880" w:hanging="360"/>
       </w:pPr>
       <w:rPr>
-        <w:rFonts w:hint="default" w:ascii="Symbol" w:hAnsi="Symbol"/>
+        <w:rFonts w:ascii="Symbol" w:hAnsi="Symbol" w:hint="default"/>
       </w:rPr>
     </w:lvl>
     <w:lvl w:ilvl="4" w:tplc="04090003" w:tentative="1">
@@ -2321,7 +2394,7 @@
         <w:ind w:left="3600" w:hanging="360"/>
       </w:pPr>
       <w:rPr>
-        <w:rFonts w:hint="default" w:ascii="Courier New" w:hAnsi="Courier New" w:cs="Courier New"/>
+        <w:rFonts w:ascii="Courier New" w:hAnsi="Courier New" w:cs="Courier New" w:hint="default"/>
       </w:rPr>
     </w:lvl>
     <w:lvl w:ilvl="5" w:tplc="04090005" w:tentative="1">
@@ -2333,7 +2406,7 @@
         <w:ind w:left="4320" w:hanging="360"/>
       </w:pPr>
       <w:rPr>
-        <w:rFonts w:hint="default" w:ascii="Wingdings" w:hAnsi="Wingdings"/>
+        <w:rFonts w:ascii="Wingdings" w:hAnsi="Wingdings" w:hint="default"/>
       </w:rPr>
     </w:lvl>
     <w:lvl w:ilvl="6" w:tplc="04090001" w:tentative="1">
@@ -2345,7 +2418,7 @@
         <w:ind w:left="5040" w:hanging="360"/>
       </w:pPr>
       <w:rPr>
-        <w:rFonts w:hint="default" w:ascii="Symbol" w:hAnsi="Symbol"/>
+        <w:rFonts w:ascii="Symbol" w:hAnsi="Symbol" w:hint="default"/>
       </w:rPr>
     </w:lvl>
     <w:lvl w:ilvl="7" w:tplc="04090003" w:tentative="1">
@@ -2357,7 +2430,7 @@
         <w:ind w:left="5760" w:hanging="360"/>
       </w:pPr>
       <w:rPr>
-        <w:rFonts w:hint="default" w:ascii="Courier New" w:hAnsi="Courier New" w:cs="Courier New"/>
+        <w:rFonts w:ascii="Courier New" w:hAnsi="Courier New" w:cs="Courier New" w:hint="default"/>
       </w:rPr>
     </w:lvl>
     <w:lvl w:ilvl="8" w:tplc="04090005" w:tentative="1">
@@ -2369,7 +2442,7 @@
         <w:ind w:left="6480" w:hanging="360"/>
       </w:pPr>
       <w:rPr>
-        <w:rFonts w:hint="default" w:ascii="Wingdings" w:hAnsi="Wingdings"/>
+        <w:rFonts w:ascii="Wingdings" w:hAnsi="Wingdings" w:hint="default"/>
       </w:rPr>
     </w:lvl>
   </w:abstractNum>
@@ -2385,7 +2458,7 @@
         <w:ind w:left="720" w:hanging="360"/>
       </w:pPr>
       <w:rPr>
-        <w:rFonts w:hint="default" w:ascii="Calibri" w:hAnsi="Calibri" w:eastAsia="Calibri" w:cs="Calibri"/>
+        <w:rFonts w:ascii="Calibri" w:eastAsia="Calibri" w:hAnsi="Calibri" w:cs="Calibri" w:hint="default"/>
       </w:rPr>
     </w:lvl>
     <w:lvl w:ilvl="1" w:tplc="04090003" w:tentative="1">
@@ -2397,7 +2470,7 @@
         <w:ind w:left="1440" w:hanging="360"/>
       </w:pPr>
       <w:rPr>
-        <w:rFonts w:hint="default" w:ascii="Courier New" w:hAnsi="Courier New" w:cs="Courier New"/>
+        <w:rFonts w:ascii="Courier New" w:hAnsi="Courier New" w:cs="Courier New" w:hint="default"/>
       </w:rPr>
     </w:lvl>
     <w:lvl w:ilvl="2" w:tplc="04090005" w:tentative="1">
@@ -2409,7 +2482,7 @@
         <w:ind w:left="2160" w:hanging="360"/>
       </w:pPr>
       <w:rPr>
-        <w:rFonts w:hint="default" w:ascii="Wingdings" w:hAnsi="Wingdings"/>
+        <w:rFonts w:ascii="Wingdings" w:hAnsi="Wingdings" w:hint="default"/>
       </w:rPr>
     </w:lvl>
     <w:lvl w:ilvl="3" w:tplc="04090001" w:tentative="1">
@@ -2421,7 +2494,7 @@
         <w:ind w:left="2880" w:hanging="360"/>
       </w:pPr>
       <w:rPr>
-        <w:rFonts w:hint="default" w:ascii="Symbol" w:hAnsi="Symbol"/>
+        <w:rFonts w:ascii="Symbol" w:hAnsi="Symbol" w:hint="default"/>
       </w:rPr>
     </w:lvl>
     <w:lvl w:ilvl="4" w:tplc="04090003" w:tentative="1">
@@ -2433,7 +2506,7 @@
         <w:ind w:left="3600" w:hanging="360"/>
       </w:pPr>
       <w:rPr>
-        <w:rFonts w:hint="default" w:ascii="Courier New" w:hAnsi="Courier New" w:cs="Courier New"/>
+        <w:rFonts w:ascii="Courier New" w:hAnsi="Courier New" w:cs="Courier New" w:hint="default"/>
       </w:rPr>
     </w:lvl>
     <w:lvl w:ilvl="5" w:tplc="04090005" w:tentative="1">
@@ -2445,7 +2518,7 @@
         <w:ind w:left="4320" w:hanging="360"/>
       </w:pPr>
       <w:rPr>
-        <w:rFonts w:hint="default" w:ascii="Wingdings" w:hAnsi="Wingdings"/>
+        <w:rFonts w:ascii="Wingdings" w:hAnsi="Wingdings" w:hint="default"/>
       </w:rPr>
     </w:lvl>
     <w:lvl w:ilvl="6" w:tplc="04090001" w:tentative="1">
@@ -2457,7 +2530,7 @@
         <w:ind w:left="5040" w:hanging="360"/>
       </w:pPr>
       <w:rPr>
-        <w:rFonts w:hint="default" w:ascii="Symbol" w:hAnsi="Symbol"/>
+        <w:rFonts w:ascii="Symbol" w:hAnsi="Symbol" w:hint="default"/>
       </w:rPr>
     </w:lvl>
     <w:lvl w:ilvl="7" w:tplc="04090003" w:tentative="1">
@@ -2469,7 +2542,7 @@
         <w:ind w:left="5760" w:hanging="360"/>
       </w:pPr>
       <w:rPr>
-        <w:rFonts w:hint="default" w:ascii="Courier New" w:hAnsi="Courier New" w:cs="Courier New"/>
+        <w:rFonts w:ascii="Courier New" w:hAnsi="Courier New" w:cs="Courier New" w:hint="default"/>
       </w:rPr>
     </w:lvl>
     <w:lvl w:ilvl="8" w:tplc="04090005" w:tentative="1">
@@ -2481,7 +2554,7 @@
         <w:ind w:left="6480" w:hanging="360"/>
       </w:pPr>
       <w:rPr>
-        <w:rFonts w:hint="default" w:ascii="Wingdings" w:hAnsi="Wingdings"/>
+        <w:rFonts w:ascii="Wingdings" w:hAnsi="Wingdings" w:hint="default"/>
       </w:rPr>
     </w:lvl>
   </w:abstractNum>
@@ -2501,7 +2574,7 @@
         <w:ind w:left="720" w:hanging="360"/>
       </w:pPr>
       <w:rPr>
-        <w:rFonts w:hint="default" w:ascii="Arial" w:hAnsi="Arial"/>
+        <w:rFonts w:ascii="Arial" w:hAnsi="Arial" w:hint="default"/>
       </w:rPr>
     </w:lvl>
     <w:lvl w:ilvl="1" w:tplc="479A2B9A" w:tentative="1">
@@ -2516,7 +2589,7 @@
         <w:ind w:left="1440" w:hanging="360"/>
       </w:pPr>
       <w:rPr>
-        <w:rFonts w:hint="default" w:ascii="Arial" w:hAnsi="Arial"/>
+        <w:rFonts w:ascii="Arial" w:hAnsi="Arial" w:hint="default"/>
       </w:rPr>
     </w:lvl>
     <w:lvl w:ilvl="2" w:tplc="3B942404">
@@ -2531,7 +2604,7 @@
         <w:ind w:left="2160" w:hanging="360"/>
       </w:pPr>
       <w:rPr>
-        <w:rFonts w:hint="default" w:ascii="Arial" w:hAnsi="Arial"/>
+        <w:rFonts w:ascii="Arial" w:hAnsi="Arial" w:hint="default"/>
       </w:rPr>
     </w:lvl>
     <w:lvl w:ilvl="3" w:tplc="F69089FC" w:tentative="1">
@@ -2546,7 +2619,7 @@
         <w:ind w:left="2880" w:hanging="360"/>
       </w:pPr>
       <w:rPr>
-        <w:rFonts w:hint="default" w:ascii="Arial" w:hAnsi="Arial"/>
+        <w:rFonts w:ascii="Arial" w:hAnsi="Arial" w:hint="default"/>
       </w:rPr>
     </w:lvl>
     <w:lvl w:ilvl="4" w:tplc="F4109C6E" w:tentative="1">
@@ -2561,7 +2634,7 @@
         <w:ind w:left="3600" w:hanging="360"/>
       </w:pPr>
       <w:rPr>
-        <w:rFonts w:hint="default" w:ascii="Arial" w:hAnsi="Arial"/>
+        <w:rFonts w:ascii="Arial" w:hAnsi="Arial" w:hint="default"/>
       </w:rPr>
     </w:lvl>
     <w:lvl w:ilvl="5" w:tplc="B6684AD8" w:tentative="1">
@@ -2576,7 +2649,7 @@
         <w:ind w:left="4320" w:hanging="360"/>
       </w:pPr>
       <w:rPr>
-        <w:rFonts w:hint="default" w:ascii="Arial" w:hAnsi="Arial"/>
+        <w:rFonts w:ascii="Arial" w:hAnsi="Arial" w:hint="default"/>
       </w:rPr>
     </w:lvl>
     <w:lvl w:ilvl="6" w:tplc="B9D001DC" w:tentative="1">
@@ -2591,7 +2664,7 @@
         <w:ind w:left="5040" w:hanging="360"/>
       </w:pPr>
       <w:rPr>
-        <w:rFonts w:hint="default" w:ascii="Arial" w:hAnsi="Arial"/>
+        <w:rFonts w:ascii="Arial" w:hAnsi="Arial" w:hint="default"/>
       </w:rPr>
     </w:lvl>
     <w:lvl w:ilvl="7" w:tplc="A2C85AF8" w:tentative="1">
@@ -2606,7 +2679,7 @@
         <w:ind w:left="5760" w:hanging="360"/>
       </w:pPr>
       <w:rPr>
-        <w:rFonts w:hint="default" w:ascii="Arial" w:hAnsi="Arial"/>
+        <w:rFonts w:ascii="Arial" w:hAnsi="Arial" w:hint="default"/>
       </w:rPr>
     </w:lvl>
     <w:lvl w:ilvl="8" w:tplc="3974607A" w:tentative="1">
@@ -2621,7 +2694,7 @@
         <w:ind w:left="6480" w:hanging="360"/>
       </w:pPr>
       <w:rPr>
-        <w:rFonts w:hint="default" w:ascii="Arial" w:hAnsi="Arial"/>
+        <w:rFonts w:ascii="Arial" w:hAnsi="Arial" w:hint="default"/>
       </w:rPr>
     </w:lvl>
   </w:abstractNum>
@@ -2638,7 +2711,7 @@
         <w:ind w:left="720" w:hanging="360"/>
       </w:pPr>
       <w:rPr>
-        <w:rFonts w:hint="default" w:ascii="Wingdings" w:hAnsi="Wingdings"/>
+        <w:rFonts w:ascii="Wingdings" w:hAnsi="Wingdings" w:hint="default"/>
       </w:rPr>
     </w:lvl>
     <w:lvl w:ilvl="1" w:tplc="FFFFFFFF" w:tentative="1">
@@ -2650,7 +2723,7 @@
         <w:ind w:left="1440" w:hanging="360"/>
       </w:pPr>
       <w:rPr>
-        <w:rFonts w:hint="default" w:ascii="Courier New" w:hAnsi="Courier New" w:cs="Courier New"/>
+        <w:rFonts w:ascii="Courier New" w:hAnsi="Courier New" w:cs="Courier New" w:hint="default"/>
       </w:rPr>
     </w:lvl>
     <w:lvl w:ilvl="2" w:tplc="FFFFFFFF" w:tentative="1">
@@ -2662,7 +2735,7 @@
         <w:ind w:left="2160" w:hanging="360"/>
       </w:pPr>
       <w:rPr>
-        <w:rFonts w:hint="default" w:ascii="Wingdings" w:hAnsi="Wingdings"/>
+        <w:rFonts w:ascii="Wingdings" w:hAnsi="Wingdings" w:hint="default"/>
       </w:rPr>
     </w:lvl>
     <w:lvl w:ilvl="3" w:tplc="FFFFFFFF" w:tentative="1">
@@ -2674,7 +2747,7 @@
         <w:ind w:left="2880" w:hanging="360"/>
       </w:pPr>
       <w:rPr>
-        <w:rFonts w:hint="default" w:ascii="Symbol" w:hAnsi="Symbol"/>
+        <w:rFonts w:ascii="Symbol" w:hAnsi="Symbol" w:hint="default"/>
       </w:rPr>
     </w:lvl>
     <w:lvl w:ilvl="4" w:tplc="FFFFFFFF" w:tentative="1">
@@ -2686,7 +2759,7 @@
         <w:ind w:left="3600" w:hanging="360"/>
       </w:pPr>
       <w:rPr>
-        <w:rFonts w:hint="default" w:ascii="Courier New" w:hAnsi="Courier New" w:cs="Courier New"/>
+        <w:rFonts w:ascii="Courier New" w:hAnsi="Courier New" w:cs="Courier New" w:hint="default"/>
       </w:rPr>
     </w:lvl>
     <w:lvl w:ilvl="5" w:tplc="FFFFFFFF" w:tentative="1">
@@ -2698,7 +2771,7 @@
         <w:ind w:left="4320" w:hanging="360"/>
       </w:pPr>
       <w:rPr>
-        <w:rFonts w:hint="default" w:ascii="Wingdings" w:hAnsi="Wingdings"/>
+        <w:rFonts w:ascii="Wingdings" w:hAnsi="Wingdings" w:hint="default"/>
       </w:rPr>
     </w:lvl>
     <w:lvl w:ilvl="6" w:tplc="FFFFFFFF" w:tentative="1">
@@ -2710,7 +2783,7 @@
         <w:ind w:left="5040" w:hanging="360"/>
       </w:pPr>
       <w:rPr>
-        <w:rFonts w:hint="default" w:ascii="Symbol" w:hAnsi="Symbol"/>
+        <w:rFonts w:ascii="Symbol" w:hAnsi="Symbol" w:hint="default"/>
       </w:rPr>
     </w:lvl>
     <w:lvl w:ilvl="7" w:tplc="FFFFFFFF" w:tentative="1">
@@ -2722,7 +2795,7 @@
         <w:ind w:left="5760" w:hanging="360"/>
       </w:pPr>
       <w:rPr>
-        <w:rFonts w:hint="default" w:ascii="Courier New" w:hAnsi="Courier New" w:cs="Courier New"/>
+        <w:rFonts w:ascii="Courier New" w:hAnsi="Courier New" w:cs="Courier New" w:hint="default"/>
       </w:rPr>
     </w:lvl>
     <w:lvl w:ilvl="8" w:tplc="FFFFFFFF" w:tentative="1">
@@ -2734,7 +2807,7 @@
         <w:ind w:left="6480" w:hanging="360"/>
       </w:pPr>
       <w:rPr>
-        <w:rFonts w:hint="default" w:ascii="Wingdings" w:hAnsi="Wingdings"/>
+        <w:rFonts w:ascii="Wingdings" w:hAnsi="Wingdings" w:hint="default"/>
       </w:rPr>
     </w:lvl>
   </w:abstractNum>
@@ -2750,7 +2823,7 @@
         <w:ind w:left="720" w:hanging="360"/>
       </w:pPr>
       <w:rPr>
-        <w:rFonts w:ascii="Calibri" w:hAnsi="Calibri" w:eastAsia="Calibri" w:cs="Calibri"/>
+        <w:rFonts w:ascii="Calibri" w:eastAsia="Calibri" w:hAnsi="Calibri" w:cs="Calibri"/>
       </w:rPr>
     </w:lvl>
     <w:lvl w:ilvl="1">
@@ -2762,7 +2835,7 @@
         <w:ind w:left="1440" w:hanging="360"/>
       </w:pPr>
       <w:rPr>
-        <w:rFonts w:ascii="Courier New" w:hAnsi="Courier New" w:eastAsia="Courier New" w:cs="Courier New"/>
+        <w:rFonts w:ascii="Courier New" w:eastAsia="Courier New" w:hAnsi="Courier New" w:cs="Courier New"/>
       </w:rPr>
     </w:lvl>
     <w:lvl w:ilvl="2">
@@ -2774,7 +2847,7 @@
         <w:ind w:left="2160" w:hanging="360"/>
       </w:pPr>
       <w:rPr>
-        <w:rFonts w:ascii="Noto Sans Symbols" w:hAnsi="Noto Sans Symbols" w:eastAsia="Noto Sans Symbols" w:cs="Noto Sans Symbols"/>
+        <w:rFonts w:ascii="Noto Sans Symbols" w:eastAsia="Noto Sans Symbols" w:hAnsi="Noto Sans Symbols" w:cs="Noto Sans Symbols"/>
       </w:rPr>
     </w:lvl>
     <w:lvl w:ilvl="3">
@@ -2786,7 +2859,7 @@
         <w:ind w:left="2880" w:hanging="360"/>
       </w:pPr>
       <w:rPr>
-        <w:rFonts w:ascii="Noto Sans Symbols" w:hAnsi="Noto Sans Symbols" w:eastAsia="Noto Sans Symbols" w:cs="Noto Sans Symbols"/>
+        <w:rFonts w:ascii="Noto Sans Symbols" w:eastAsia="Noto Sans Symbols" w:hAnsi="Noto Sans Symbols" w:cs="Noto Sans Symbols"/>
       </w:rPr>
     </w:lvl>
     <w:lvl w:ilvl="4">
@@ -2798,7 +2871,7 @@
         <w:ind w:left="3600" w:hanging="360"/>
       </w:pPr>
       <w:rPr>
-        <w:rFonts w:ascii="Courier New" w:hAnsi="Courier New" w:eastAsia="Courier New" w:cs="Courier New"/>
+        <w:rFonts w:ascii="Courier New" w:eastAsia="Courier New" w:hAnsi="Courier New" w:cs="Courier New"/>
       </w:rPr>
     </w:lvl>
     <w:lvl w:ilvl="5">
@@ -2810,7 +2883,7 @@
         <w:ind w:left="4320" w:hanging="360"/>
       </w:pPr>
       <w:rPr>
-        <w:rFonts w:ascii="Noto Sans Symbols" w:hAnsi="Noto Sans Symbols" w:eastAsia="Noto Sans Symbols" w:cs="Noto Sans Symbols"/>
+        <w:rFonts w:ascii="Noto Sans Symbols" w:eastAsia="Noto Sans Symbols" w:hAnsi="Noto Sans Symbols" w:cs="Noto Sans Symbols"/>
       </w:rPr>
     </w:lvl>
     <w:lvl w:ilvl="6">
@@ -2822,7 +2895,7 @@
         <w:ind w:left="5040" w:hanging="360"/>
       </w:pPr>
       <w:rPr>
-        <w:rFonts w:ascii="Noto Sans Symbols" w:hAnsi="Noto Sans Symbols" w:eastAsia="Noto Sans Symbols" w:cs="Noto Sans Symbols"/>
+        <w:rFonts w:ascii="Noto Sans Symbols" w:eastAsia="Noto Sans Symbols" w:hAnsi="Noto Sans Symbols" w:cs="Noto Sans Symbols"/>
       </w:rPr>
     </w:lvl>
     <w:lvl w:ilvl="7">
@@ -2834,7 +2907,7 @@
         <w:ind w:left="5760" w:hanging="360"/>
       </w:pPr>
       <w:rPr>
-        <w:rFonts w:ascii="Courier New" w:hAnsi="Courier New" w:eastAsia="Courier New" w:cs="Courier New"/>
+        <w:rFonts w:ascii="Courier New" w:eastAsia="Courier New" w:hAnsi="Courier New" w:cs="Courier New"/>
       </w:rPr>
     </w:lvl>
     <w:lvl w:ilvl="8">
@@ -2846,7 +2919,7 @@
         <w:ind w:left="6480" w:hanging="360"/>
       </w:pPr>
       <w:rPr>
-        <w:rFonts w:ascii="Noto Sans Symbols" w:hAnsi="Noto Sans Symbols" w:eastAsia="Noto Sans Symbols" w:cs="Noto Sans Symbols"/>
+        <w:rFonts w:ascii="Noto Sans Symbols" w:eastAsia="Noto Sans Symbols" w:hAnsi="Noto Sans Symbols" w:cs="Noto Sans Symbols"/>
       </w:rPr>
     </w:lvl>
   </w:abstractNum>
@@ -2867,7 +2940,7 @@
         <w:ind w:left="720" w:hanging="360"/>
       </w:pPr>
       <w:rPr>
-        <w:rFonts w:hint="default" w:ascii="Symbol" w:hAnsi="Symbol"/>
+        <w:rFonts w:ascii="Symbol" w:hAnsi="Symbol" w:hint="default"/>
       </w:rPr>
     </w:lvl>
     <w:lvl w:ilvl="1" w:tplc="DB1204C0" w:tentative="1">
@@ -2882,7 +2955,7 @@
         <w:ind w:left="1440" w:hanging="360"/>
       </w:pPr>
       <w:rPr>
-        <w:rFonts w:hint="default" w:ascii="Symbol" w:hAnsi="Symbol"/>
+        <w:rFonts w:ascii="Symbol" w:hAnsi="Symbol" w:hint="default"/>
       </w:rPr>
     </w:lvl>
     <w:lvl w:ilvl="2" w:tplc="B0A2DE5C" w:tentative="1">
@@ -2897,7 +2970,7 @@
         <w:ind w:left="2160" w:hanging="360"/>
       </w:pPr>
       <w:rPr>
-        <w:rFonts w:hint="default" w:ascii="Symbol" w:hAnsi="Symbol"/>
+        <w:rFonts w:ascii="Symbol" w:hAnsi="Symbol" w:hint="default"/>
       </w:rPr>
     </w:lvl>
     <w:lvl w:ilvl="3" w:tplc="341A1846" w:tentative="1">
@@ -2912,7 +2985,7 @@
         <w:ind w:left="2880" w:hanging="360"/>
       </w:pPr>
       <w:rPr>
-        <w:rFonts w:hint="default" w:ascii="Symbol" w:hAnsi="Symbol"/>
+        <w:rFonts w:ascii="Symbol" w:hAnsi="Symbol" w:hint="default"/>
       </w:rPr>
     </w:lvl>
     <w:lvl w:ilvl="4" w:tplc="A66ADAAC" w:tentative="1">
@@ -2927,7 +3000,7 @@
         <w:ind w:left="3600" w:hanging="360"/>
       </w:pPr>
       <w:rPr>
-        <w:rFonts w:hint="default" w:ascii="Symbol" w:hAnsi="Symbol"/>
+        <w:rFonts w:ascii="Symbol" w:hAnsi="Symbol" w:hint="default"/>
       </w:rPr>
     </w:lvl>
     <w:lvl w:ilvl="5" w:tplc="B8B0B0C2" w:tentative="1">
@@ -2942,7 +3015,7 @@
         <w:ind w:left="4320" w:hanging="360"/>
       </w:pPr>
       <w:rPr>
-        <w:rFonts w:hint="default" w:ascii="Symbol" w:hAnsi="Symbol"/>
+        <w:rFonts w:ascii="Symbol" w:hAnsi="Symbol" w:hint="default"/>
       </w:rPr>
     </w:lvl>
     <w:lvl w:ilvl="6" w:tplc="8A7C4E98" w:tentative="1">
@@ -2957,7 +3030,7 @@
         <w:ind w:left="5040" w:hanging="360"/>
       </w:pPr>
       <w:rPr>
-        <w:rFonts w:hint="default" w:ascii="Symbol" w:hAnsi="Symbol"/>
+        <w:rFonts w:ascii="Symbol" w:hAnsi="Symbol" w:hint="default"/>
       </w:rPr>
     </w:lvl>
     <w:lvl w:ilvl="7" w:tplc="B0345EFC" w:tentative="1">
@@ -2972,7 +3045,7 @@
         <w:ind w:left="5760" w:hanging="360"/>
       </w:pPr>
       <w:rPr>
-        <w:rFonts w:hint="default" w:ascii="Symbol" w:hAnsi="Symbol"/>
+        <w:rFonts w:ascii="Symbol" w:hAnsi="Symbol" w:hint="default"/>
       </w:rPr>
     </w:lvl>
     <w:lvl w:ilvl="8" w:tplc="51E8C2FE" w:tentative="1">
@@ -2987,7 +3060,7 @@
         <w:ind w:left="6480" w:hanging="360"/>
       </w:pPr>
       <w:rPr>
-        <w:rFonts w:hint="default" w:ascii="Symbol" w:hAnsi="Symbol"/>
+        <w:rFonts w:ascii="Symbol" w:hAnsi="Symbol" w:hint="default"/>
       </w:rPr>
     </w:lvl>
   </w:abstractNum>
@@ -3008,7 +3081,7 @@
         <w:ind w:left="720" w:hanging="360"/>
       </w:pPr>
       <w:rPr>
-        <w:rFonts w:hint="default" w:ascii="Symbol" w:hAnsi="Symbol"/>
+        <w:rFonts w:ascii="Symbol" w:hAnsi="Symbol" w:hint="default"/>
       </w:rPr>
     </w:lvl>
     <w:lvl w:ilvl="1" w:tplc="8E167A56" w:tentative="1">
@@ -3023,7 +3096,7 @@
         <w:ind w:left="1440" w:hanging="360"/>
       </w:pPr>
       <w:rPr>
-        <w:rFonts w:hint="default" w:ascii="Symbol" w:hAnsi="Symbol"/>
+        <w:rFonts w:ascii="Symbol" w:hAnsi="Symbol" w:hint="default"/>
       </w:rPr>
     </w:lvl>
     <w:lvl w:ilvl="2" w:tplc="BDB0BB42" w:tentative="1">
@@ -3038,7 +3111,7 @@
         <w:ind w:left="2160" w:hanging="360"/>
       </w:pPr>
       <w:rPr>
-        <w:rFonts w:hint="default" w:ascii="Symbol" w:hAnsi="Symbol"/>
+        <w:rFonts w:ascii="Symbol" w:hAnsi="Symbol" w:hint="default"/>
       </w:rPr>
     </w:lvl>
     <w:lvl w:ilvl="3" w:tplc="8BB415F8" w:tentative="1">
@@ -3053,7 +3126,7 @@
         <w:ind w:left="2880" w:hanging="360"/>
       </w:pPr>
       <w:rPr>
-        <w:rFonts w:hint="default" w:ascii="Symbol" w:hAnsi="Symbol"/>
+        <w:rFonts w:ascii="Symbol" w:hAnsi="Symbol" w:hint="default"/>
       </w:rPr>
     </w:lvl>
     <w:lvl w:ilvl="4" w:tplc="15CA2382" w:tentative="1">
@@ -3068,7 +3141,7 @@
         <w:ind w:left="3600" w:hanging="360"/>
       </w:pPr>
       <w:rPr>
-        <w:rFonts w:hint="default" w:ascii="Symbol" w:hAnsi="Symbol"/>
+        <w:rFonts w:ascii="Symbol" w:hAnsi="Symbol" w:hint="default"/>
       </w:rPr>
     </w:lvl>
     <w:lvl w:ilvl="5" w:tplc="BD2E3982" w:tentative="1">
@@ -3083,7 +3156,7 @@
         <w:ind w:left="4320" w:hanging="360"/>
       </w:pPr>
       <w:rPr>
-        <w:rFonts w:hint="default" w:ascii="Symbol" w:hAnsi="Symbol"/>
+        <w:rFonts w:ascii="Symbol" w:hAnsi="Symbol" w:hint="default"/>
       </w:rPr>
     </w:lvl>
     <w:lvl w:ilvl="6" w:tplc="B7442896" w:tentative="1">
@@ -3098,7 +3171,7 @@
         <w:ind w:left="5040" w:hanging="360"/>
       </w:pPr>
       <w:rPr>
-        <w:rFonts w:hint="default" w:ascii="Symbol" w:hAnsi="Symbol"/>
+        <w:rFonts w:ascii="Symbol" w:hAnsi="Symbol" w:hint="default"/>
       </w:rPr>
     </w:lvl>
     <w:lvl w:ilvl="7" w:tplc="65668392" w:tentative="1">
@@ -3113,7 +3186,7 @@
         <w:ind w:left="5760" w:hanging="360"/>
       </w:pPr>
       <w:rPr>
-        <w:rFonts w:hint="default" w:ascii="Symbol" w:hAnsi="Symbol"/>
+        <w:rFonts w:ascii="Symbol" w:hAnsi="Symbol" w:hint="default"/>
       </w:rPr>
     </w:lvl>
     <w:lvl w:ilvl="8" w:tplc="E9D66520" w:tentative="1">
@@ -3128,7 +3201,7 @@
         <w:ind w:left="6480" w:hanging="360"/>
       </w:pPr>
       <w:rPr>
-        <w:rFonts w:hint="default" w:ascii="Symbol" w:hAnsi="Symbol"/>
+        <w:rFonts w:ascii="Symbol" w:hAnsi="Symbol" w:hint="default"/>
       </w:rPr>
     </w:lvl>
   </w:abstractNum>
@@ -3145,7 +3218,7 @@
         <w:ind w:left="720" w:hanging="360"/>
       </w:pPr>
       <w:rPr>
-        <w:rFonts w:ascii="Noto Sans Symbols" w:hAnsi="Noto Sans Symbols" w:eastAsia="Noto Sans Symbols" w:cs="Noto Sans Symbols"/>
+        <w:rFonts w:ascii="Noto Sans Symbols" w:eastAsia="Noto Sans Symbols" w:hAnsi="Noto Sans Symbols" w:cs="Noto Sans Symbols"/>
         <w:color w:val="000000"/>
       </w:rPr>
     </w:lvl>
@@ -3158,7 +3231,7 @@
         <w:ind w:left="1440" w:hanging="360"/>
       </w:pPr>
       <w:rPr>
-        <w:rFonts w:ascii="Courier New" w:hAnsi="Courier New" w:eastAsia="Courier New" w:cs="Courier New"/>
+        <w:rFonts w:ascii="Courier New" w:eastAsia="Courier New" w:hAnsi="Courier New" w:cs="Courier New"/>
       </w:rPr>
     </w:lvl>
     <w:lvl w:ilvl="2">
@@ -3170,7 +3243,7 @@
         <w:ind w:left="2160" w:hanging="360"/>
       </w:pPr>
       <w:rPr>
-        <w:rFonts w:ascii="Noto Sans Symbols" w:hAnsi="Noto Sans Symbols" w:eastAsia="Noto Sans Symbols" w:cs="Noto Sans Symbols"/>
+        <w:rFonts w:ascii="Noto Sans Symbols" w:eastAsia="Noto Sans Symbols" w:hAnsi="Noto Sans Symbols" w:cs="Noto Sans Symbols"/>
       </w:rPr>
     </w:lvl>
     <w:lvl w:ilvl="3">
@@ -3182,7 +3255,7 @@
         <w:ind w:left="2880" w:hanging="360"/>
       </w:pPr>
       <w:rPr>
-        <w:rFonts w:ascii="Noto Sans Symbols" w:hAnsi="Noto Sans Symbols" w:eastAsia="Noto Sans Symbols" w:cs="Noto Sans Symbols"/>
+        <w:rFonts w:ascii="Noto Sans Symbols" w:eastAsia="Noto Sans Symbols" w:hAnsi="Noto Sans Symbols" w:cs="Noto Sans Symbols"/>
       </w:rPr>
     </w:lvl>
     <w:lvl w:ilvl="4">
@@ -3194,7 +3267,7 @@
         <w:ind w:left="3600" w:hanging="360"/>
       </w:pPr>
       <w:rPr>
-        <w:rFonts w:ascii="Courier New" w:hAnsi="Courier New" w:eastAsia="Courier New" w:cs="Courier New"/>
+        <w:rFonts w:ascii="Courier New" w:eastAsia="Courier New" w:hAnsi="Courier New" w:cs="Courier New"/>
       </w:rPr>
     </w:lvl>
     <w:lvl w:ilvl="5">
@@ -3206,7 +3279,7 @@
         <w:ind w:left="4320" w:hanging="360"/>
       </w:pPr>
       <w:rPr>
-        <w:rFonts w:ascii="Noto Sans Symbols" w:hAnsi="Noto Sans Symbols" w:eastAsia="Noto Sans Symbols" w:cs="Noto Sans Symbols"/>
+        <w:rFonts w:ascii="Noto Sans Symbols" w:eastAsia="Noto Sans Symbols" w:hAnsi="Noto Sans Symbols" w:cs="Noto Sans Symbols"/>
       </w:rPr>
     </w:lvl>
     <w:lvl w:ilvl="6">
@@ -3218,7 +3291,7 @@
         <w:ind w:left="5040" w:hanging="360"/>
       </w:pPr>
       <w:rPr>
-        <w:rFonts w:ascii="Noto Sans Symbols" w:hAnsi="Noto Sans Symbols" w:eastAsia="Noto Sans Symbols" w:cs="Noto Sans Symbols"/>
+        <w:rFonts w:ascii="Noto Sans Symbols" w:eastAsia="Noto Sans Symbols" w:hAnsi="Noto Sans Symbols" w:cs="Noto Sans Symbols"/>
       </w:rPr>
     </w:lvl>
     <w:lvl w:ilvl="7">
@@ -3230,7 +3303,7 @@
         <w:ind w:left="5760" w:hanging="360"/>
       </w:pPr>
       <w:rPr>
-        <w:rFonts w:ascii="Courier New" w:hAnsi="Courier New" w:eastAsia="Courier New" w:cs="Courier New"/>
+        <w:rFonts w:ascii="Courier New" w:eastAsia="Courier New" w:hAnsi="Courier New" w:cs="Courier New"/>
       </w:rPr>
     </w:lvl>
     <w:lvl w:ilvl="8">
@@ -3242,7 +3315,7 @@
         <w:ind w:left="6480" w:hanging="360"/>
       </w:pPr>
       <w:rPr>
-        <w:rFonts w:ascii="Noto Sans Symbols" w:hAnsi="Noto Sans Symbols" w:eastAsia="Noto Sans Symbols" w:cs="Noto Sans Symbols"/>
+        <w:rFonts w:ascii="Noto Sans Symbols" w:eastAsia="Noto Sans Symbols" w:hAnsi="Noto Sans Symbols" w:cs="Noto Sans Symbols"/>
       </w:rPr>
     </w:lvl>
   </w:abstractNum>
@@ -3263,7 +3336,7 @@
         <w:ind w:left="720" w:hanging="360"/>
       </w:pPr>
       <w:rPr>
-        <w:rFonts w:hint="default" w:ascii="Symbol" w:hAnsi="Symbol"/>
+        <w:rFonts w:ascii="Symbol" w:hAnsi="Symbol" w:hint="default"/>
       </w:rPr>
     </w:lvl>
     <w:lvl w:ilvl="1" w:tplc="04090003" w:tentative="1">
@@ -3275,7 +3348,7 @@
         <w:ind w:left="1440" w:hanging="360"/>
       </w:pPr>
       <w:rPr>
-        <w:rFonts w:hint="default" w:ascii="Courier New" w:hAnsi="Courier New" w:cs="Courier New"/>
+        <w:rFonts w:ascii="Courier New" w:hAnsi="Courier New" w:cs="Courier New" w:hint="default"/>
       </w:rPr>
     </w:lvl>
     <w:lvl w:ilvl="2" w:tplc="04090005" w:tentative="1">
@@ -3287,7 +3360,7 @@
         <w:ind w:left="2160" w:hanging="360"/>
       </w:pPr>
       <w:rPr>
-        <w:rFonts w:hint="default" w:ascii="Wingdings" w:hAnsi="Wingdings"/>
+        <w:rFonts w:ascii="Wingdings" w:hAnsi="Wingdings" w:hint="default"/>
       </w:rPr>
     </w:lvl>
     <w:lvl w:ilvl="3" w:tplc="04090001" w:tentative="1">
@@ -3299,7 +3372,7 @@
         <w:ind w:left="2880" w:hanging="360"/>
       </w:pPr>
       <w:rPr>
-        <w:rFonts w:hint="default" w:ascii="Symbol" w:hAnsi="Symbol"/>
+        <w:rFonts w:ascii="Symbol" w:hAnsi="Symbol" w:hint="default"/>
       </w:rPr>
     </w:lvl>
     <w:lvl w:ilvl="4" w:tplc="04090003" w:tentative="1">
@@ -3311,7 +3384,7 @@
         <w:ind w:left="3600" w:hanging="360"/>
       </w:pPr>
       <w:rPr>
-        <w:rFonts w:hint="default" w:ascii="Courier New" w:hAnsi="Courier New" w:cs="Courier New"/>
+        <w:rFonts w:ascii="Courier New" w:hAnsi="Courier New" w:cs="Courier New" w:hint="default"/>
       </w:rPr>
     </w:lvl>
     <w:lvl w:ilvl="5" w:tplc="04090005" w:tentative="1">
@@ -3323,7 +3396,7 @@
         <w:ind w:left="4320" w:hanging="360"/>
       </w:pPr>
       <w:rPr>
-        <w:rFonts w:hint="default" w:ascii="Wingdings" w:hAnsi="Wingdings"/>
+        <w:rFonts w:ascii="Wingdings" w:hAnsi="Wingdings" w:hint="default"/>
       </w:rPr>
     </w:lvl>
     <w:lvl w:ilvl="6" w:tplc="04090001" w:tentative="1">
@@ -3335,7 +3408,7 @@
         <w:ind w:left="5040" w:hanging="360"/>
       </w:pPr>
       <w:rPr>
-        <w:rFonts w:hint="default" w:ascii="Symbol" w:hAnsi="Symbol"/>
+        <w:rFonts w:ascii="Symbol" w:hAnsi="Symbol" w:hint="default"/>
       </w:rPr>
     </w:lvl>
     <w:lvl w:ilvl="7" w:tplc="04090003" w:tentative="1">
@@ -3347,7 +3420,7 @@
         <w:ind w:left="5760" w:hanging="360"/>
       </w:pPr>
       <w:rPr>
-        <w:rFonts w:hint="default" w:ascii="Courier New" w:hAnsi="Courier New" w:cs="Courier New"/>
+        <w:rFonts w:ascii="Courier New" w:hAnsi="Courier New" w:cs="Courier New" w:hint="default"/>
       </w:rPr>
     </w:lvl>
     <w:lvl w:ilvl="8" w:tplc="04090005" w:tentative="1">
@@ -3359,7 +3432,7 @@
         <w:ind w:left="6480" w:hanging="360"/>
       </w:pPr>
       <w:rPr>
-        <w:rFonts w:hint="default" w:ascii="Wingdings" w:hAnsi="Wingdings"/>
+        <w:rFonts w:ascii="Wingdings" w:hAnsi="Wingdings" w:hint="default"/>
       </w:rPr>
     </w:lvl>
   </w:abstractNum>
@@ -3385,7 +3458,7 @@
         <w:ind w:left="1440" w:hanging="360"/>
       </w:pPr>
       <w:rPr>
-        <w:rFonts w:ascii="Courier New" w:hAnsi="Courier New" w:eastAsia="Courier New" w:cs="Courier New"/>
+        <w:rFonts w:ascii="Courier New" w:eastAsia="Courier New" w:hAnsi="Courier New" w:cs="Courier New"/>
       </w:rPr>
     </w:lvl>
     <w:lvl w:ilvl="2">
@@ -3397,7 +3470,7 @@
         <w:ind w:left="2160" w:hanging="360"/>
       </w:pPr>
       <w:rPr>
-        <w:rFonts w:ascii="Noto Sans Symbols" w:hAnsi="Noto Sans Symbols" w:eastAsia="Noto Sans Symbols" w:cs="Noto Sans Symbols"/>
+        <w:rFonts w:ascii="Noto Sans Symbols" w:eastAsia="Noto Sans Symbols" w:hAnsi="Noto Sans Symbols" w:cs="Noto Sans Symbols"/>
       </w:rPr>
     </w:lvl>
     <w:lvl w:ilvl="3">
@@ -3409,7 +3482,7 @@
         <w:ind w:left="2880" w:hanging="360"/>
       </w:pPr>
       <w:rPr>
-        <w:rFonts w:ascii="Noto Sans Symbols" w:hAnsi="Noto Sans Symbols" w:eastAsia="Noto Sans Symbols" w:cs="Noto Sans Symbols"/>
+        <w:rFonts w:ascii="Noto Sans Symbols" w:eastAsia="Noto Sans Symbols" w:hAnsi="Noto Sans Symbols" w:cs="Noto Sans Symbols"/>
       </w:rPr>
     </w:lvl>
     <w:lvl w:ilvl="4">
@@ -3421,7 +3494,7 @@
         <w:ind w:left="3600" w:hanging="360"/>
       </w:pPr>
       <w:rPr>
-        <w:rFonts w:ascii="Courier New" w:hAnsi="Courier New" w:eastAsia="Courier New" w:cs="Courier New"/>
+        <w:rFonts w:ascii="Courier New" w:eastAsia="Courier New" w:hAnsi="Courier New" w:cs="Courier New"/>
       </w:rPr>
     </w:lvl>
     <w:lvl w:ilvl="5">
@@ -3433,7 +3506,7 @@
         <w:ind w:left="4320" w:hanging="360"/>
       </w:pPr>
       <w:rPr>
-        <w:rFonts w:ascii="Noto Sans Symbols" w:hAnsi="Noto Sans Symbols" w:eastAsia="Noto Sans Symbols" w:cs="Noto Sans Symbols"/>
+        <w:rFonts w:ascii="Noto Sans Symbols" w:eastAsia="Noto Sans Symbols" w:hAnsi="Noto Sans Symbols" w:cs="Noto Sans Symbols"/>
       </w:rPr>
     </w:lvl>
     <w:lvl w:ilvl="6">
@@ -3445,7 +3518,7 @@
         <w:ind w:left="5040" w:hanging="360"/>
       </w:pPr>
       <w:rPr>
-        <w:rFonts w:ascii="Noto Sans Symbols" w:hAnsi="Noto Sans Symbols" w:eastAsia="Noto Sans Symbols" w:cs="Noto Sans Symbols"/>
+        <w:rFonts w:ascii="Noto Sans Symbols" w:eastAsia="Noto Sans Symbols" w:hAnsi="Noto Sans Symbols" w:cs="Noto Sans Symbols"/>
       </w:rPr>
     </w:lvl>
     <w:lvl w:ilvl="7">
@@ -3457,7 +3530,7 @@
         <w:ind w:left="5760" w:hanging="360"/>
       </w:pPr>
       <w:rPr>
-        <w:rFonts w:ascii="Courier New" w:hAnsi="Courier New" w:eastAsia="Courier New" w:cs="Courier New"/>
+        <w:rFonts w:ascii="Courier New" w:eastAsia="Courier New" w:hAnsi="Courier New" w:cs="Courier New"/>
       </w:rPr>
     </w:lvl>
     <w:lvl w:ilvl="8">
@@ -3469,7 +3542,7 @@
         <w:ind w:left="6480" w:hanging="360"/>
       </w:pPr>
       <w:rPr>
-        <w:rFonts w:ascii="Noto Sans Symbols" w:hAnsi="Noto Sans Symbols" w:eastAsia="Noto Sans Symbols" w:cs="Noto Sans Symbols"/>
+        <w:rFonts w:ascii="Noto Sans Symbols" w:eastAsia="Noto Sans Symbols" w:hAnsi="Noto Sans Symbols" w:cs="Noto Sans Symbols"/>
       </w:rPr>
     </w:lvl>
   </w:abstractNum>
@@ -3486,7 +3559,7 @@
         <w:ind w:left="1080" w:hanging="360"/>
       </w:pPr>
       <w:rPr>
-        <w:rFonts w:hint="default" w:ascii="Symbol" w:hAnsi="Symbol"/>
+        <w:rFonts w:ascii="Symbol" w:hAnsi="Symbol" w:hint="default"/>
       </w:rPr>
     </w:lvl>
     <w:lvl w:ilvl="1" w:tplc="04090003" w:tentative="1">
@@ -3498,7 +3571,7 @@
         <w:ind w:left="1800" w:hanging="360"/>
       </w:pPr>
       <w:rPr>
-        <w:rFonts w:hint="default" w:ascii="Courier New" w:hAnsi="Courier New" w:cs="Courier New"/>
+        <w:rFonts w:ascii="Courier New" w:hAnsi="Courier New" w:cs="Courier New" w:hint="default"/>
       </w:rPr>
     </w:lvl>
     <w:lvl w:ilvl="2" w:tplc="04090005" w:tentative="1">
@@ -3510,7 +3583,7 @@
         <w:ind w:left="2520" w:hanging="360"/>
       </w:pPr>
       <w:rPr>
-        <w:rFonts w:hint="default" w:ascii="Wingdings" w:hAnsi="Wingdings"/>
+        <w:rFonts w:ascii="Wingdings" w:hAnsi="Wingdings" w:hint="default"/>
       </w:rPr>
     </w:lvl>
     <w:lvl w:ilvl="3" w:tplc="04090001" w:tentative="1">
@@ -3522,7 +3595,7 @@
         <w:ind w:left="3240" w:hanging="360"/>
       </w:pPr>
       <w:rPr>
-        <w:rFonts w:hint="default" w:ascii="Symbol" w:hAnsi="Symbol"/>
+        <w:rFonts w:ascii="Symbol" w:hAnsi="Symbol" w:hint="default"/>
       </w:rPr>
     </w:lvl>
     <w:lvl w:ilvl="4" w:tplc="04090003" w:tentative="1">
@@ -3534,7 +3607,7 @@
         <w:ind w:left="3960" w:hanging="360"/>
       </w:pPr>
       <w:rPr>
-        <w:rFonts w:hint="default" w:ascii="Courier New" w:hAnsi="Courier New" w:cs="Courier New"/>
+        <w:rFonts w:ascii="Courier New" w:hAnsi="Courier New" w:cs="Courier New" w:hint="default"/>
       </w:rPr>
     </w:lvl>
     <w:lvl w:ilvl="5" w:tplc="04090005" w:tentative="1">
@@ -3546,7 +3619,7 @@
         <w:ind w:left="4680" w:hanging="360"/>
       </w:pPr>
       <w:rPr>
-        <w:rFonts w:hint="default" w:ascii="Wingdings" w:hAnsi="Wingdings"/>
+        <w:rFonts w:ascii="Wingdings" w:hAnsi="Wingdings" w:hint="default"/>
       </w:rPr>
     </w:lvl>
     <w:lvl w:ilvl="6" w:tplc="04090001" w:tentative="1">
@@ -3558,7 +3631,7 @@
         <w:ind w:left="5400" w:hanging="360"/>
       </w:pPr>
       <w:rPr>
-        <w:rFonts w:hint="default" w:ascii="Symbol" w:hAnsi="Symbol"/>
+        <w:rFonts w:ascii="Symbol" w:hAnsi="Symbol" w:hint="default"/>
       </w:rPr>
     </w:lvl>
     <w:lvl w:ilvl="7" w:tplc="04090003" w:tentative="1">
@@ -3570,7 +3643,7 @@
         <w:ind w:left="6120" w:hanging="360"/>
       </w:pPr>
       <w:rPr>
-        <w:rFonts w:hint="default" w:ascii="Courier New" w:hAnsi="Courier New" w:cs="Courier New"/>
+        <w:rFonts w:ascii="Courier New" w:hAnsi="Courier New" w:cs="Courier New" w:hint="default"/>
       </w:rPr>
     </w:lvl>
     <w:lvl w:ilvl="8" w:tplc="04090005" w:tentative="1">
@@ -3582,7 +3655,7 @@
         <w:ind w:left="6840" w:hanging="360"/>
       </w:pPr>
       <w:rPr>
-        <w:rFonts w:hint="default" w:ascii="Wingdings" w:hAnsi="Wingdings"/>
+        <w:rFonts w:ascii="Wingdings" w:hAnsi="Wingdings" w:hint="default"/>
       </w:rPr>
     </w:lvl>
   </w:abstractNum>
@@ -3599,7 +3672,7 @@
         <w:ind w:left="720" w:hanging="360"/>
       </w:pPr>
       <w:rPr>
-        <w:rFonts w:hint="default" w:ascii="Wingdings" w:hAnsi="Wingdings"/>
+        <w:rFonts w:ascii="Wingdings" w:hAnsi="Wingdings" w:hint="default"/>
       </w:rPr>
     </w:lvl>
     <w:lvl w:ilvl="1" w:tplc="04090003" w:tentative="1">
@@ -3611,7 +3684,7 @@
         <w:ind w:left="1440" w:hanging="360"/>
       </w:pPr>
       <w:rPr>
-        <w:rFonts w:hint="default" w:ascii="Courier New" w:hAnsi="Courier New" w:cs="Courier New"/>
+        <w:rFonts w:ascii="Courier New" w:hAnsi="Courier New" w:cs="Courier New" w:hint="default"/>
       </w:rPr>
     </w:lvl>
     <w:lvl w:ilvl="2" w:tplc="04090005" w:tentative="1">
@@ -3623,7 +3696,7 @@
         <w:ind w:left="2160" w:hanging="360"/>
       </w:pPr>
       <w:rPr>
-        <w:rFonts w:hint="default" w:ascii="Wingdings" w:hAnsi="Wingdings"/>
+        <w:rFonts w:ascii="Wingdings" w:hAnsi="Wingdings" w:hint="default"/>
       </w:rPr>
     </w:lvl>
     <w:lvl w:ilvl="3" w:tplc="04090001" w:tentative="1">
@@ -3635,7 +3708,7 @@
         <w:ind w:left="2880" w:hanging="360"/>
       </w:pPr>
       <w:rPr>
-        <w:rFonts w:hint="default" w:ascii="Symbol" w:hAnsi="Symbol"/>
+        <w:rFonts w:ascii="Symbol" w:hAnsi="Symbol" w:hint="default"/>
       </w:rPr>
     </w:lvl>
     <w:lvl w:ilvl="4" w:tplc="04090003" w:tentative="1">
@@ -3647,7 +3720,7 @@
         <w:ind w:left="3600" w:hanging="360"/>
       </w:pPr>
       <w:rPr>
-        <w:rFonts w:hint="default" w:ascii="Courier New" w:hAnsi="Courier New" w:cs="Courier New"/>
+        <w:rFonts w:ascii="Courier New" w:hAnsi="Courier New" w:cs="Courier New" w:hint="default"/>
       </w:rPr>
     </w:lvl>
     <w:lvl w:ilvl="5" w:tplc="04090005" w:tentative="1">
@@ -3659,7 +3732,7 @@
         <w:ind w:left="4320" w:hanging="360"/>
       </w:pPr>
       <w:rPr>
-        <w:rFonts w:hint="default" w:ascii="Wingdings" w:hAnsi="Wingdings"/>
+        <w:rFonts w:ascii="Wingdings" w:hAnsi="Wingdings" w:hint="default"/>
       </w:rPr>
     </w:lvl>
     <w:lvl w:ilvl="6" w:tplc="04090001" w:tentative="1">
@@ -3671,7 +3744,7 @@
         <w:ind w:left="5040" w:hanging="360"/>
       </w:pPr>
       <w:rPr>
-        <w:rFonts w:hint="default" w:ascii="Symbol" w:hAnsi="Symbol"/>
+        <w:rFonts w:ascii="Symbol" w:hAnsi="Symbol" w:hint="default"/>
       </w:rPr>
     </w:lvl>
     <w:lvl w:ilvl="7" w:tplc="04090003" w:tentative="1">
@@ -3683,7 +3756,7 @@
         <w:ind w:left="5760" w:hanging="360"/>
       </w:pPr>
       <w:rPr>
-        <w:rFonts w:hint="default" w:ascii="Courier New" w:hAnsi="Courier New" w:cs="Courier New"/>
+        <w:rFonts w:ascii="Courier New" w:hAnsi="Courier New" w:cs="Courier New" w:hint="default"/>
       </w:rPr>
     </w:lvl>
     <w:lvl w:ilvl="8" w:tplc="04090005" w:tentative="1">
@@ -3695,7 +3768,7 @@
         <w:ind w:left="6480" w:hanging="360"/>
       </w:pPr>
       <w:rPr>
-        <w:rFonts w:hint="default" w:ascii="Wingdings" w:hAnsi="Wingdings"/>
+        <w:rFonts w:ascii="Wingdings" w:hAnsi="Wingdings" w:hint="default"/>
       </w:rPr>
     </w:lvl>
   </w:abstractNum>
@@ -3712,7 +3785,7 @@
         <w:ind w:left="720" w:hanging="360"/>
       </w:pPr>
       <w:rPr>
-        <w:rFonts w:hint="default" w:ascii="Symbol" w:hAnsi="Symbol"/>
+        <w:rFonts w:ascii="Symbol" w:hAnsi="Symbol" w:hint="default"/>
       </w:rPr>
     </w:lvl>
     <w:lvl w:ilvl="1" w:tplc="04090003" w:tentative="1">
@@ -3724,7 +3797,7 @@
         <w:ind w:left="1440" w:hanging="360"/>
       </w:pPr>
       <w:rPr>
-        <w:rFonts w:hint="default" w:ascii="Courier New" w:hAnsi="Courier New" w:cs="Courier New"/>
+        <w:rFonts w:ascii="Courier New" w:hAnsi="Courier New" w:cs="Courier New" w:hint="default"/>
       </w:rPr>
     </w:lvl>
     <w:lvl w:ilvl="2" w:tplc="04090005" w:tentative="1">
@@ -3736,7 +3809,7 @@
         <w:ind w:left="2160" w:hanging="360"/>
       </w:pPr>
       <w:rPr>
-        <w:rFonts w:hint="default" w:ascii="Wingdings" w:hAnsi="Wingdings"/>
+        <w:rFonts w:ascii="Wingdings" w:hAnsi="Wingdings" w:hint="default"/>
       </w:rPr>
     </w:lvl>
     <w:lvl w:ilvl="3" w:tplc="04090001" w:tentative="1">
@@ -3748,7 +3821,7 @@
         <w:ind w:left="2880" w:hanging="360"/>
       </w:pPr>
       <w:rPr>
-        <w:rFonts w:hint="default" w:ascii="Symbol" w:hAnsi="Symbol"/>
+        <w:rFonts w:ascii="Symbol" w:hAnsi="Symbol" w:hint="default"/>
       </w:rPr>
     </w:lvl>
     <w:lvl w:ilvl="4" w:tplc="04090003" w:tentative="1">
@@ -3760,7 +3833,7 @@
         <w:ind w:left="3600" w:hanging="360"/>
       </w:pPr>
       <w:rPr>
-        <w:rFonts w:hint="default" w:ascii="Courier New" w:hAnsi="Courier New" w:cs="Courier New"/>
+        <w:rFonts w:ascii="Courier New" w:hAnsi="Courier New" w:cs="Courier New" w:hint="default"/>
       </w:rPr>
     </w:lvl>
     <w:lvl w:ilvl="5" w:tplc="04090005" w:tentative="1">
@@ -3772,7 +3845,7 @@
         <w:ind w:left="4320" w:hanging="360"/>
       </w:pPr>
       <w:rPr>
-        <w:rFonts w:hint="default" w:ascii="Wingdings" w:hAnsi="Wingdings"/>
+        <w:rFonts w:ascii="Wingdings" w:hAnsi="Wingdings" w:hint="default"/>
       </w:rPr>
     </w:lvl>
     <w:lvl w:ilvl="6" w:tplc="04090001" w:tentative="1">
@@ -3784,7 +3857,7 @@
         <w:ind w:left="5040" w:hanging="360"/>
       </w:pPr>
       <w:rPr>
-        <w:rFonts w:hint="default" w:ascii="Symbol" w:hAnsi="Symbol"/>
+        <w:rFonts w:ascii="Symbol" w:hAnsi="Symbol" w:hint="default"/>
       </w:rPr>
     </w:lvl>
     <w:lvl w:ilvl="7" w:tplc="04090003" w:tentative="1">
@@ -3796,7 +3869,7 @@
         <w:ind w:left="5760" w:hanging="360"/>
       </w:pPr>
       <w:rPr>
-        <w:rFonts w:hint="default" w:ascii="Courier New" w:hAnsi="Courier New" w:cs="Courier New"/>
+        <w:rFonts w:ascii="Courier New" w:hAnsi="Courier New" w:cs="Courier New" w:hint="default"/>
       </w:rPr>
     </w:lvl>
     <w:lvl w:ilvl="8" w:tplc="04090005" w:tentative="1">
@@ -3808,7 +3881,7 @@
         <w:ind w:left="6480" w:hanging="360"/>
       </w:pPr>
       <w:rPr>
-        <w:rFonts w:hint="default" w:ascii="Wingdings" w:hAnsi="Wingdings"/>
+        <w:rFonts w:ascii="Wingdings" w:hAnsi="Wingdings" w:hint="default"/>
       </w:rPr>
     </w:lvl>
   </w:abstractNum>
@@ -3825,7 +3898,7 @@
         <w:ind w:left="720" w:hanging="360"/>
       </w:pPr>
       <w:rPr>
-        <w:rFonts w:hint="default" w:ascii="Symbol" w:hAnsi="Symbol"/>
+        <w:rFonts w:ascii="Symbol" w:hAnsi="Symbol" w:hint="default"/>
       </w:rPr>
     </w:lvl>
     <w:lvl w:ilvl="1" w:tplc="04090003" w:tentative="1">
@@ -3837,7 +3910,7 @@
         <w:ind w:left="1440" w:hanging="360"/>
       </w:pPr>
       <w:rPr>
-        <w:rFonts w:hint="default" w:ascii="Courier New" w:hAnsi="Courier New" w:cs="Courier New"/>
+        <w:rFonts w:ascii="Courier New" w:hAnsi="Courier New" w:cs="Courier New" w:hint="default"/>
       </w:rPr>
     </w:lvl>
     <w:lvl w:ilvl="2" w:tplc="04090005" w:tentative="1">
@@ -3849,7 +3922,7 @@
         <w:ind w:left="2160" w:hanging="360"/>
       </w:pPr>
       <w:rPr>
-        <w:rFonts w:hint="default" w:ascii="Wingdings" w:hAnsi="Wingdings"/>
+        <w:rFonts w:ascii="Wingdings" w:hAnsi="Wingdings" w:hint="default"/>
       </w:rPr>
     </w:lvl>
     <w:lvl w:ilvl="3" w:tplc="04090001" w:tentative="1">
@@ -3861,7 +3934,7 @@
         <w:ind w:left="2880" w:hanging="360"/>
       </w:pPr>
       <w:rPr>
-        <w:rFonts w:hint="default" w:ascii="Symbol" w:hAnsi="Symbol"/>
+        <w:rFonts w:ascii="Symbol" w:hAnsi="Symbol" w:hint="default"/>
       </w:rPr>
     </w:lvl>
     <w:lvl w:ilvl="4" w:tplc="04090003" w:tentative="1">
@@ -3873,7 +3946,7 @@
         <w:ind w:left="3600" w:hanging="360"/>
       </w:pPr>
       <w:rPr>
-        <w:rFonts w:hint="default" w:ascii="Courier New" w:hAnsi="Courier New" w:cs="Courier New"/>
+        <w:rFonts w:ascii="Courier New" w:hAnsi="Courier New" w:cs="Courier New" w:hint="default"/>
       </w:rPr>
     </w:lvl>
     <w:lvl w:ilvl="5" w:tplc="04090005" w:tentative="1">
@@ -3885,7 +3958,7 @@
         <w:ind w:left="4320" w:hanging="360"/>
       </w:pPr>
       <w:rPr>
-        <w:rFonts w:hint="default" w:ascii="Wingdings" w:hAnsi="Wingdings"/>
+        <w:rFonts w:ascii="Wingdings" w:hAnsi="Wingdings" w:hint="default"/>
       </w:rPr>
     </w:lvl>
     <w:lvl w:ilvl="6" w:tplc="04090001" w:tentative="1">
@@ -3897,7 +3970,7 @@
         <w:ind w:left="5040" w:hanging="360"/>
       </w:pPr>
       <w:rPr>
-        <w:rFonts w:hint="default" w:ascii="Symbol" w:hAnsi="Symbol"/>
+        <w:rFonts w:ascii="Symbol" w:hAnsi="Symbol" w:hint="default"/>
       </w:rPr>
     </w:lvl>
     <w:lvl w:ilvl="7" w:tplc="04090003" w:tentative="1">
@@ -3909,7 +3982,7 @@
         <w:ind w:left="5760" w:hanging="360"/>
       </w:pPr>
       <w:rPr>
-        <w:rFonts w:hint="default" w:ascii="Courier New" w:hAnsi="Courier New" w:cs="Courier New"/>
+        <w:rFonts w:ascii="Courier New" w:hAnsi="Courier New" w:cs="Courier New" w:hint="default"/>
       </w:rPr>
     </w:lvl>
     <w:lvl w:ilvl="8" w:tplc="04090005" w:tentative="1">
@@ -3921,7 +3994,7 @@
         <w:ind w:left="6480" w:hanging="360"/>
       </w:pPr>
       <w:rPr>
-        <w:rFonts w:hint="default" w:ascii="Wingdings" w:hAnsi="Wingdings"/>
+        <w:rFonts w:ascii="Wingdings" w:hAnsi="Wingdings" w:hint="default"/>
       </w:rPr>
     </w:lvl>
   </w:abstractNum>
@@ -3941,7 +4014,7 @@
         <w:ind w:left="720" w:hanging="360"/>
       </w:pPr>
       <w:rPr>
-        <w:rFonts w:hint="default" w:ascii="Segoe UI Symbol" w:hAnsi="Segoe UI Symbol"/>
+        <w:rFonts w:ascii="Segoe UI Symbol" w:hAnsi="Segoe UI Symbol" w:hint="default"/>
       </w:rPr>
     </w:lvl>
     <w:lvl w:ilvl="1" w:tplc="03925666" w:tentative="1">
@@ -3956,7 +4029,7 @@
         <w:ind w:left="1440" w:hanging="360"/>
       </w:pPr>
       <w:rPr>
-        <w:rFonts w:hint="default" w:ascii="Segoe UI Symbol" w:hAnsi="Segoe UI Symbol"/>
+        <w:rFonts w:ascii="Segoe UI Symbol" w:hAnsi="Segoe UI Symbol" w:hint="default"/>
       </w:rPr>
     </w:lvl>
     <w:lvl w:ilvl="2" w:tplc="F014DB62" w:tentative="1">
@@ -3971,7 +4044,7 @@
         <w:ind w:left="2160" w:hanging="360"/>
       </w:pPr>
       <w:rPr>
-        <w:rFonts w:hint="default" w:ascii="Segoe UI Symbol" w:hAnsi="Segoe UI Symbol"/>
+        <w:rFonts w:ascii="Segoe UI Symbol" w:hAnsi="Segoe UI Symbol" w:hint="default"/>
       </w:rPr>
     </w:lvl>
     <w:lvl w:ilvl="3" w:tplc="D564E430" w:tentative="1">
@@ -3986,7 +4059,7 @@
         <w:ind w:left="2880" w:hanging="360"/>
       </w:pPr>
       <w:rPr>
-        <w:rFonts w:hint="default" w:ascii="Segoe UI Symbol" w:hAnsi="Segoe UI Symbol"/>
+        <w:rFonts w:ascii="Segoe UI Symbol" w:hAnsi="Segoe UI Symbol" w:hint="default"/>
       </w:rPr>
     </w:lvl>
     <w:lvl w:ilvl="4" w:tplc="CBA29C70" w:tentative="1">
@@ -4001,7 +4074,7 @@
         <w:ind w:left="3600" w:hanging="360"/>
       </w:pPr>
       <w:rPr>
-        <w:rFonts w:hint="default" w:ascii="Segoe UI Symbol" w:hAnsi="Segoe UI Symbol"/>
+        <w:rFonts w:ascii="Segoe UI Symbol" w:hAnsi="Segoe UI Symbol" w:hint="default"/>
       </w:rPr>
     </w:lvl>
     <w:lvl w:ilvl="5" w:tplc="0F50BDE4" w:tentative="1">
@@ -4016,7 +4089,7 @@
         <w:ind w:left="4320" w:hanging="360"/>
       </w:pPr>
       <w:rPr>
-        <w:rFonts w:hint="default" w:ascii="Segoe UI Symbol" w:hAnsi="Segoe UI Symbol"/>
+        <w:rFonts w:ascii="Segoe UI Symbol" w:hAnsi="Segoe UI Symbol" w:hint="default"/>
       </w:rPr>
     </w:lvl>
     <w:lvl w:ilvl="6" w:tplc="6F5EFDD8" w:tentative="1">
@@ -4031,7 +4104,7 @@
         <w:ind w:left="5040" w:hanging="360"/>
       </w:pPr>
       <w:rPr>
-        <w:rFonts w:hint="default" w:ascii="Segoe UI Symbol" w:hAnsi="Segoe UI Symbol"/>
+        <w:rFonts w:ascii="Segoe UI Symbol" w:hAnsi="Segoe UI Symbol" w:hint="default"/>
       </w:rPr>
     </w:lvl>
     <w:lvl w:ilvl="7" w:tplc="F3743460" w:tentative="1">
@@ -4046,7 +4119,7 @@
         <w:ind w:left="5760" w:hanging="360"/>
       </w:pPr>
       <w:rPr>
-        <w:rFonts w:hint="default" w:ascii="Segoe UI Symbol" w:hAnsi="Segoe UI Symbol"/>
+        <w:rFonts w:ascii="Segoe UI Symbol" w:hAnsi="Segoe UI Symbol" w:hint="default"/>
       </w:rPr>
     </w:lvl>
     <w:lvl w:ilvl="8" w:tplc="9274EBCE" w:tentative="1">
@@ -4061,7 +4134,7 @@
         <w:ind w:left="6480" w:hanging="360"/>
       </w:pPr>
       <w:rPr>
-        <w:rFonts w:hint="default" w:ascii="Segoe UI Symbol" w:hAnsi="Segoe UI Symbol"/>
+        <w:rFonts w:ascii="Segoe UI Symbol" w:hAnsi="Segoe UI Symbol" w:hint="default"/>
       </w:rPr>
     </w:lvl>
   </w:abstractNum>
@@ -4078,7 +4151,7 @@
         <w:ind w:left="720" w:hanging="360"/>
       </w:pPr>
       <w:rPr>
-        <w:rFonts w:hint="default" w:ascii="Wingdings" w:hAnsi="Wingdings"/>
+        <w:rFonts w:ascii="Wingdings" w:hAnsi="Wingdings" w:hint="default"/>
       </w:rPr>
     </w:lvl>
     <w:lvl w:ilvl="1" w:tplc="04090003" w:tentative="1">
@@ -4090,7 +4163,7 @@
         <w:ind w:left="1440" w:hanging="360"/>
       </w:pPr>
       <w:rPr>
-        <w:rFonts w:hint="default" w:ascii="Courier New" w:hAnsi="Courier New" w:cs="Courier New"/>
+        <w:rFonts w:ascii="Courier New" w:hAnsi="Courier New" w:cs="Courier New" w:hint="default"/>
       </w:rPr>
     </w:lvl>
     <w:lvl w:ilvl="2" w:tplc="04090005" w:tentative="1">
@@ -4102,7 +4175,7 @@
         <w:ind w:left="2160" w:hanging="360"/>
       </w:pPr>
       <w:rPr>
-        <w:rFonts w:hint="default" w:ascii="Wingdings" w:hAnsi="Wingdings"/>
+        <w:rFonts w:ascii="Wingdings" w:hAnsi="Wingdings" w:hint="default"/>
       </w:rPr>
     </w:lvl>
     <w:lvl w:ilvl="3" w:tplc="04090001" w:tentative="1">
@@ -4114,7 +4187,7 @@
         <w:ind w:left="2880" w:hanging="360"/>
       </w:pPr>
       <w:rPr>
-        <w:rFonts w:hint="default" w:ascii="Symbol" w:hAnsi="Symbol"/>
+        <w:rFonts w:ascii="Symbol" w:hAnsi="Symbol" w:hint="default"/>
       </w:rPr>
     </w:lvl>
     <w:lvl w:ilvl="4" w:tplc="04090003" w:tentative="1">
@@ -4126,7 +4199,7 @@
         <w:ind w:left="3600" w:hanging="360"/>
       </w:pPr>
       <w:rPr>
-        <w:rFonts w:hint="default" w:ascii="Courier New" w:hAnsi="Courier New" w:cs="Courier New"/>
+        <w:rFonts w:ascii="Courier New" w:hAnsi="Courier New" w:cs="Courier New" w:hint="default"/>
       </w:rPr>
     </w:lvl>
     <w:lvl w:ilvl="5" w:tplc="04090005" w:tentative="1">
@@ -4138,7 +4211,7 @@
         <w:ind w:left="4320" w:hanging="360"/>
       </w:pPr>
       <w:rPr>
-        <w:rFonts w:hint="default" w:ascii="Wingdings" w:hAnsi="Wingdings"/>
+        <w:rFonts w:ascii="Wingdings" w:hAnsi="Wingdings" w:hint="default"/>
       </w:rPr>
     </w:lvl>
     <w:lvl w:ilvl="6" w:tplc="04090001" w:tentative="1">
@@ -4150,7 +4223,7 @@
         <w:ind w:left="5040" w:hanging="360"/>
       </w:pPr>
       <w:rPr>
-        <w:rFonts w:hint="default" w:ascii="Symbol" w:hAnsi="Symbol"/>
+        <w:rFonts w:ascii="Symbol" w:hAnsi="Symbol" w:hint="default"/>
       </w:rPr>
     </w:lvl>
     <w:lvl w:ilvl="7" w:tplc="04090003" w:tentative="1">
@@ -4162,7 +4235,7 @@
         <w:ind w:left="5760" w:hanging="360"/>
       </w:pPr>
       <w:rPr>
-        <w:rFonts w:hint="default" w:ascii="Courier New" w:hAnsi="Courier New" w:cs="Courier New"/>
+        <w:rFonts w:ascii="Courier New" w:hAnsi="Courier New" w:cs="Courier New" w:hint="default"/>
       </w:rPr>
     </w:lvl>
     <w:lvl w:ilvl="8" w:tplc="04090005" w:tentative="1">
@@ -4174,97 +4247,97 @@
         <w:ind w:left="6480" w:hanging="360"/>
       </w:pPr>
       <w:rPr>
-        <w:rFonts w:hint="default" w:ascii="Wingdings" w:hAnsi="Wingdings"/>
+        <w:rFonts w:ascii="Wingdings" w:hAnsi="Wingdings" w:hint="default"/>
       </w:rPr>
     </w:lvl>
   </w:abstractNum>
-  <w:num w:numId="1">
+  <w:num w:numId="1" w16cid:durableId="958293081">
     <w:abstractNumId w:val="14"/>
   </w:num>
-  <w:num w:numId="2">
+  <w:num w:numId="2" w16cid:durableId="176115200">
     <w:abstractNumId w:val="17"/>
   </w:num>
-  <w:num w:numId="3">
+  <w:num w:numId="3" w16cid:durableId="1625231307">
     <w:abstractNumId w:val="3"/>
   </w:num>
-  <w:num w:numId="4">
+  <w:num w:numId="4" w16cid:durableId="1028682144">
     <w:abstractNumId w:val="24"/>
   </w:num>
-  <w:num w:numId="5">
+  <w:num w:numId="5" w16cid:durableId="1218400760">
     <w:abstractNumId w:val="0"/>
   </w:num>
-  <w:num w:numId="6">
+  <w:num w:numId="6" w16cid:durableId="1518883790">
     <w:abstractNumId w:val="19"/>
   </w:num>
-  <w:num w:numId="7">
+  <w:num w:numId="7" w16cid:durableId="1360005531">
     <w:abstractNumId w:val="2"/>
   </w:num>
-  <w:num w:numId="8">
+  <w:num w:numId="8" w16cid:durableId="1781144901">
     <w:abstractNumId w:val="13"/>
   </w:num>
-  <w:num w:numId="9">
+  <w:num w:numId="9" w16cid:durableId="1455295615">
     <w:abstractNumId w:val="25"/>
   </w:num>
-  <w:num w:numId="10">
+  <w:num w:numId="10" w16cid:durableId="1203177010">
     <w:abstractNumId w:val="7"/>
   </w:num>
-  <w:num w:numId="11">
+  <w:num w:numId="11" w16cid:durableId="1905791695">
     <w:abstractNumId w:val="5"/>
   </w:num>
-  <w:num w:numId="12">
+  <w:num w:numId="12" w16cid:durableId="2111974513">
     <w:abstractNumId w:val="22"/>
   </w:num>
-  <w:num w:numId="13">
+  <w:num w:numId="13" w16cid:durableId="1939832047">
     <w:abstractNumId w:val="16"/>
   </w:num>
-  <w:num w:numId="14">
+  <w:num w:numId="14" w16cid:durableId="665476092">
     <w:abstractNumId w:val="18"/>
   </w:num>
-  <w:num w:numId="15">
+  <w:num w:numId="15" w16cid:durableId="163783473">
     <w:abstractNumId w:val="6"/>
   </w:num>
-  <w:num w:numId="16">
+  <w:num w:numId="16" w16cid:durableId="720791495">
     <w:abstractNumId w:val="23"/>
   </w:num>
-  <w:num w:numId="17">
+  <w:num w:numId="17" w16cid:durableId="529227115">
     <w:abstractNumId w:val="9"/>
   </w:num>
-  <w:num w:numId="18">
+  <w:num w:numId="18" w16cid:durableId="1051074105">
     <w:abstractNumId w:val="11"/>
   </w:num>
-  <w:num w:numId="19">
+  <w:num w:numId="19" w16cid:durableId="945889947">
     <w:abstractNumId w:val="10"/>
   </w:num>
-  <w:num w:numId="20">
+  <w:num w:numId="20" w16cid:durableId="870070654">
     <w:abstractNumId w:val="1"/>
   </w:num>
-  <w:num w:numId="21">
+  <w:num w:numId="21" w16cid:durableId="781732493">
     <w:abstractNumId w:val="4"/>
   </w:num>
-  <w:num w:numId="22">
+  <w:num w:numId="22" w16cid:durableId="58797085">
     <w:abstractNumId w:val="20"/>
   </w:num>
-  <w:num w:numId="23">
+  <w:num w:numId="23" w16cid:durableId="1593509577">
     <w:abstractNumId w:val="21"/>
   </w:num>
-  <w:num w:numId="24">
+  <w:num w:numId="24" w16cid:durableId="1284767979">
     <w:abstractNumId w:val="8"/>
   </w:num>
-  <w:num w:numId="25">
+  <w:num w:numId="25" w16cid:durableId="1071075584">
     <w:abstractNumId w:val="12"/>
   </w:num>
-  <w:num w:numId="26">
+  <w:num w:numId="26" w16cid:durableId="981886303">
     <w:abstractNumId w:val="15"/>
   </w:num>
 </w:numbering>
 </file>
 
 <file path=word/styles.xml><?xml version="1.0" encoding="utf-8"?>
-<w:styles xmlns:mc="http://schemas.openxmlformats.org/markup-compatibility/2006" xmlns:r="http://schemas.openxmlformats.org/officeDocument/2006/relationships" xmlns:w="http://schemas.openxmlformats.org/wordprocessingml/2006/main" xmlns:w14="http://schemas.microsoft.com/office/word/2010/wordml" xmlns:w15="http://schemas.microsoft.com/office/word/2012/wordml" xmlns:w16cex="http://schemas.microsoft.com/office/word/2018/wordml/cex" xmlns:w16cid="http://schemas.microsoft.com/office/word/2016/wordml/cid" xmlns:w16="http://schemas.microsoft.com/office/word/2018/wordml" xmlns:w16sdtdh="http://schemas.microsoft.com/office/word/2020/wordml/sdtdatahash" xmlns:w16se="http://schemas.microsoft.com/office/word/2015/wordml/symex" mc:Ignorable="w14 w15 w16se w16cid w16 w16cex w16sdtdh">
+<w:styles xmlns:mc="http://schemas.openxmlformats.org/markup-compatibility/2006" xmlns:r="http://schemas.openxmlformats.org/officeDocument/2006/relationships" xmlns:w="http://schemas.openxmlformats.org/wordprocessingml/2006/main" xmlns:w14="http://schemas.microsoft.com/office/word/2010/wordml" xmlns:w15="http://schemas.microsoft.com/office/word/2012/wordml" xmlns:w16cex="http://schemas.microsoft.com/office/word/2018/wordml/cex" xmlns:w16cid="http://schemas.microsoft.com/office/word/2016/wordml/cid" xmlns:w16="http://schemas.microsoft.com/office/word/2018/wordml" xmlns:w16du="http://schemas.microsoft.com/office/word/2023/wordml/word16du" xmlns:w16sdtdh="http://schemas.microsoft.com/office/word/2020/wordml/sdtdatahash" xmlns:w16sdtfl="http://schemas.microsoft.com/office/word/2024/wordml/sdtformatlock" xmlns:w16se="http://schemas.microsoft.com/office/word/2015/wordml/symex" mc:Ignorable="w14 w15 w16se w16cid w16 w16cex w16sdtdh w16sdtfl w16du">
   <w:docDefaults>
     <w:rPrDefault>
       <w:rPr>
-        <w:rFonts w:ascii="Arial" w:hAnsi="Arial" w:eastAsia="Arial" w:cs="Arial"/>
+        <w:rFonts w:ascii="Arial" w:eastAsia="Arial" w:hAnsi="Arial" w:cs="Arial"/>
         <w:sz w:val="22"/>
         <w:szCs w:val="22"/>
         <w:lang w:val="en" w:eastAsia="en-US" w:bidi="ar-SA"/>
@@ -4279,14 +4352,14 @@
   <w:latentStyles w:defLockedState="0" w:defUIPriority="99" w:defSemiHidden="0" w:defUnhideWhenUsed="0" w:defQFormat="0" w:count="376">
     <w:lsdException w:name="Normal" w:uiPriority="0" w:qFormat="1"/>
     <w:lsdException w:name="heading 1" w:uiPriority="9" w:qFormat="1"/>
-    <w:lsdException w:name="heading 2" w:uiPriority="9" w:semiHidden="1" w:unhideWhenUsed="1" w:qFormat="1"/>
-    <w:lsdException w:name="heading 3" w:uiPriority="9" w:semiHidden="1" w:unhideWhenUsed="1" w:qFormat="1"/>
-    <w:lsdException w:name="heading 4" w:uiPriority="9" w:semiHidden="1" w:unhideWhenUsed="1" w:qFormat="1"/>
-    <w:lsdException w:name="heading 5" w:uiPriority="9" w:semiHidden="1" w:unhideWhenUsed="1" w:qFormat="1"/>
-    <w:lsdException w:name="heading 6" w:uiPriority="9" w:semiHidden="1" w:unhideWhenUsed="1" w:qFormat="1"/>
-    <w:lsdException w:name="heading 7" w:uiPriority="9" w:semiHidden="1" w:unhideWhenUsed="1" w:qFormat="1"/>
-    <w:lsdException w:name="heading 8" w:uiPriority="9" w:semiHidden="1" w:unhideWhenUsed="1" w:qFormat="1"/>
-    <w:lsdException w:name="heading 9" w:uiPriority="9" w:semiHidden="1" w:unhideWhenUsed="1" w:qFormat="1"/>
+    <w:lsdException w:name="heading 2" w:semiHidden="1" w:uiPriority="9" w:unhideWhenUsed="1" w:qFormat="1"/>
+    <w:lsdException w:name="heading 3" w:semiHidden="1" w:uiPriority="9" w:unhideWhenUsed="1" w:qFormat="1"/>
+    <w:lsdException w:name="heading 4" w:semiHidden="1" w:uiPriority="9" w:unhideWhenUsed="1" w:qFormat="1"/>
+    <w:lsdException w:name="heading 5" w:semiHidden="1" w:uiPriority="9" w:unhideWhenUsed="1" w:qFormat="1"/>
+    <w:lsdException w:name="heading 6" w:semiHidden="1" w:uiPriority="9" w:unhideWhenUsed="1" w:qFormat="1"/>
+    <w:lsdException w:name="heading 7" w:semiHidden="1" w:uiPriority="9" w:unhideWhenUsed="1" w:qFormat="1"/>
+    <w:lsdException w:name="heading 8" w:semiHidden="1" w:uiPriority="9" w:unhideWhenUsed="1" w:qFormat="1"/>
+    <w:lsdException w:name="heading 9" w:semiHidden="1" w:uiPriority="9" w:unhideWhenUsed="1" w:qFormat="1"/>
     <w:lsdException w:name="index 1" w:semiHidden="1" w:unhideWhenUsed="1"/>
     <w:lsdException w:name="index 2" w:semiHidden="1" w:unhideWhenUsed="1"/>
     <w:lsdException w:name="index 3" w:semiHidden="1" w:unhideWhenUsed="1"/>
@@ -4296,22 +4369,22 @@
     <w:lsdException w:name="index 7" w:semiHidden="1" w:unhideWhenUsed="1"/>
     <w:lsdException w:name="index 8" w:semiHidden="1" w:unhideWhenUsed="1"/>
     <w:lsdException w:name="index 9" w:semiHidden="1" w:unhideWhenUsed="1"/>
-    <w:lsdException w:name="toc 1" w:uiPriority="39" w:semiHidden="1" w:unhideWhenUsed="1"/>
-    <w:lsdException w:name="toc 2" w:uiPriority="39" w:semiHidden="1" w:unhideWhenUsed="1"/>
-    <w:lsdException w:name="toc 3" w:uiPriority="39" w:semiHidden="1" w:unhideWhenUsed="1"/>
-    <w:lsdException w:name="toc 4" w:uiPriority="39" w:semiHidden="1" w:unhideWhenUsed="1"/>
-    <w:lsdException w:name="toc 5" w:uiPriority="39" w:semiHidden="1" w:unhideWhenUsed="1"/>
-    <w:lsdException w:name="toc 6" w:uiPriority="39" w:semiHidden="1" w:unhideWhenUsed="1"/>
-    <w:lsdException w:name="toc 7" w:uiPriority="39" w:semiHidden="1" w:unhideWhenUsed="1"/>
-    <w:lsdException w:name="toc 8" w:uiPriority="39" w:semiHidden="1" w:unhideWhenUsed="1"/>
-    <w:lsdException w:name="toc 9" w:uiPriority="39" w:semiHidden="1" w:unhideWhenUsed="1"/>
+    <w:lsdException w:name="toc 1" w:semiHidden="1" w:uiPriority="39" w:unhideWhenUsed="1"/>
+    <w:lsdException w:name="toc 2" w:semiHidden="1" w:uiPriority="39" w:unhideWhenUsed="1"/>
+    <w:lsdException w:name="toc 3" w:semiHidden="1" w:uiPriority="39" w:unhideWhenUsed="1"/>
+    <w:lsdException w:name="toc 4" w:semiHidden="1" w:uiPriority="39" w:unhideWhenUsed="1"/>
+    <w:lsdException w:name="toc 5" w:semiHidden="1" w:uiPriority="39" w:unhideWhenUsed="1"/>
+    <w:lsdException w:name="toc 6" w:semiHidden="1" w:uiPriority="39" w:unhideWhenUsed="1"/>
+    <w:lsdException w:name="toc 7" w:semiHidden="1" w:uiPriority="39" w:unhideWhenUsed="1"/>
+    <w:lsdException w:name="toc 8" w:semiHidden="1" w:uiPriority="39" w:unhideWhenUsed="1"/>
+    <w:lsdException w:name="toc 9" w:semiHidden="1" w:uiPriority="39" w:unhideWhenUsed="1"/>
     <w:lsdException w:name="Normal Indent" w:semiHidden="1" w:unhideWhenUsed="1"/>
     <w:lsdException w:name="footnote text" w:semiHidden="1" w:unhideWhenUsed="1"/>
     <w:lsdException w:name="annotation text" w:semiHidden="1" w:unhideWhenUsed="1"/>
     <w:lsdException w:name="header" w:semiHidden="1" w:unhideWhenUsed="1"/>
     <w:lsdException w:name="footer" w:semiHidden="1" w:unhideWhenUsed="1"/>
     <w:lsdException w:name="index heading" w:semiHidden="1" w:unhideWhenUsed="1"/>
-    <w:lsdException w:name="caption" w:uiPriority="35" w:semiHidden="1" w:unhideWhenUsed="1" w:qFormat="1"/>
+    <w:lsdException w:name="caption" w:semiHidden="1" w:uiPriority="35" w:unhideWhenUsed="1" w:qFormat="1"/>
     <w:lsdException w:name="table of figures" w:semiHidden="1" w:unhideWhenUsed="1"/>
     <w:lsdException w:name="envelope address" w:semiHidden="1" w:unhideWhenUsed="1"/>
     <w:lsdException w:name="envelope return" w:semiHidden="1" w:unhideWhenUsed="1"/>
@@ -4342,7 +4415,7 @@
     <w:lsdException w:name="Title" w:uiPriority="10" w:qFormat="1"/>
     <w:lsdException w:name="Closing" w:semiHidden="1" w:unhideWhenUsed="1"/>
     <w:lsdException w:name="Signature" w:semiHidden="1" w:unhideWhenUsed="1"/>
-    <w:lsdException w:name="Default Paragraph Font" w:uiPriority="1" w:semiHidden="1" w:unhideWhenUsed="1"/>
+    <w:lsdException w:name="Default Paragraph Font" w:semiHidden="1" w:uiPriority="1" w:unhideWhenUsed="1"/>
     <w:lsdException w:name="Body Text" w:semiHidden="1" w:unhideWhenUsed="1"/>
     <w:lsdException w:name="Body Text Indent" w:semiHidden="1" w:unhideWhenUsed="1"/>
     <w:lsdException w:name="List Continue" w:semiHidden="1" w:unhideWhenUsed="1"/>
@@ -4542,8 +4615,8 @@
     <w:lsdException w:name="Subtle Reference" w:uiPriority="31" w:qFormat="1"/>
     <w:lsdException w:name="Intense Reference" w:uiPriority="32" w:qFormat="1"/>
     <w:lsdException w:name="Book Title" w:uiPriority="33" w:qFormat="1"/>
-    <w:lsdException w:name="Bibliography" w:uiPriority="37" w:semiHidden="1" w:unhideWhenUsed="1"/>
-    <w:lsdException w:name="TOC Heading" w:uiPriority="39" w:semiHidden="1" w:unhideWhenUsed="1" w:qFormat="1"/>
+    <w:lsdException w:name="Bibliography" w:semiHidden="1" w:uiPriority="37" w:unhideWhenUsed="1"/>
+    <w:lsdException w:name="TOC Heading" w:semiHidden="1" w:uiPriority="39" w:unhideWhenUsed="1" w:qFormat="1"/>
     <w:lsdException w:name="Plain Table 1" w:uiPriority="41"/>
     <w:lsdException w:name="Plain Table 2" w:uiPriority="42"/>
     <w:lsdException w:name="Plain Table 3" w:uiPriority="43"/>
@@ -4654,7 +4727,7 @@
     <w:lsdException w:name="Unresolved Mention" w:semiHidden="1" w:unhideWhenUsed="1"/>
     <w:lsdException w:name="Smart Link" w:semiHidden="1" w:unhideWhenUsed="1"/>
   </w:latentStyles>
-  <w:style w:type="paragraph" w:styleId="Normal" w:default="1">
+  <w:style w:type="paragraph" w:default="1" w:styleId="Normal">
     <w:name w:val="Normal"/>
     <w:qFormat/>
   </w:style>
@@ -4671,7 +4744,7 @@
       <w:outlineLvl w:val="0"/>
     </w:pPr>
     <w:rPr>
-      <w:rFonts w:ascii="Calibri" w:hAnsi="Calibri" w:eastAsia="Calibri" w:cs="Calibri"/>
+      <w:rFonts w:ascii="Calibri" w:eastAsia="Calibri" w:hAnsi="Calibri" w:cs="Calibri"/>
       <w:i/>
       <w:color w:val="00B0F0"/>
       <w:sz w:val="40"/>
@@ -4772,13 +4845,13 @@
       <w:color w:val="666666"/>
     </w:rPr>
   </w:style>
-  <w:style w:type="character" w:styleId="DefaultParagraphFont" w:default="1">
+  <w:style w:type="character" w:default="1" w:styleId="DefaultParagraphFont">
     <w:name w:val="Default Paragraph Font"/>
     <w:uiPriority w:val="1"/>
     <w:semiHidden/>
     <w:unhideWhenUsed/>
   </w:style>
-  <w:style w:type="table" w:styleId="TableNormal" w:default="1">
+  <w:style w:type="table" w:default="1" w:styleId="TableNormal">
     <w:name w:val="Normal Table"/>
     <w:uiPriority w:val="99"/>
     <w:semiHidden/>
@@ -4793,7 +4866,7 @@
       </w:tblCellMar>
     </w:tblPr>
   </w:style>
-  <w:style w:type="numbering" w:styleId="NoList" w:default="1">
+  <w:style w:type="numbering" w:default="1" w:styleId="NoList">
     <w:name w:val="No List"/>
     <w:uiPriority w:val="99"/>
     <w:semiHidden/>
@@ -4813,7 +4886,7 @@
       <w:jc w:val="center"/>
     </w:pPr>
     <w:rPr>
-      <w:rFonts w:ascii="Calibri" w:hAnsi="Calibri" w:eastAsia="Calibri" w:cs="Calibri"/>
+      <w:rFonts w:ascii="Calibri" w:eastAsia="Calibri" w:hAnsi="Calibri" w:cs="Calibri"/>
       <w:i/>
       <w:color w:val="000000"/>
       <w:sz w:val="50"/>
@@ -4863,7 +4936,7 @@
       <w:spacing w:line="240" w:lineRule="auto"/>
     </w:pPr>
   </w:style>
-  <w:style w:type="character" w:styleId="HeaderChar" w:customStyle="1">
+  <w:style w:type="character" w:customStyle="1" w:styleId="HeaderChar">
     <w:name w:val="Header Char"/>
     <w:basedOn w:val="DefaultParagraphFont"/>
     <w:link w:val="Header"/>
@@ -4885,7 +4958,7 @@
       <w:spacing w:line="240" w:lineRule="auto"/>
     </w:pPr>
   </w:style>
-  <w:style w:type="character" w:styleId="FooterChar" w:customStyle="1">
+  <w:style w:type="character" w:customStyle="1" w:styleId="FooterChar">
     <w:name w:val="Footer Char"/>
     <w:basedOn w:val="DefaultParagraphFont"/>
     <w:link w:val="Footer"/>
@@ -4925,12 +4998,12 @@
     </w:pPr>
     <w:tblPr>
       <w:tblBorders>
-        <w:top w:val="single" w:color="auto" w:sz="4" w:space="0"/>
-        <w:left w:val="single" w:color="auto" w:sz="4" w:space="0"/>
-        <w:bottom w:val="single" w:color="auto" w:sz="4" w:space="0"/>
-        <w:right w:val="single" w:color="auto" w:sz="4" w:space="0"/>
-        <w:insideH w:val="single" w:color="auto" w:sz="4" w:space="0"/>
-        <w:insideV w:val="single" w:color="auto" w:sz="4" w:space="0"/>
+        <w:top w:val="single" w:sz="4" w:space="0" w:color="auto"/>
+        <w:left w:val="single" w:sz="4" w:space="0" w:color="auto"/>
+        <w:bottom w:val="single" w:sz="4" w:space="0" w:color="auto"/>
+        <w:right w:val="single" w:sz="4" w:space="0" w:color="auto"/>
+        <w:insideH w:val="single" w:sz="4" w:space="0" w:color="auto"/>
+        <w:insideV w:val="single" w:sz="4" w:space="0" w:color="auto"/>
       </w:tblBorders>
     </w:tblPr>
   </w:style>
@@ -4965,7 +5038,7 @@
       <w:spacing w:before="100" w:beforeAutospacing="1" w:after="100" w:afterAutospacing="1" w:line="240" w:lineRule="auto"/>
     </w:pPr>
     <w:rPr>
-      <w:rFonts w:ascii="Times New Roman" w:hAnsi="Times New Roman" w:eastAsia="Times New Roman" w:cs="Times New Roman"/>
+      <w:rFonts w:ascii="Times New Roman" w:eastAsia="Times New Roman" w:hAnsi="Times New Roman" w:cs="Times New Roman"/>
       <w:sz w:val="24"/>
       <w:szCs w:val="24"/>
       <w:lang w:val="en-US" w:bidi="km-KH"/>
@@ -5295,9 +5368,12 @@
 </file>
 
 <file path=customXml/item1.xml><?xml version="1.0" encoding="utf-8"?>
-<go:gDocsCustomXmlDataStorage xmlns:go="http://customooxmlschemas.google.com/" xmlns:r="http://schemas.openxmlformats.org/officeDocument/2006/relationships" uri="GoogleDocsCustomDataVersion2">
-  <go:docsCustomData xmlns:go="http://customooxmlschemas.google.com/" roundtripDataSignature="AMtx7mh1ngyAXwojw/0a+AUFn014TxzePQ==">CgMxLjAyCGguZ2pkZ3hzMgloLjMwajB6bGw4AHIhMVBsY1BPdjJFYkdqM0p6NXB3T3hEUDdaRERiWnZlZ2I0</go:docsCustomData>
-</go:gDocsCustomXmlDataStorage>
+<?mso-contentType ?>
+<FormTemplates xmlns="http://schemas.microsoft.com/sharepoint/v3/contenttype/forms">
+  <Display>DocumentLibraryForm</Display>
+  <Edit>DocumentLibraryForm</Edit>
+  <New>DocumentLibraryForm</New>
+</FormTemplates>
 </file>
 
 <file path=customXml/item2.xml><?xml version="1.0" encoding="utf-8"?>
@@ -5427,12 +5503,9 @@
 </file>
 
 <file path=customXml/item3.xml><?xml version="1.0" encoding="utf-8"?>
-<?mso-contentType ?>
-<FormTemplates xmlns="http://schemas.microsoft.com/sharepoint/v3/contenttype/forms">
-  <Display>DocumentLibraryForm</Display>
-  <Edit>DocumentLibraryForm</Edit>
-  <New>DocumentLibraryForm</New>
-</FormTemplates>
+<go:gDocsCustomXmlDataStorage xmlns:go="http://customooxmlschemas.google.com/" xmlns:r="http://schemas.openxmlformats.org/officeDocument/2006/relationships" uri="GoogleDocsCustomDataVersion2">
+  <go:docsCustomData xmlns:go="http://customooxmlschemas.google.com/" roundtripDataSignature="AMtx7mh1ngyAXwojw/0a+AUFn014TxzePQ==">CgMxLjAyCGguZ2pkZ3hzMgloLjMwajB6bGw4AHIhMVBsY1BPdjJFYkdqM0p6NXB3T3hEUDdaRERiWnZlZ2I0</go:docsCustomData>
+</go:gDocsCustomXmlDataStorage>
 </file>
 
 <file path=customXml/item4.xml><?xml version="1.0" encoding="utf-8"?>
@@ -5444,6 +5517,32 @@
 </file>
 
 <file path=customXml/itemProps1.xml><?xml version="1.0" encoding="utf-8"?>
+<ds:datastoreItem xmlns:ds="http://schemas.openxmlformats.org/officeDocument/2006/customXml" ds:itemID="{649120B2-C207-4CF1-86F6-58C0B9E4F806}">
+  <ds:schemaRefs>
+    <ds:schemaRef ds:uri="http://schemas.microsoft.com/sharepoint/v3/contenttype/forms"/>
+  </ds:schemaRefs>
+</ds:datastoreItem>
+</file>
+
+<file path=customXml/itemProps2.xml><?xml version="1.0" encoding="utf-8"?>
+<ds:datastoreItem xmlns:ds="http://schemas.openxmlformats.org/officeDocument/2006/customXml" ds:itemID="{69F2BC53-4CB1-4865-8FAE-5533D38FF125}">
+  <ds:schemaRefs>
+    <ds:schemaRef ds:uri="http://schemas.microsoft.com/office/2006/metadata/contentType"/>
+    <ds:schemaRef ds:uri="http://schemas.microsoft.com/office/2006/metadata/properties/metaAttributes"/>
+    <ds:schemaRef ds:uri="http://www.w3.org/2001/XMLSchema"/>
+    <ds:schemaRef ds:uri="http://schemas.microsoft.com/office/2006/metadata/properties"/>
+    <ds:schemaRef ds:uri="2a711f2a-c49e-4819-990c-528761116a14"/>
+    <ds:schemaRef ds:uri="http://schemas.microsoft.com/office/2006/documentManagement/types"/>
+    <ds:schemaRef ds:uri="http://schemas.microsoft.com/office/infopath/2007/PartnerControls"/>
+    <ds:schemaRef ds:uri="http://schemas.openxmlformats.org/package/2006/metadata/core-properties"/>
+    <ds:schemaRef ds:uri="http://purl.org/dc/elements/1.1/"/>
+    <ds:schemaRef ds:uri="http://purl.org/dc/terms/"/>
+    <ds:schemaRef ds:uri="http://schemas.microsoft.com/internal/obd"/>
+  </ds:schemaRefs>
+</ds:datastoreItem>
+</file>
+
+<file path=customXml/itemProps3.xml><?xml version="1.0" encoding="utf-8"?>
 <ds:datastoreItem xmlns:ds="http://schemas.openxmlformats.org/officeDocument/2006/customXml" ds:itemID="{11111111-1234-1234-1234-123412341234}">
   <ds:schemaRefs>
     <ds:schemaRef ds:uri="http://customooxmlschemas.google.com/"/>
@@ -5452,14 +5551,12 @@
 </ds:datastoreItem>
 </file>
 
-<file path=customXml/itemProps2.xml><?xml version="1.0" encoding="utf-8"?>
-<ds:datastoreItem xmlns:ds="http://schemas.openxmlformats.org/officeDocument/2006/customXml" ds:itemID="{69F2BC53-4CB1-4865-8FAE-5533D38FF125}"/>
-</file>
-
-<file path=customXml/itemProps3.xml><?xml version="1.0" encoding="utf-8"?>
-<ds:datastoreItem xmlns:ds="http://schemas.openxmlformats.org/officeDocument/2006/customXml" ds:itemID="{649120B2-C207-4CF1-86F6-58C0B9E4F806}"/>
-</file>
-
 <file path=customXml/itemProps4.xml><?xml version="1.0" encoding="utf-8"?>
-<ds:datastoreItem xmlns:ds="http://schemas.openxmlformats.org/officeDocument/2006/customXml" ds:itemID="{7D55435D-FFED-4F5B-83A2-076A5D37E01E}"/>
+<ds:datastoreItem xmlns:ds="http://schemas.openxmlformats.org/officeDocument/2006/customXml" ds:itemID="{7D55435D-FFED-4F5B-83A2-076A5D37E01E}">
+  <ds:schemaRefs>
+    <ds:schemaRef ds:uri="http://schemas.microsoft.com/office/2006/metadata/properties"/>
+    <ds:schemaRef ds:uri="http://schemas.microsoft.com/office/infopath/2007/PartnerControls"/>
+    <ds:schemaRef ds:uri="2a711f2a-c49e-4819-990c-528761116a14"/>
+  </ds:schemaRefs>
+</ds:datastoreItem>
 </file>